--- a/Hash index.docx
+++ b/Hash index.docx
@@ -12,10 +12,11 @@
       <w:r>
         <w:rPr>
           <w:rFonts w:ascii="Calibri" w:hAnsi="Calibri" w:cs="Calibri"/>
+          <w:noProof/>
           <w:lang w:val="sr-Latn-RS"/>
         </w:rPr>
         <w:drawing>
-          <wp:anchor distT="0" distB="0" distL="0" distR="0" simplePos="0" relativeHeight="251658240" behindDoc="0" locked="0" layoutInCell="0" allowOverlap="1" wp14:anchorId="5DDA0CDD" wp14:editId="63DE5F7D">
+          <wp:anchor distT="0" distB="0" distL="0" distR="0" simplePos="0" relativeHeight="251657216" behindDoc="0" locked="0" layoutInCell="0" allowOverlap="1" wp14:anchorId="5DDA0CDD" wp14:editId="63DE5F7D">
             <wp:simplePos x="0" y="0"/>
             <wp:positionH relativeFrom="column">
               <wp:posOffset>29845</wp:posOffset>
@@ -40,7 +41,7 @@
                     </pic:cNvPicPr>
                   </pic:nvPicPr>
                   <pic:blipFill>
-                    <a:blip r:embed="rId5">
+                    <a:blip r:embed="rId8">
                       <a:extLst>
                         <a:ext uri="{28A0092B-C50C-407E-A947-70E740481C1C}">
                           <a14:useLocalDpi xmlns:a14="http://schemas.microsoft.com/office/drawing/2010/main" val="0"/>
@@ -77,6 +78,7 @@
       <w:r>
         <w:rPr>
           <w:rFonts w:ascii="Calibri" w:hAnsi="Calibri" w:cs="Calibri"/>
+          <w:noProof/>
           <w:lang w:val="sr-Latn-RS"/>
         </w:rPr>
         <w:drawing>
@@ -105,7 +107,7 @@
                     </pic:cNvPicPr>
                   </pic:nvPicPr>
                   <pic:blipFill>
-                    <a:blip r:embed="rId6">
+                    <a:blip r:embed="rId9">
                       <a:extLst>
                         <a:ext uri="{28A0092B-C50C-407E-A947-70E740481C1C}">
                           <a14:useLocalDpi xmlns:a14="http://schemas.microsoft.com/office/drawing/2010/main" val="0"/>
@@ -630,16 +632,19 @@
           <w:lang w:val="sr-Latn-RS"/>
         </w:rPr>
         <w:tab/>
-      </w:r>
-      <w:r>
+        <w:t xml:space="preserve">       Student:</w:t>
+      </w:r>
+    </w:p>
+    <w:p>
+      <w:pPr>
+        <w:ind w:left="5760" w:hanging="5760"/>
         <w:rPr>
           <w:rFonts w:ascii="Calibri" w:hAnsi="Calibri" w:cs="Calibri"/>
           <w:sz w:val="28"/>
           <w:szCs w:val="28"/>
           <w:lang w:val="sr-Latn-RS"/>
         </w:rPr>
-        <w:t xml:space="preserve">       </w:t>
-      </w:r>
+      </w:pPr>
       <w:r>
         <w:rPr>
           <w:rFonts w:ascii="Calibri" w:hAnsi="Calibri" w:cs="Calibri"/>
@@ -647,19 +652,17 @@
           <w:szCs w:val="28"/>
           <w:lang w:val="sr-Latn-RS"/>
         </w:rPr>
-        <w:t>Student:</w:t>
-      </w:r>
-    </w:p>
-    <w:p>
-      <w:pPr>
-        <w:ind w:left="5760" w:hanging="5760"/>
+        <w:t>Prof. dr Aleksandar Stanimirović</w:t>
+      </w:r>
+      <w:r>
         <w:rPr>
           <w:rFonts w:ascii="Calibri" w:hAnsi="Calibri" w:cs="Calibri"/>
           <w:sz w:val="28"/>
           <w:szCs w:val="28"/>
           <w:lang w:val="sr-Latn-RS"/>
         </w:rPr>
-      </w:pPr>
+        <w:tab/>
+      </w:r>
       <w:r>
         <w:rPr>
           <w:rFonts w:ascii="Calibri" w:hAnsi="Calibri" w:cs="Calibri"/>
@@ -667,7 +670,7 @@
           <w:szCs w:val="28"/>
           <w:lang w:val="sr-Latn-RS"/>
         </w:rPr>
-        <w:t>Prof. dr Aleksandar Stanimirović</w:t>
+        <w:tab/>
       </w:r>
       <w:r>
         <w:rPr>
@@ -677,16 +680,20 @@
           <w:lang w:val="sr-Latn-RS"/>
         </w:rPr>
         <w:tab/>
-      </w:r>
-      <w:r>
+        <w:t xml:space="preserve">    Mihajlo Bencun </w:t>
+      </w:r>
+    </w:p>
+    <w:p>
+      <w:pPr>
+        <w:ind w:left="5760" w:hanging="5760"/>
+        <w:jc w:val="right"/>
         <w:rPr>
           <w:rFonts w:ascii="Calibri" w:hAnsi="Calibri" w:cs="Calibri"/>
           <w:sz w:val="28"/>
           <w:szCs w:val="28"/>
           <w:lang w:val="sr-Latn-RS"/>
         </w:rPr>
-        <w:tab/>
-      </w:r>
+      </w:pPr>
       <w:r>
         <w:rPr>
           <w:rFonts w:ascii="Calibri" w:hAnsi="Calibri" w:cs="Calibri"/>
@@ -694,42 +701,1715 @@
           <w:szCs w:val="28"/>
           <w:lang w:val="sr-Latn-RS"/>
         </w:rPr>
-        <w:tab/>
-      </w:r>
-      <w:r>
+        <w:t>1992</w:t>
+      </w:r>
+    </w:p>
+    <w:p>
+      <w:pPr>
+        <w:jc w:val="center"/>
         <w:rPr>
           <w:rFonts w:ascii="Calibri" w:hAnsi="Calibri" w:cs="Calibri"/>
           <w:sz w:val="28"/>
           <w:szCs w:val="28"/>
           <w:lang w:val="sr-Latn-RS"/>
         </w:rPr>
-        <w:t xml:space="preserve">    Mihajlo Bencun </w:t>
-      </w:r>
-    </w:p>
-    <w:p>
-      <w:pPr>
-        <w:ind w:left="5760" w:hanging="5760"/>
-        <w:jc w:val="right"/>
+      </w:pPr>
+      <w:r>
         <w:rPr>
           <w:rFonts w:ascii="Calibri" w:hAnsi="Calibri" w:cs="Calibri"/>
           <w:sz w:val="28"/>
           <w:szCs w:val="28"/>
           <w:lang w:val="sr-Latn-RS"/>
         </w:rPr>
-      </w:pPr>
-      <w:r>
+        <w:t>Niš, maj 2026.</w:t>
+      </w:r>
+    </w:p>
+    <w:p>
+      <w:pPr>
+        <w:pStyle w:val="TOCHeading"/>
         <w:rPr>
           <w:rFonts w:ascii="Calibri" w:hAnsi="Calibri" w:cs="Calibri"/>
           <w:sz w:val="28"/>
           <w:szCs w:val="28"/>
           <w:lang w:val="sr-Latn-RS"/>
         </w:rPr>
-        <w:t>1992</w:t>
-      </w:r>
-    </w:p>
-    <w:p>
-      <w:pPr>
-        <w:jc w:val="center"/>
+      </w:pPr>
+    </w:p>
+    <w:sdt>
+      <w:sdtPr>
+        <w:id w:val="-906068759"/>
+        <w:docPartObj>
+          <w:docPartGallery w:val="Table of Contents"/>
+          <w:docPartUnique/>
+        </w:docPartObj>
+      </w:sdtPr>
+      <w:sdtEndPr>
+        <w:rPr>
+          <w:rFonts w:ascii="Liberation Serif" w:eastAsia="Noto Serif CJK SC" w:hAnsi="Liberation Serif" w:cs="Noto Sans Devanagari"/>
+          <w:b/>
+          <w:bCs/>
+          <w:noProof/>
+          <w:color w:val="auto"/>
+          <w:kern w:val="2"/>
+          <w:sz w:val="24"/>
+          <w:szCs w:val="24"/>
+          <w:lang w:eastAsia="zh-CN" w:bidi="hi-IN"/>
+        </w:rPr>
+      </w:sdtEndPr>
+      <w:sdtContent>
+        <w:p>
+          <w:pPr>
+            <w:pStyle w:val="TOCHeading"/>
+          </w:pPr>
+          <w:r>
+            <w:t>Contents</w:t>
+          </w:r>
+        </w:p>
+        <w:p>
+          <w:pPr>
+            <w:pStyle w:val="TOC1"/>
+            <w:tabs>
+              <w:tab w:val="left" w:pos="440"/>
+              <w:tab w:val="right" w:leader="dot" w:pos="9350"/>
+            </w:tabs>
+            <w:rPr>
+              <w:rFonts w:asciiTheme="minorHAnsi" w:eastAsiaTheme="minorEastAsia" w:hAnsiTheme="minorHAnsi" w:cstheme="minorBidi"/>
+              <w:noProof/>
+              <w:kern w:val="0"/>
+              <w:sz w:val="22"/>
+              <w:szCs w:val="22"/>
+              <w:lang w:eastAsia="en-US" w:bidi="ar-SA"/>
+            </w:rPr>
+          </w:pPr>
+          <w:r>
+            <w:fldChar w:fldCharType="begin"/>
+          </w:r>
+          <w:r>
+            <w:instrText xml:space="preserve"> TOC \o "1-3" \h \z \u </w:instrText>
+          </w:r>
+          <w:r>
+            <w:fldChar w:fldCharType="separate"/>
+          </w:r>
+          <w:hyperlink w:anchor="_Toc229537952" w:history="1">
+            <w:r>
+              <w:rPr>
+                <w:rStyle w:val="Hyperlink"/>
+                <w:rFonts w:ascii="Calibri" w:hAnsi="Calibri" w:cs="Calibri"/>
+                <w:noProof/>
+                <w:lang w:val="sr-Latn-RS"/>
+              </w:rPr>
+              <w:t>1.</w:t>
+            </w:r>
+            <w:r>
+              <w:rPr>
+                <w:rFonts w:asciiTheme="minorHAnsi" w:eastAsiaTheme="minorEastAsia" w:hAnsiTheme="minorHAnsi" w:cstheme="minorBidi"/>
+                <w:noProof/>
+                <w:kern w:val="0"/>
+                <w:sz w:val="22"/>
+                <w:szCs w:val="22"/>
+                <w:lang w:eastAsia="en-US" w:bidi="ar-SA"/>
+              </w:rPr>
+              <w:tab/>
+            </w:r>
+            <w:r>
+              <w:rPr>
+                <w:rStyle w:val="Hyperlink"/>
+                <w:rFonts w:ascii="Calibri" w:hAnsi="Calibri" w:cs="Calibri"/>
+                <w:noProof/>
+                <w:lang w:val="sr-Latn-RS"/>
+              </w:rPr>
+              <w:t>Uvod</w:t>
+            </w:r>
+            <w:r>
+              <w:rPr>
+                <w:noProof/>
+                <w:webHidden/>
+              </w:rPr>
+              <w:tab/>
+            </w:r>
+            <w:r>
+              <w:rPr>
+                <w:noProof/>
+                <w:webHidden/>
+              </w:rPr>
+              <w:fldChar w:fldCharType="begin"/>
+            </w:r>
+            <w:r>
+              <w:rPr>
+                <w:noProof/>
+                <w:webHidden/>
+              </w:rPr>
+              <w:instrText xml:space="preserve"> PAGEREF _Toc229537952 \h </w:instrText>
+            </w:r>
+            <w:r>
+              <w:rPr>
+                <w:noProof/>
+                <w:webHidden/>
+              </w:rPr>
+            </w:r>
+            <w:r>
+              <w:rPr>
+                <w:noProof/>
+                <w:webHidden/>
+              </w:rPr>
+              <w:fldChar w:fldCharType="separate"/>
+            </w:r>
+            <w:r>
+              <w:rPr>
+                <w:noProof/>
+                <w:webHidden/>
+              </w:rPr>
+              <w:t>3</w:t>
+            </w:r>
+            <w:r>
+              <w:rPr>
+                <w:noProof/>
+                <w:webHidden/>
+              </w:rPr>
+              <w:fldChar w:fldCharType="end"/>
+            </w:r>
+          </w:hyperlink>
+        </w:p>
+        <w:p>
+          <w:pPr>
+            <w:pStyle w:val="TOC1"/>
+            <w:tabs>
+              <w:tab w:val="left" w:pos="440"/>
+              <w:tab w:val="right" w:leader="dot" w:pos="9350"/>
+            </w:tabs>
+            <w:rPr>
+              <w:rFonts w:asciiTheme="minorHAnsi" w:eastAsiaTheme="minorEastAsia" w:hAnsiTheme="minorHAnsi" w:cstheme="minorBidi"/>
+              <w:noProof/>
+              <w:kern w:val="0"/>
+              <w:sz w:val="22"/>
+              <w:szCs w:val="22"/>
+              <w:lang w:eastAsia="en-US" w:bidi="ar-SA"/>
+            </w:rPr>
+          </w:pPr>
+          <w:hyperlink w:anchor="_Toc229537953" w:history="1">
+            <w:r>
+              <w:rPr>
+                <w:rStyle w:val="Hyperlink"/>
+                <w:rFonts w:ascii="Calibri" w:hAnsi="Calibri" w:cs="Calibri"/>
+                <w:noProof/>
+                <w:lang w:val="sr-Latn-RS"/>
+              </w:rPr>
+              <w:t>2.</w:t>
+            </w:r>
+            <w:r>
+              <w:rPr>
+                <w:rFonts w:asciiTheme="minorHAnsi" w:eastAsiaTheme="minorEastAsia" w:hAnsiTheme="minorHAnsi" w:cstheme="minorBidi"/>
+                <w:noProof/>
+                <w:kern w:val="0"/>
+                <w:sz w:val="22"/>
+                <w:szCs w:val="22"/>
+                <w:lang w:eastAsia="en-US" w:bidi="ar-SA"/>
+              </w:rPr>
+              <w:tab/>
+            </w:r>
+            <w:r>
+              <w:rPr>
+                <w:rStyle w:val="Hyperlink"/>
+                <w:rFonts w:ascii="Calibri" w:hAnsi="Calibri" w:cs="Calibri"/>
+                <w:noProof/>
+                <w:lang w:val="sr-Latn-RS"/>
+              </w:rPr>
+              <w:t>Indeksiranje</w:t>
+            </w:r>
+            <w:r>
+              <w:rPr>
+                <w:noProof/>
+                <w:webHidden/>
+              </w:rPr>
+              <w:tab/>
+            </w:r>
+            <w:r>
+              <w:rPr>
+                <w:noProof/>
+                <w:webHidden/>
+              </w:rPr>
+              <w:fldChar w:fldCharType="begin"/>
+            </w:r>
+            <w:r>
+              <w:rPr>
+                <w:noProof/>
+                <w:webHidden/>
+              </w:rPr>
+              <w:instrText xml:space="preserve"> PAGEREF _Toc229537953 \h </w:instrText>
+            </w:r>
+            <w:r>
+              <w:rPr>
+                <w:noProof/>
+                <w:webHidden/>
+              </w:rPr>
+            </w:r>
+            <w:r>
+              <w:rPr>
+                <w:noProof/>
+                <w:webHidden/>
+              </w:rPr>
+              <w:fldChar w:fldCharType="separate"/>
+            </w:r>
+            <w:r>
+              <w:rPr>
+                <w:noProof/>
+                <w:webHidden/>
+              </w:rPr>
+              <w:t>5</w:t>
+            </w:r>
+            <w:r>
+              <w:rPr>
+                <w:noProof/>
+                <w:webHidden/>
+              </w:rPr>
+              <w:fldChar w:fldCharType="end"/>
+            </w:r>
+          </w:hyperlink>
+        </w:p>
+        <w:p>
+          <w:pPr>
+            <w:pStyle w:val="TOC1"/>
+            <w:tabs>
+              <w:tab w:val="left" w:pos="660"/>
+              <w:tab w:val="right" w:leader="dot" w:pos="9350"/>
+            </w:tabs>
+            <w:rPr>
+              <w:rFonts w:asciiTheme="minorHAnsi" w:eastAsiaTheme="minorEastAsia" w:hAnsiTheme="minorHAnsi" w:cstheme="minorBidi"/>
+              <w:noProof/>
+              <w:kern w:val="0"/>
+              <w:sz w:val="22"/>
+              <w:szCs w:val="22"/>
+              <w:lang w:eastAsia="en-US" w:bidi="ar-SA"/>
+            </w:rPr>
+          </w:pPr>
+          <w:hyperlink w:anchor="_Toc229537954" w:history="1">
+            <w:r>
+              <w:rPr>
+                <w:rStyle w:val="Hyperlink"/>
+                <w:rFonts w:ascii="Calibri" w:hAnsi="Calibri" w:cs="Calibri"/>
+                <w:noProof/>
+                <w:lang w:val="sr-Latn-RS"/>
+              </w:rPr>
+              <w:t>2.1.</w:t>
+            </w:r>
+            <w:r>
+              <w:rPr>
+                <w:rFonts w:asciiTheme="minorHAnsi" w:eastAsiaTheme="minorEastAsia" w:hAnsiTheme="minorHAnsi" w:cstheme="minorBidi"/>
+                <w:noProof/>
+                <w:kern w:val="0"/>
+                <w:sz w:val="22"/>
+                <w:szCs w:val="22"/>
+                <w:lang w:eastAsia="en-US" w:bidi="ar-SA"/>
+              </w:rPr>
+              <w:tab/>
+            </w:r>
+            <w:r>
+              <w:rPr>
+                <w:rStyle w:val="Hyperlink"/>
+                <w:rFonts w:ascii="Calibri" w:hAnsi="Calibri" w:cs="Calibri"/>
+                <w:noProof/>
+                <w:lang w:val="sr-Latn-RS"/>
+              </w:rPr>
+              <w:t>Tipovi indeksa</w:t>
+            </w:r>
+            <w:r>
+              <w:rPr>
+                <w:noProof/>
+                <w:webHidden/>
+              </w:rPr>
+              <w:tab/>
+            </w:r>
+            <w:r>
+              <w:rPr>
+                <w:noProof/>
+                <w:webHidden/>
+              </w:rPr>
+              <w:fldChar w:fldCharType="begin"/>
+            </w:r>
+            <w:r>
+              <w:rPr>
+                <w:noProof/>
+                <w:webHidden/>
+              </w:rPr>
+              <w:instrText xml:space="preserve"> PAGEREF _Toc229537954 \h </w:instrText>
+            </w:r>
+            <w:r>
+              <w:rPr>
+                <w:noProof/>
+                <w:webHidden/>
+              </w:rPr>
+            </w:r>
+            <w:r>
+              <w:rPr>
+                <w:noProof/>
+                <w:webHidden/>
+              </w:rPr>
+              <w:fldChar w:fldCharType="separate"/>
+            </w:r>
+            <w:r>
+              <w:rPr>
+                <w:noProof/>
+                <w:webHidden/>
+              </w:rPr>
+              <w:t>5</w:t>
+            </w:r>
+            <w:r>
+              <w:rPr>
+                <w:noProof/>
+                <w:webHidden/>
+              </w:rPr>
+              <w:fldChar w:fldCharType="end"/>
+            </w:r>
+          </w:hyperlink>
+        </w:p>
+        <w:p>
+          <w:pPr>
+            <w:pStyle w:val="TOC1"/>
+            <w:tabs>
+              <w:tab w:val="left" w:pos="660"/>
+              <w:tab w:val="right" w:leader="dot" w:pos="9350"/>
+            </w:tabs>
+            <w:rPr>
+              <w:rFonts w:asciiTheme="minorHAnsi" w:eastAsiaTheme="minorEastAsia" w:hAnsiTheme="minorHAnsi" w:cstheme="minorBidi"/>
+              <w:noProof/>
+              <w:kern w:val="0"/>
+              <w:sz w:val="22"/>
+              <w:szCs w:val="22"/>
+              <w:lang w:eastAsia="en-US" w:bidi="ar-SA"/>
+            </w:rPr>
+          </w:pPr>
+          <w:hyperlink w:anchor="_Toc229537955" w:history="1">
+            <w:r>
+              <w:rPr>
+                <w:rStyle w:val="Hyperlink"/>
+                <w:rFonts w:ascii="Calibri" w:hAnsi="Calibri" w:cs="Calibri"/>
+                <w:noProof/>
+                <w:lang w:val="sr-Latn-RS"/>
+              </w:rPr>
+              <w:t>2.2.</w:t>
+            </w:r>
+            <w:r>
+              <w:rPr>
+                <w:rFonts w:asciiTheme="minorHAnsi" w:eastAsiaTheme="minorEastAsia" w:hAnsiTheme="minorHAnsi" w:cstheme="minorBidi"/>
+                <w:noProof/>
+                <w:kern w:val="0"/>
+                <w:sz w:val="22"/>
+                <w:szCs w:val="22"/>
+                <w:lang w:eastAsia="en-US" w:bidi="ar-SA"/>
+              </w:rPr>
+              <w:tab/>
+            </w:r>
+            <w:r>
+              <w:rPr>
+                <w:rStyle w:val="Hyperlink"/>
+                <w:rFonts w:ascii="Calibri" w:hAnsi="Calibri" w:cs="Calibri"/>
+                <w:noProof/>
+                <w:lang w:val="sr-Latn-RS"/>
+              </w:rPr>
+              <w:t>Tipovi indeksa u PostgreSQL</w:t>
+            </w:r>
+            <w:r>
+              <w:rPr>
+                <w:noProof/>
+                <w:webHidden/>
+              </w:rPr>
+              <w:tab/>
+            </w:r>
+            <w:r>
+              <w:rPr>
+                <w:noProof/>
+                <w:webHidden/>
+              </w:rPr>
+              <w:fldChar w:fldCharType="begin"/>
+            </w:r>
+            <w:r>
+              <w:rPr>
+                <w:noProof/>
+                <w:webHidden/>
+              </w:rPr>
+              <w:instrText xml:space="preserve"> PAGEREF _Toc229537955 \h </w:instrText>
+            </w:r>
+            <w:r>
+              <w:rPr>
+                <w:noProof/>
+                <w:webHidden/>
+              </w:rPr>
+            </w:r>
+            <w:r>
+              <w:rPr>
+                <w:noProof/>
+                <w:webHidden/>
+              </w:rPr>
+              <w:fldChar w:fldCharType="separate"/>
+            </w:r>
+            <w:r>
+              <w:rPr>
+                <w:noProof/>
+                <w:webHidden/>
+              </w:rPr>
+              <w:t>6</w:t>
+            </w:r>
+            <w:r>
+              <w:rPr>
+                <w:noProof/>
+                <w:webHidden/>
+              </w:rPr>
+              <w:fldChar w:fldCharType="end"/>
+            </w:r>
+          </w:hyperlink>
+        </w:p>
+        <w:p>
+          <w:pPr>
+            <w:pStyle w:val="TOC1"/>
+            <w:tabs>
+              <w:tab w:val="left" w:pos="440"/>
+              <w:tab w:val="right" w:leader="dot" w:pos="9350"/>
+            </w:tabs>
+            <w:rPr>
+              <w:rFonts w:asciiTheme="minorHAnsi" w:eastAsiaTheme="minorEastAsia" w:hAnsiTheme="minorHAnsi" w:cstheme="minorBidi"/>
+              <w:noProof/>
+              <w:kern w:val="0"/>
+              <w:sz w:val="22"/>
+              <w:szCs w:val="22"/>
+              <w:lang w:eastAsia="en-US" w:bidi="ar-SA"/>
+            </w:rPr>
+          </w:pPr>
+          <w:hyperlink w:anchor="_Toc229537956" w:history="1">
+            <w:r>
+              <w:rPr>
+                <w:rStyle w:val="Hyperlink"/>
+                <w:rFonts w:ascii="Calibri" w:hAnsi="Calibri" w:cs="Calibri"/>
+                <w:noProof/>
+                <w:lang w:val="sr-Latn-RS"/>
+              </w:rPr>
+              <w:t>3.</w:t>
+            </w:r>
+            <w:r>
+              <w:rPr>
+                <w:rFonts w:asciiTheme="minorHAnsi" w:eastAsiaTheme="minorEastAsia" w:hAnsiTheme="minorHAnsi" w:cstheme="minorBidi"/>
+                <w:noProof/>
+                <w:kern w:val="0"/>
+                <w:sz w:val="22"/>
+                <w:szCs w:val="22"/>
+                <w:lang w:eastAsia="en-US" w:bidi="ar-SA"/>
+              </w:rPr>
+              <w:tab/>
+            </w:r>
+            <w:r>
+              <w:rPr>
+                <w:rStyle w:val="Hyperlink"/>
+                <w:rFonts w:ascii="Calibri" w:hAnsi="Calibri" w:cs="Calibri"/>
+                <w:noProof/>
+                <w:lang w:val="sr-Latn-RS"/>
+              </w:rPr>
+              <w:t>Hash indeks</w:t>
+            </w:r>
+            <w:r>
+              <w:rPr>
+                <w:noProof/>
+                <w:webHidden/>
+              </w:rPr>
+              <w:tab/>
+            </w:r>
+            <w:r>
+              <w:rPr>
+                <w:noProof/>
+                <w:webHidden/>
+              </w:rPr>
+              <w:fldChar w:fldCharType="begin"/>
+            </w:r>
+            <w:r>
+              <w:rPr>
+                <w:noProof/>
+                <w:webHidden/>
+              </w:rPr>
+              <w:instrText xml:space="preserve"> PAGEREF _Toc229537956 \h </w:instrText>
+            </w:r>
+            <w:r>
+              <w:rPr>
+                <w:noProof/>
+                <w:webHidden/>
+              </w:rPr>
+            </w:r>
+            <w:r>
+              <w:rPr>
+                <w:noProof/>
+                <w:webHidden/>
+              </w:rPr>
+              <w:fldChar w:fldCharType="separate"/>
+            </w:r>
+            <w:r>
+              <w:rPr>
+                <w:noProof/>
+                <w:webHidden/>
+              </w:rPr>
+              <w:t>6</w:t>
+            </w:r>
+            <w:r>
+              <w:rPr>
+                <w:noProof/>
+                <w:webHidden/>
+              </w:rPr>
+              <w:fldChar w:fldCharType="end"/>
+            </w:r>
+          </w:hyperlink>
+        </w:p>
+        <w:p>
+          <w:pPr>
+            <w:pStyle w:val="TOC1"/>
+            <w:tabs>
+              <w:tab w:val="left" w:pos="660"/>
+              <w:tab w:val="right" w:leader="dot" w:pos="9350"/>
+            </w:tabs>
+            <w:rPr>
+              <w:rFonts w:asciiTheme="minorHAnsi" w:eastAsiaTheme="minorEastAsia" w:hAnsiTheme="minorHAnsi" w:cstheme="minorBidi"/>
+              <w:noProof/>
+              <w:kern w:val="0"/>
+              <w:sz w:val="22"/>
+              <w:szCs w:val="22"/>
+              <w:lang w:eastAsia="en-US" w:bidi="ar-SA"/>
+            </w:rPr>
+          </w:pPr>
+          <w:hyperlink w:anchor="_Toc229537957" w:history="1">
+            <w:r>
+              <w:rPr>
+                <w:rStyle w:val="Hyperlink"/>
+                <w:rFonts w:ascii="Calibri" w:hAnsi="Calibri" w:cs="Calibri"/>
+                <w:noProof/>
+                <w:lang w:val="sr-Latn-RS"/>
+              </w:rPr>
+              <w:t>3.1.</w:t>
+            </w:r>
+            <w:r>
+              <w:rPr>
+                <w:rFonts w:asciiTheme="minorHAnsi" w:eastAsiaTheme="minorEastAsia" w:hAnsiTheme="minorHAnsi" w:cstheme="minorBidi"/>
+                <w:noProof/>
+                <w:kern w:val="0"/>
+                <w:sz w:val="22"/>
+                <w:szCs w:val="22"/>
+                <w:lang w:eastAsia="en-US" w:bidi="ar-SA"/>
+              </w:rPr>
+              <w:tab/>
+            </w:r>
+            <w:r>
+              <w:rPr>
+                <w:rStyle w:val="Hyperlink"/>
+                <w:rFonts w:ascii="Calibri" w:hAnsi="Calibri" w:cs="Calibri"/>
+                <w:noProof/>
+                <w:lang w:val="sr-Latn-RS"/>
+              </w:rPr>
+              <w:t>Hash funkcija</w:t>
+            </w:r>
+            <w:r>
+              <w:rPr>
+                <w:noProof/>
+                <w:webHidden/>
+              </w:rPr>
+              <w:tab/>
+            </w:r>
+            <w:r>
+              <w:rPr>
+                <w:noProof/>
+                <w:webHidden/>
+              </w:rPr>
+              <w:fldChar w:fldCharType="begin"/>
+            </w:r>
+            <w:r>
+              <w:rPr>
+                <w:noProof/>
+                <w:webHidden/>
+              </w:rPr>
+              <w:instrText xml:space="preserve"> PAGEREF _Toc229537957 \h </w:instrText>
+            </w:r>
+            <w:r>
+              <w:rPr>
+                <w:noProof/>
+                <w:webHidden/>
+              </w:rPr>
+            </w:r>
+            <w:r>
+              <w:rPr>
+                <w:noProof/>
+                <w:webHidden/>
+              </w:rPr>
+              <w:fldChar w:fldCharType="separate"/>
+            </w:r>
+            <w:r>
+              <w:rPr>
+                <w:noProof/>
+                <w:webHidden/>
+              </w:rPr>
+              <w:t>6</w:t>
+            </w:r>
+            <w:r>
+              <w:rPr>
+                <w:noProof/>
+                <w:webHidden/>
+              </w:rPr>
+              <w:fldChar w:fldCharType="end"/>
+            </w:r>
+          </w:hyperlink>
+        </w:p>
+        <w:p>
+          <w:pPr>
+            <w:pStyle w:val="TOC1"/>
+            <w:tabs>
+              <w:tab w:val="left" w:pos="660"/>
+              <w:tab w:val="right" w:leader="dot" w:pos="9350"/>
+            </w:tabs>
+            <w:rPr>
+              <w:rFonts w:asciiTheme="minorHAnsi" w:eastAsiaTheme="minorEastAsia" w:hAnsiTheme="minorHAnsi" w:cstheme="minorBidi"/>
+              <w:noProof/>
+              <w:kern w:val="0"/>
+              <w:sz w:val="22"/>
+              <w:szCs w:val="22"/>
+              <w:lang w:eastAsia="en-US" w:bidi="ar-SA"/>
+            </w:rPr>
+          </w:pPr>
+          <w:hyperlink w:anchor="_Toc229537958" w:history="1">
+            <w:r>
+              <w:rPr>
+                <w:rStyle w:val="Hyperlink"/>
+                <w:rFonts w:ascii="Calibri" w:hAnsi="Calibri" w:cs="Calibri"/>
+                <w:noProof/>
+                <w:lang w:val="sr-Latn-RS"/>
+              </w:rPr>
+              <w:t>3.2.</w:t>
+            </w:r>
+            <w:r>
+              <w:rPr>
+                <w:rFonts w:asciiTheme="minorHAnsi" w:eastAsiaTheme="minorEastAsia" w:hAnsiTheme="minorHAnsi" w:cstheme="minorBidi"/>
+                <w:noProof/>
+                <w:kern w:val="0"/>
+                <w:sz w:val="22"/>
+                <w:szCs w:val="22"/>
+                <w:lang w:eastAsia="en-US" w:bidi="ar-SA"/>
+              </w:rPr>
+              <w:tab/>
+            </w:r>
+            <w:r>
+              <w:rPr>
+                <w:rStyle w:val="Hyperlink"/>
+                <w:rFonts w:ascii="Calibri" w:hAnsi="Calibri" w:cs="Calibri"/>
+                <w:noProof/>
+                <w:lang w:val="sr-Latn-RS"/>
+              </w:rPr>
+              <w:t>Problem kolizije i moguća rešenja</w:t>
+            </w:r>
+            <w:r>
+              <w:rPr>
+                <w:noProof/>
+                <w:webHidden/>
+              </w:rPr>
+              <w:tab/>
+            </w:r>
+            <w:r>
+              <w:rPr>
+                <w:noProof/>
+                <w:webHidden/>
+              </w:rPr>
+              <w:fldChar w:fldCharType="begin"/>
+            </w:r>
+            <w:r>
+              <w:rPr>
+                <w:noProof/>
+                <w:webHidden/>
+              </w:rPr>
+              <w:instrText xml:space="preserve"> PAGEREF _Toc229537958 \h </w:instrText>
+            </w:r>
+            <w:r>
+              <w:rPr>
+                <w:noProof/>
+                <w:webHidden/>
+              </w:rPr>
+            </w:r>
+            <w:r>
+              <w:rPr>
+                <w:noProof/>
+                <w:webHidden/>
+              </w:rPr>
+              <w:fldChar w:fldCharType="separate"/>
+            </w:r>
+            <w:r>
+              <w:rPr>
+                <w:noProof/>
+                <w:webHidden/>
+              </w:rPr>
+              <w:t>7</w:t>
+            </w:r>
+            <w:r>
+              <w:rPr>
+                <w:noProof/>
+                <w:webHidden/>
+              </w:rPr>
+              <w:fldChar w:fldCharType="end"/>
+            </w:r>
+          </w:hyperlink>
+        </w:p>
+        <w:p>
+          <w:pPr>
+            <w:pStyle w:val="TOC1"/>
+            <w:tabs>
+              <w:tab w:val="left" w:pos="440"/>
+              <w:tab w:val="right" w:leader="dot" w:pos="9350"/>
+            </w:tabs>
+            <w:rPr>
+              <w:rFonts w:asciiTheme="minorHAnsi" w:eastAsiaTheme="minorEastAsia" w:hAnsiTheme="minorHAnsi" w:cstheme="minorBidi"/>
+              <w:noProof/>
+              <w:kern w:val="0"/>
+              <w:sz w:val="22"/>
+              <w:szCs w:val="22"/>
+              <w:lang w:eastAsia="en-US" w:bidi="ar-SA"/>
+            </w:rPr>
+          </w:pPr>
+          <w:hyperlink w:anchor="_Toc229537959" w:history="1">
+            <w:r>
+              <w:rPr>
+                <w:rStyle w:val="Hyperlink"/>
+                <w:rFonts w:ascii="Calibri" w:hAnsi="Calibri" w:cs="Calibri"/>
+                <w:noProof/>
+                <w:lang w:val="sr-Latn-RS"/>
+              </w:rPr>
+              <w:t>4.</w:t>
+            </w:r>
+            <w:r>
+              <w:rPr>
+                <w:rFonts w:asciiTheme="minorHAnsi" w:eastAsiaTheme="minorEastAsia" w:hAnsiTheme="minorHAnsi" w:cstheme="minorBidi"/>
+                <w:noProof/>
+                <w:kern w:val="0"/>
+                <w:sz w:val="22"/>
+                <w:szCs w:val="22"/>
+                <w:lang w:eastAsia="en-US" w:bidi="ar-SA"/>
+              </w:rPr>
+              <w:tab/>
+            </w:r>
+            <w:r>
+              <w:rPr>
+                <w:rStyle w:val="Hyperlink"/>
+                <w:rFonts w:ascii="Calibri" w:hAnsi="Calibri" w:cs="Calibri"/>
+                <w:noProof/>
+                <w:lang w:val="sr-Latn-RS"/>
+              </w:rPr>
+              <w:t>Hash indeksa u PostgreSQL</w:t>
+            </w:r>
+            <w:r>
+              <w:rPr>
+                <w:noProof/>
+                <w:webHidden/>
+              </w:rPr>
+              <w:tab/>
+            </w:r>
+            <w:r>
+              <w:rPr>
+                <w:noProof/>
+                <w:webHidden/>
+              </w:rPr>
+              <w:fldChar w:fldCharType="begin"/>
+            </w:r>
+            <w:r>
+              <w:rPr>
+                <w:noProof/>
+                <w:webHidden/>
+              </w:rPr>
+              <w:instrText xml:space="preserve"> PAGEREF _Toc229537959 \h </w:instrText>
+            </w:r>
+            <w:r>
+              <w:rPr>
+                <w:noProof/>
+                <w:webHidden/>
+              </w:rPr>
+            </w:r>
+            <w:r>
+              <w:rPr>
+                <w:noProof/>
+                <w:webHidden/>
+              </w:rPr>
+              <w:fldChar w:fldCharType="separate"/>
+            </w:r>
+            <w:r>
+              <w:rPr>
+                <w:noProof/>
+                <w:webHidden/>
+              </w:rPr>
+              <w:t>7</w:t>
+            </w:r>
+            <w:r>
+              <w:rPr>
+                <w:noProof/>
+                <w:webHidden/>
+              </w:rPr>
+              <w:fldChar w:fldCharType="end"/>
+            </w:r>
+          </w:hyperlink>
+        </w:p>
+        <w:p>
+          <w:pPr>
+            <w:pStyle w:val="TOC1"/>
+            <w:tabs>
+              <w:tab w:val="left" w:pos="660"/>
+              <w:tab w:val="right" w:leader="dot" w:pos="9350"/>
+            </w:tabs>
+            <w:rPr>
+              <w:rFonts w:asciiTheme="minorHAnsi" w:eastAsiaTheme="minorEastAsia" w:hAnsiTheme="minorHAnsi" w:cstheme="minorBidi"/>
+              <w:noProof/>
+              <w:kern w:val="0"/>
+              <w:sz w:val="22"/>
+              <w:szCs w:val="22"/>
+              <w:lang w:eastAsia="en-US" w:bidi="ar-SA"/>
+            </w:rPr>
+          </w:pPr>
+          <w:hyperlink w:anchor="_Toc229537960" w:history="1">
+            <w:r>
+              <w:rPr>
+                <w:rStyle w:val="Hyperlink"/>
+                <w:rFonts w:ascii="Calibri" w:hAnsi="Calibri" w:cs="Calibri"/>
+                <w:noProof/>
+                <w:lang w:val="sr-Latn-RS"/>
+              </w:rPr>
+              <w:t>4.1.</w:t>
+            </w:r>
+            <w:r>
+              <w:rPr>
+                <w:rFonts w:asciiTheme="minorHAnsi" w:eastAsiaTheme="minorEastAsia" w:hAnsiTheme="minorHAnsi" w:cstheme="minorBidi"/>
+                <w:noProof/>
+                <w:kern w:val="0"/>
+                <w:sz w:val="22"/>
+                <w:szCs w:val="22"/>
+                <w:lang w:eastAsia="en-US" w:bidi="ar-SA"/>
+              </w:rPr>
+              <w:tab/>
+            </w:r>
+            <w:r>
+              <w:rPr>
+                <w:rStyle w:val="Hyperlink"/>
+                <w:rFonts w:ascii="Calibri" w:hAnsi="Calibri" w:cs="Calibri"/>
+                <w:noProof/>
+                <w:lang w:val="sr-Latn-RS"/>
+              </w:rPr>
+              <w:t>Struktura</w:t>
+            </w:r>
+            <w:r>
+              <w:rPr>
+                <w:noProof/>
+                <w:webHidden/>
+              </w:rPr>
+              <w:tab/>
+            </w:r>
+            <w:r>
+              <w:rPr>
+                <w:noProof/>
+                <w:webHidden/>
+              </w:rPr>
+              <w:fldChar w:fldCharType="begin"/>
+            </w:r>
+            <w:r>
+              <w:rPr>
+                <w:noProof/>
+                <w:webHidden/>
+              </w:rPr>
+              <w:instrText xml:space="preserve"> PAGEREF _Toc229537960 \h </w:instrText>
+            </w:r>
+            <w:r>
+              <w:rPr>
+                <w:noProof/>
+                <w:webHidden/>
+              </w:rPr>
+            </w:r>
+            <w:r>
+              <w:rPr>
+                <w:noProof/>
+                <w:webHidden/>
+              </w:rPr>
+              <w:fldChar w:fldCharType="separate"/>
+            </w:r>
+            <w:r>
+              <w:rPr>
+                <w:noProof/>
+                <w:webHidden/>
+              </w:rPr>
+              <w:t>7</w:t>
+            </w:r>
+            <w:r>
+              <w:rPr>
+                <w:noProof/>
+                <w:webHidden/>
+              </w:rPr>
+              <w:fldChar w:fldCharType="end"/>
+            </w:r>
+          </w:hyperlink>
+        </w:p>
+        <w:p>
+          <w:pPr>
+            <w:pStyle w:val="TOC1"/>
+            <w:tabs>
+              <w:tab w:val="left" w:pos="660"/>
+              <w:tab w:val="right" w:leader="dot" w:pos="9350"/>
+            </w:tabs>
+            <w:rPr>
+              <w:rFonts w:asciiTheme="minorHAnsi" w:eastAsiaTheme="minorEastAsia" w:hAnsiTheme="minorHAnsi" w:cstheme="minorBidi"/>
+              <w:noProof/>
+              <w:kern w:val="0"/>
+              <w:sz w:val="22"/>
+              <w:szCs w:val="22"/>
+              <w:lang w:eastAsia="en-US" w:bidi="ar-SA"/>
+            </w:rPr>
+          </w:pPr>
+          <w:hyperlink w:anchor="_Toc229537961" w:history="1">
+            <w:r>
+              <w:rPr>
+                <w:rStyle w:val="Hyperlink"/>
+                <w:rFonts w:ascii="Calibri" w:hAnsi="Calibri" w:cs="Calibri"/>
+                <w:noProof/>
+                <w:lang w:val="sr-Latn-RS"/>
+              </w:rPr>
+              <w:t>4.2.</w:t>
+            </w:r>
+            <w:r>
+              <w:rPr>
+                <w:rFonts w:asciiTheme="minorHAnsi" w:eastAsiaTheme="minorEastAsia" w:hAnsiTheme="minorHAnsi" w:cstheme="minorBidi"/>
+                <w:noProof/>
+                <w:kern w:val="0"/>
+                <w:sz w:val="22"/>
+                <w:szCs w:val="22"/>
+                <w:lang w:eastAsia="en-US" w:bidi="ar-SA"/>
+              </w:rPr>
+              <w:tab/>
+            </w:r>
+            <w:r>
+              <w:rPr>
+                <w:rStyle w:val="Hyperlink"/>
+                <w:rFonts w:ascii="Calibri" w:hAnsi="Calibri" w:cs="Calibri"/>
+                <w:noProof/>
+                <w:lang w:val="sr-Latn-RS"/>
+              </w:rPr>
+              <w:t>Hash funkcije</w:t>
+            </w:r>
+            <w:r>
+              <w:rPr>
+                <w:noProof/>
+                <w:webHidden/>
+              </w:rPr>
+              <w:tab/>
+            </w:r>
+            <w:r>
+              <w:rPr>
+                <w:noProof/>
+                <w:webHidden/>
+              </w:rPr>
+              <w:fldChar w:fldCharType="begin"/>
+            </w:r>
+            <w:r>
+              <w:rPr>
+                <w:noProof/>
+                <w:webHidden/>
+              </w:rPr>
+              <w:instrText xml:space="preserve"> PAGEREF _Toc229537961 \h </w:instrText>
+            </w:r>
+            <w:r>
+              <w:rPr>
+                <w:noProof/>
+                <w:webHidden/>
+              </w:rPr>
+            </w:r>
+            <w:r>
+              <w:rPr>
+                <w:noProof/>
+                <w:webHidden/>
+              </w:rPr>
+              <w:fldChar w:fldCharType="separate"/>
+            </w:r>
+            <w:r>
+              <w:rPr>
+                <w:noProof/>
+                <w:webHidden/>
+              </w:rPr>
+              <w:t>9</w:t>
+            </w:r>
+            <w:r>
+              <w:rPr>
+                <w:noProof/>
+                <w:webHidden/>
+              </w:rPr>
+              <w:fldChar w:fldCharType="end"/>
+            </w:r>
+          </w:hyperlink>
+        </w:p>
+        <w:p>
+          <w:pPr>
+            <w:pStyle w:val="TOC1"/>
+            <w:tabs>
+              <w:tab w:val="left" w:pos="660"/>
+              <w:tab w:val="right" w:leader="dot" w:pos="9350"/>
+            </w:tabs>
+            <w:rPr>
+              <w:rFonts w:asciiTheme="minorHAnsi" w:eastAsiaTheme="minorEastAsia" w:hAnsiTheme="minorHAnsi" w:cstheme="minorBidi"/>
+              <w:noProof/>
+              <w:kern w:val="0"/>
+              <w:sz w:val="22"/>
+              <w:szCs w:val="22"/>
+              <w:lang w:eastAsia="en-US" w:bidi="ar-SA"/>
+            </w:rPr>
+          </w:pPr>
+          <w:hyperlink w:anchor="_Toc229537962" w:history="1">
+            <w:r>
+              <w:rPr>
+                <w:rStyle w:val="Hyperlink"/>
+                <w:rFonts w:ascii="Calibri" w:hAnsi="Calibri" w:cs="Calibri"/>
+                <w:noProof/>
+                <w:lang w:val="sr-Latn-RS"/>
+              </w:rPr>
+              <w:t>4.3.</w:t>
+            </w:r>
+            <w:r>
+              <w:rPr>
+                <w:rFonts w:asciiTheme="minorHAnsi" w:eastAsiaTheme="minorEastAsia" w:hAnsiTheme="minorHAnsi" w:cstheme="minorBidi"/>
+                <w:noProof/>
+                <w:kern w:val="0"/>
+                <w:sz w:val="22"/>
+                <w:szCs w:val="22"/>
+                <w:lang w:eastAsia="en-US" w:bidi="ar-SA"/>
+              </w:rPr>
+              <w:tab/>
+            </w:r>
+            <w:r>
+              <w:rPr>
+                <w:rStyle w:val="Hyperlink"/>
+                <w:rFonts w:ascii="Calibri" w:hAnsi="Calibri" w:cs="Calibri"/>
+                <w:noProof/>
+                <w:lang w:val="sr-Latn-RS"/>
+              </w:rPr>
+              <w:t>Algoritmi pristupa hash indeksu</w:t>
+            </w:r>
+            <w:r>
+              <w:rPr>
+                <w:noProof/>
+                <w:webHidden/>
+              </w:rPr>
+              <w:tab/>
+            </w:r>
+            <w:r>
+              <w:rPr>
+                <w:noProof/>
+                <w:webHidden/>
+              </w:rPr>
+              <w:fldChar w:fldCharType="begin"/>
+            </w:r>
+            <w:r>
+              <w:rPr>
+                <w:noProof/>
+                <w:webHidden/>
+              </w:rPr>
+              <w:instrText xml:space="preserve"> PAGEREF _Toc229537962 \h </w:instrText>
+            </w:r>
+            <w:r>
+              <w:rPr>
+                <w:noProof/>
+                <w:webHidden/>
+              </w:rPr>
+            </w:r>
+            <w:r>
+              <w:rPr>
+                <w:noProof/>
+                <w:webHidden/>
+              </w:rPr>
+              <w:fldChar w:fldCharType="separate"/>
+            </w:r>
+            <w:r>
+              <w:rPr>
+                <w:noProof/>
+                <w:webHidden/>
+              </w:rPr>
+              <w:t>9</w:t>
+            </w:r>
+            <w:r>
+              <w:rPr>
+                <w:noProof/>
+                <w:webHidden/>
+              </w:rPr>
+              <w:fldChar w:fldCharType="end"/>
+            </w:r>
+          </w:hyperlink>
+        </w:p>
+        <w:p>
+          <w:pPr>
+            <w:pStyle w:val="TOC1"/>
+            <w:tabs>
+              <w:tab w:val="left" w:pos="440"/>
+              <w:tab w:val="right" w:leader="dot" w:pos="9350"/>
+            </w:tabs>
+            <w:rPr>
+              <w:rFonts w:asciiTheme="minorHAnsi" w:eastAsiaTheme="minorEastAsia" w:hAnsiTheme="minorHAnsi" w:cstheme="minorBidi"/>
+              <w:noProof/>
+              <w:kern w:val="0"/>
+              <w:sz w:val="22"/>
+              <w:szCs w:val="22"/>
+              <w:lang w:eastAsia="en-US" w:bidi="ar-SA"/>
+            </w:rPr>
+          </w:pPr>
+          <w:hyperlink w:anchor="_Toc229537963" w:history="1">
+            <w:r>
+              <w:rPr>
+                <w:rStyle w:val="Hyperlink"/>
+                <w:rFonts w:eastAsia="Times New Roman"/>
+                <w:noProof/>
+                <w:lang w:val="sr-Latn-RS" w:eastAsia="en-US"/>
+              </w:rPr>
+              <w:t>5.</w:t>
+            </w:r>
+            <w:r>
+              <w:rPr>
+                <w:rFonts w:asciiTheme="minorHAnsi" w:eastAsiaTheme="minorEastAsia" w:hAnsiTheme="minorHAnsi" w:cstheme="minorBidi"/>
+                <w:noProof/>
+                <w:kern w:val="0"/>
+                <w:sz w:val="22"/>
+                <w:szCs w:val="22"/>
+                <w:lang w:eastAsia="en-US" w:bidi="ar-SA"/>
+              </w:rPr>
+              <w:tab/>
+            </w:r>
+            <w:r>
+              <w:rPr>
+                <w:rStyle w:val="Hyperlink"/>
+                <w:rFonts w:eastAsia="Times New Roman"/>
+                <w:noProof/>
+                <w:lang w:val="sr-Latn-RS" w:eastAsia="en-US"/>
+              </w:rPr>
+              <w:t>Demonstracija hash indeksa u PostgreSQL bazi</w:t>
+            </w:r>
+            <w:r>
+              <w:rPr>
+                <w:noProof/>
+                <w:webHidden/>
+              </w:rPr>
+              <w:tab/>
+            </w:r>
+            <w:r>
+              <w:rPr>
+                <w:noProof/>
+                <w:webHidden/>
+              </w:rPr>
+              <w:fldChar w:fldCharType="begin"/>
+            </w:r>
+            <w:r>
+              <w:rPr>
+                <w:noProof/>
+                <w:webHidden/>
+              </w:rPr>
+              <w:instrText xml:space="preserve"> PAGEREF _Toc229537963 \h </w:instrText>
+            </w:r>
+            <w:r>
+              <w:rPr>
+                <w:noProof/>
+                <w:webHidden/>
+              </w:rPr>
+            </w:r>
+            <w:r>
+              <w:rPr>
+                <w:noProof/>
+                <w:webHidden/>
+              </w:rPr>
+              <w:fldChar w:fldCharType="separate"/>
+            </w:r>
+            <w:r>
+              <w:rPr>
+                <w:noProof/>
+                <w:webHidden/>
+              </w:rPr>
+              <w:t>13</w:t>
+            </w:r>
+            <w:r>
+              <w:rPr>
+                <w:noProof/>
+                <w:webHidden/>
+              </w:rPr>
+              <w:fldChar w:fldCharType="end"/>
+            </w:r>
+          </w:hyperlink>
+        </w:p>
+        <w:p>
+          <w:pPr>
+            <w:pStyle w:val="TOC1"/>
+            <w:tabs>
+              <w:tab w:val="left" w:pos="660"/>
+              <w:tab w:val="right" w:leader="dot" w:pos="9350"/>
+            </w:tabs>
+            <w:rPr>
+              <w:rFonts w:asciiTheme="minorHAnsi" w:eastAsiaTheme="minorEastAsia" w:hAnsiTheme="minorHAnsi" w:cstheme="minorBidi"/>
+              <w:noProof/>
+              <w:kern w:val="0"/>
+              <w:sz w:val="22"/>
+              <w:szCs w:val="22"/>
+              <w:lang w:eastAsia="en-US" w:bidi="ar-SA"/>
+            </w:rPr>
+          </w:pPr>
+          <w:hyperlink w:anchor="_Toc229537964" w:history="1">
+            <w:r>
+              <w:rPr>
+                <w:rStyle w:val="Hyperlink"/>
+                <w:rFonts w:eastAsia="Times New Roman"/>
+                <w:noProof/>
+                <w:lang w:val="sr-Latn-RS" w:eastAsia="en-US"/>
+              </w:rPr>
+              <w:t>5.1.</w:t>
+            </w:r>
+            <w:r>
+              <w:rPr>
+                <w:rFonts w:asciiTheme="minorHAnsi" w:eastAsiaTheme="minorEastAsia" w:hAnsiTheme="minorHAnsi" w:cstheme="minorBidi"/>
+                <w:noProof/>
+                <w:kern w:val="0"/>
+                <w:sz w:val="22"/>
+                <w:szCs w:val="22"/>
+                <w:lang w:eastAsia="en-US" w:bidi="ar-SA"/>
+              </w:rPr>
+              <w:tab/>
+            </w:r>
+            <w:r>
+              <w:rPr>
+                <w:rStyle w:val="Hyperlink"/>
+                <w:rFonts w:eastAsia="Times New Roman"/>
+                <w:noProof/>
+                <w:lang w:val="sr-Latn-RS" w:eastAsia="en-US"/>
+              </w:rPr>
+              <w:t>Rezultati bez indeksa</w:t>
+            </w:r>
+            <w:r>
+              <w:rPr>
+                <w:noProof/>
+                <w:webHidden/>
+              </w:rPr>
+              <w:tab/>
+            </w:r>
+            <w:r>
+              <w:rPr>
+                <w:noProof/>
+                <w:webHidden/>
+              </w:rPr>
+              <w:fldChar w:fldCharType="begin"/>
+            </w:r>
+            <w:r>
+              <w:rPr>
+                <w:noProof/>
+                <w:webHidden/>
+              </w:rPr>
+              <w:instrText xml:space="preserve"> PAGEREF _Toc229537964 \h </w:instrText>
+            </w:r>
+            <w:r>
+              <w:rPr>
+                <w:noProof/>
+                <w:webHidden/>
+              </w:rPr>
+            </w:r>
+            <w:r>
+              <w:rPr>
+                <w:noProof/>
+                <w:webHidden/>
+              </w:rPr>
+              <w:fldChar w:fldCharType="separate"/>
+            </w:r>
+            <w:r>
+              <w:rPr>
+                <w:noProof/>
+                <w:webHidden/>
+              </w:rPr>
+              <w:t>14</w:t>
+            </w:r>
+            <w:r>
+              <w:rPr>
+                <w:noProof/>
+                <w:webHidden/>
+              </w:rPr>
+              <w:fldChar w:fldCharType="end"/>
+            </w:r>
+          </w:hyperlink>
+        </w:p>
+        <w:p>
+          <w:pPr>
+            <w:pStyle w:val="TOC1"/>
+            <w:tabs>
+              <w:tab w:val="left" w:pos="660"/>
+              <w:tab w:val="right" w:leader="dot" w:pos="9350"/>
+            </w:tabs>
+            <w:rPr>
+              <w:rFonts w:asciiTheme="minorHAnsi" w:eastAsiaTheme="minorEastAsia" w:hAnsiTheme="minorHAnsi" w:cstheme="minorBidi"/>
+              <w:noProof/>
+              <w:kern w:val="0"/>
+              <w:sz w:val="22"/>
+              <w:szCs w:val="22"/>
+              <w:lang w:eastAsia="en-US" w:bidi="ar-SA"/>
+            </w:rPr>
+          </w:pPr>
+          <w:hyperlink w:anchor="_Toc229537965" w:history="1">
+            <w:r>
+              <w:rPr>
+                <w:rStyle w:val="Hyperlink"/>
+                <w:noProof/>
+                <w:lang w:val="sr-Latn-RS" w:eastAsia="en-US"/>
+              </w:rPr>
+              <w:t>5.2.</w:t>
+            </w:r>
+            <w:r>
+              <w:rPr>
+                <w:rFonts w:asciiTheme="minorHAnsi" w:eastAsiaTheme="minorEastAsia" w:hAnsiTheme="minorHAnsi" w:cstheme="minorBidi"/>
+                <w:noProof/>
+                <w:kern w:val="0"/>
+                <w:sz w:val="22"/>
+                <w:szCs w:val="22"/>
+                <w:lang w:eastAsia="en-US" w:bidi="ar-SA"/>
+              </w:rPr>
+              <w:tab/>
+            </w:r>
+            <w:r>
+              <w:rPr>
+                <w:rStyle w:val="Hyperlink"/>
+                <w:noProof/>
+                <w:lang w:val="sr-Latn-RS" w:eastAsia="en-US"/>
+              </w:rPr>
+              <w:t>Rezultati sa hash indeksom:</w:t>
+            </w:r>
+            <w:r>
+              <w:rPr>
+                <w:noProof/>
+                <w:webHidden/>
+              </w:rPr>
+              <w:tab/>
+            </w:r>
+            <w:r>
+              <w:rPr>
+                <w:noProof/>
+                <w:webHidden/>
+              </w:rPr>
+              <w:fldChar w:fldCharType="begin"/>
+            </w:r>
+            <w:r>
+              <w:rPr>
+                <w:noProof/>
+                <w:webHidden/>
+              </w:rPr>
+              <w:instrText xml:space="preserve"> PAGEREF _Toc229537965 \h </w:instrText>
+            </w:r>
+            <w:r>
+              <w:rPr>
+                <w:noProof/>
+                <w:webHidden/>
+              </w:rPr>
+            </w:r>
+            <w:r>
+              <w:rPr>
+                <w:noProof/>
+                <w:webHidden/>
+              </w:rPr>
+              <w:fldChar w:fldCharType="separate"/>
+            </w:r>
+            <w:r>
+              <w:rPr>
+                <w:noProof/>
+                <w:webHidden/>
+              </w:rPr>
+              <w:t>14</w:t>
+            </w:r>
+            <w:r>
+              <w:rPr>
+                <w:noProof/>
+                <w:webHidden/>
+              </w:rPr>
+              <w:fldChar w:fldCharType="end"/>
+            </w:r>
+          </w:hyperlink>
+        </w:p>
+        <w:p>
+          <w:pPr>
+            <w:pStyle w:val="TOC1"/>
+            <w:tabs>
+              <w:tab w:val="left" w:pos="660"/>
+              <w:tab w:val="right" w:leader="dot" w:pos="9350"/>
+            </w:tabs>
+            <w:rPr>
+              <w:rFonts w:asciiTheme="minorHAnsi" w:eastAsiaTheme="minorEastAsia" w:hAnsiTheme="minorHAnsi" w:cstheme="minorBidi"/>
+              <w:noProof/>
+              <w:kern w:val="0"/>
+              <w:sz w:val="22"/>
+              <w:szCs w:val="22"/>
+              <w:lang w:eastAsia="en-US" w:bidi="ar-SA"/>
+            </w:rPr>
+          </w:pPr>
+          <w:hyperlink w:anchor="_Toc229537966" w:history="1">
+            <w:r>
+              <w:rPr>
+                <w:rStyle w:val="Hyperlink"/>
+                <w:noProof/>
+                <w:lang w:val="sr-Latn-RS" w:eastAsia="en-US"/>
+              </w:rPr>
+              <w:t>5.3.</w:t>
+            </w:r>
+            <w:r>
+              <w:rPr>
+                <w:rFonts w:asciiTheme="minorHAnsi" w:eastAsiaTheme="minorEastAsia" w:hAnsiTheme="minorHAnsi" w:cstheme="minorBidi"/>
+                <w:noProof/>
+                <w:kern w:val="0"/>
+                <w:sz w:val="22"/>
+                <w:szCs w:val="22"/>
+                <w:lang w:eastAsia="en-US" w:bidi="ar-SA"/>
+              </w:rPr>
+              <w:tab/>
+            </w:r>
+            <w:r>
+              <w:rPr>
+                <w:rStyle w:val="Hyperlink"/>
+                <w:noProof/>
+                <w:lang w:val="sr-Latn-RS" w:eastAsia="en-US"/>
+              </w:rPr>
+              <w:t>Rezultati sa B-tree indeksom:</w:t>
+            </w:r>
+            <w:r>
+              <w:rPr>
+                <w:noProof/>
+                <w:webHidden/>
+              </w:rPr>
+              <w:tab/>
+            </w:r>
+            <w:r>
+              <w:rPr>
+                <w:noProof/>
+                <w:webHidden/>
+              </w:rPr>
+              <w:fldChar w:fldCharType="begin"/>
+            </w:r>
+            <w:r>
+              <w:rPr>
+                <w:noProof/>
+                <w:webHidden/>
+              </w:rPr>
+              <w:instrText xml:space="preserve"> PAGEREF _Toc229537966 \h </w:instrText>
+            </w:r>
+            <w:r>
+              <w:rPr>
+                <w:noProof/>
+                <w:webHidden/>
+              </w:rPr>
+            </w:r>
+            <w:r>
+              <w:rPr>
+                <w:noProof/>
+                <w:webHidden/>
+              </w:rPr>
+              <w:fldChar w:fldCharType="separate"/>
+            </w:r>
+            <w:r>
+              <w:rPr>
+                <w:noProof/>
+                <w:webHidden/>
+              </w:rPr>
+              <w:t>15</w:t>
+            </w:r>
+            <w:r>
+              <w:rPr>
+                <w:noProof/>
+                <w:webHidden/>
+              </w:rPr>
+              <w:fldChar w:fldCharType="end"/>
+            </w:r>
+          </w:hyperlink>
+        </w:p>
+        <w:p>
+          <w:pPr>
+            <w:pStyle w:val="TOC1"/>
+            <w:tabs>
+              <w:tab w:val="left" w:pos="660"/>
+              <w:tab w:val="right" w:leader="dot" w:pos="9350"/>
+            </w:tabs>
+            <w:rPr>
+              <w:rFonts w:asciiTheme="minorHAnsi" w:eastAsiaTheme="minorEastAsia" w:hAnsiTheme="minorHAnsi" w:cstheme="minorBidi"/>
+              <w:noProof/>
+              <w:kern w:val="0"/>
+              <w:sz w:val="22"/>
+              <w:szCs w:val="22"/>
+              <w:lang w:eastAsia="en-US" w:bidi="ar-SA"/>
+            </w:rPr>
+          </w:pPr>
+          <w:hyperlink w:anchor="_Toc229537967" w:history="1">
+            <w:r>
+              <w:rPr>
+                <w:rStyle w:val="Hyperlink"/>
+                <w:noProof/>
+              </w:rPr>
+              <w:t>5.4.</w:t>
+            </w:r>
+            <w:r>
+              <w:rPr>
+                <w:rFonts w:asciiTheme="minorHAnsi" w:eastAsiaTheme="minorEastAsia" w:hAnsiTheme="minorHAnsi" w:cstheme="minorBidi"/>
+                <w:noProof/>
+                <w:kern w:val="0"/>
+                <w:sz w:val="22"/>
+                <w:szCs w:val="22"/>
+                <w:lang w:eastAsia="en-US" w:bidi="ar-SA"/>
+              </w:rPr>
+              <w:tab/>
+            </w:r>
+            <w:r>
+              <w:rPr>
+                <w:rStyle w:val="Hyperlink"/>
+                <w:noProof/>
+              </w:rPr>
+              <w:t>Veličine indeksa</w:t>
+            </w:r>
+            <w:r>
+              <w:rPr>
+                <w:noProof/>
+                <w:webHidden/>
+              </w:rPr>
+              <w:tab/>
+            </w:r>
+            <w:r>
+              <w:rPr>
+                <w:noProof/>
+                <w:webHidden/>
+              </w:rPr>
+              <w:fldChar w:fldCharType="begin"/>
+            </w:r>
+            <w:r>
+              <w:rPr>
+                <w:noProof/>
+                <w:webHidden/>
+              </w:rPr>
+              <w:instrText xml:space="preserve"> PAGEREF _Toc229537967 \h </w:instrText>
+            </w:r>
+            <w:r>
+              <w:rPr>
+                <w:noProof/>
+                <w:webHidden/>
+              </w:rPr>
+            </w:r>
+            <w:r>
+              <w:rPr>
+                <w:noProof/>
+                <w:webHidden/>
+              </w:rPr>
+              <w:fldChar w:fldCharType="separate"/>
+            </w:r>
+            <w:r>
+              <w:rPr>
+                <w:noProof/>
+                <w:webHidden/>
+              </w:rPr>
+              <w:t>16</w:t>
+            </w:r>
+            <w:r>
+              <w:rPr>
+                <w:noProof/>
+                <w:webHidden/>
+              </w:rPr>
+              <w:fldChar w:fldCharType="end"/>
+            </w:r>
+          </w:hyperlink>
+        </w:p>
+        <w:p>
+          <w:pPr>
+            <w:pStyle w:val="TOC1"/>
+            <w:tabs>
+              <w:tab w:val="left" w:pos="440"/>
+              <w:tab w:val="right" w:leader="dot" w:pos="9350"/>
+            </w:tabs>
+            <w:rPr>
+              <w:rFonts w:asciiTheme="minorHAnsi" w:eastAsiaTheme="minorEastAsia" w:hAnsiTheme="minorHAnsi" w:cstheme="minorBidi"/>
+              <w:noProof/>
+              <w:kern w:val="0"/>
+              <w:sz w:val="22"/>
+              <w:szCs w:val="22"/>
+              <w:lang w:eastAsia="en-US" w:bidi="ar-SA"/>
+            </w:rPr>
+          </w:pPr>
+          <w:hyperlink w:anchor="_Toc229537968" w:history="1">
+            <w:r>
+              <w:rPr>
+                <w:rStyle w:val="Hyperlink"/>
+                <w:noProof/>
+              </w:rPr>
+              <w:t>6.</w:t>
+            </w:r>
+            <w:r>
+              <w:rPr>
+                <w:rFonts w:asciiTheme="minorHAnsi" w:eastAsiaTheme="minorEastAsia" w:hAnsiTheme="minorHAnsi" w:cstheme="minorBidi"/>
+                <w:noProof/>
+                <w:kern w:val="0"/>
+                <w:sz w:val="22"/>
+                <w:szCs w:val="22"/>
+                <w:lang w:eastAsia="en-US" w:bidi="ar-SA"/>
+              </w:rPr>
+              <w:tab/>
+            </w:r>
+            <w:r>
+              <w:rPr>
+                <w:rStyle w:val="Hyperlink"/>
+                <w:noProof/>
+              </w:rPr>
+              <w:t>Zaključak</w:t>
+            </w:r>
+            <w:r>
+              <w:rPr>
+                <w:noProof/>
+                <w:webHidden/>
+              </w:rPr>
+              <w:tab/>
+            </w:r>
+            <w:r>
+              <w:rPr>
+                <w:noProof/>
+                <w:webHidden/>
+              </w:rPr>
+              <w:fldChar w:fldCharType="begin"/>
+            </w:r>
+            <w:r>
+              <w:rPr>
+                <w:noProof/>
+                <w:webHidden/>
+              </w:rPr>
+              <w:instrText xml:space="preserve"> PAGEREF _Toc229537968 \h </w:instrText>
+            </w:r>
+            <w:r>
+              <w:rPr>
+                <w:noProof/>
+                <w:webHidden/>
+              </w:rPr>
+            </w:r>
+            <w:r>
+              <w:rPr>
+                <w:noProof/>
+                <w:webHidden/>
+              </w:rPr>
+              <w:fldChar w:fldCharType="separate"/>
+            </w:r>
+            <w:r>
+              <w:rPr>
+                <w:noProof/>
+                <w:webHidden/>
+              </w:rPr>
+              <w:t>17</w:t>
+            </w:r>
+            <w:r>
+              <w:rPr>
+                <w:noProof/>
+                <w:webHidden/>
+              </w:rPr>
+              <w:fldChar w:fldCharType="end"/>
+            </w:r>
+          </w:hyperlink>
+        </w:p>
+        <w:p>
+          <w:r>
+            <w:rPr>
+              <w:b/>
+              <w:bCs/>
+              <w:noProof/>
+            </w:rPr>
+            <w:fldChar w:fldCharType="end"/>
+          </w:r>
+        </w:p>
+      </w:sdtContent>
+    </w:sdt>
+    <w:p>
+      <w:pPr>
+        <w:suppressAutoHyphens w:val="0"/>
+        <w:spacing w:after="160" w:line="259" w:lineRule="auto"/>
         <w:rPr>
           <w:rFonts w:ascii="Calibri" w:hAnsi="Calibri" w:cs="Calibri"/>
           <w:sz w:val="28"/>
@@ -740,6 +2420,8 @@
     </w:p>
     <w:p>
       <w:pPr>
+        <w:suppressAutoHyphens w:val="0"/>
+        <w:spacing w:after="160" w:line="259" w:lineRule="auto"/>
         <w:rPr>
           <w:rFonts w:ascii="Calibri" w:hAnsi="Calibri" w:cs="Calibri"/>
           <w:sz w:val="28"/>
@@ -750,7 +2432,8 @@
     </w:p>
     <w:p>
       <w:pPr>
-        <w:jc w:val="center"/>
+        <w:suppressAutoHyphens w:val="0"/>
+        <w:spacing w:after="160" w:line="259" w:lineRule="auto"/>
         <w:rPr>
           <w:rFonts w:ascii="Calibri" w:hAnsi="Calibri" w:cs="Calibri"/>
           <w:sz w:val="28"/>
@@ -758,33 +2441,77 @@
           <w:lang w:val="sr-Latn-RS"/>
         </w:rPr>
       </w:pPr>
-      <w:r>
+    </w:p>
+    <w:p>
+      <w:pPr>
+        <w:suppressAutoHyphens w:val="0"/>
+        <w:spacing w:after="160" w:line="259" w:lineRule="auto"/>
         <w:rPr>
           <w:rFonts w:ascii="Calibri" w:hAnsi="Calibri" w:cs="Calibri"/>
           <w:sz w:val="28"/>
           <w:szCs w:val="28"/>
           <w:lang w:val="sr-Latn-RS"/>
         </w:rPr>
-        <w:t>Niš,</w:t>
-      </w:r>
-      <w:r>
+      </w:pPr>
+    </w:p>
+    <w:p>
+      <w:pPr>
+        <w:suppressAutoHyphens w:val="0"/>
+        <w:spacing w:after="160" w:line="259" w:lineRule="auto"/>
         <w:rPr>
           <w:rFonts w:ascii="Calibri" w:hAnsi="Calibri" w:cs="Calibri"/>
           <w:sz w:val="28"/>
           <w:szCs w:val="28"/>
           <w:lang w:val="sr-Latn-RS"/>
         </w:rPr>
-        <w:t xml:space="preserve"> maj</w:t>
-      </w:r>
-      <w:r>
+      </w:pPr>
+    </w:p>
+    <w:p>
+      <w:pPr>
+        <w:suppressAutoHyphens w:val="0"/>
+        <w:spacing w:after="160" w:line="259" w:lineRule="auto"/>
         <w:rPr>
           <w:rFonts w:ascii="Calibri" w:hAnsi="Calibri" w:cs="Calibri"/>
           <w:sz w:val="28"/>
           <w:szCs w:val="28"/>
           <w:lang w:val="sr-Latn-RS"/>
         </w:rPr>
-        <w:t xml:space="preserve"> 2026.</w:t>
-      </w:r>
+      </w:pPr>
+    </w:p>
+    <w:p>
+      <w:pPr>
+        <w:suppressAutoHyphens w:val="0"/>
+        <w:spacing w:after="160" w:line="259" w:lineRule="auto"/>
+        <w:rPr>
+          <w:rFonts w:ascii="Calibri" w:hAnsi="Calibri" w:cs="Calibri"/>
+          <w:sz w:val="28"/>
+          <w:szCs w:val="28"/>
+          <w:lang w:val="sr-Latn-RS"/>
+        </w:rPr>
+      </w:pPr>
+    </w:p>
+    <w:p>
+      <w:pPr>
+        <w:suppressAutoHyphens w:val="0"/>
+        <w:spacing w:after="160" w:line="259" w:lineRule="auto"/>
+        <w:rPr>
+          <w:rFonts w:ascii="Calibri" w:hAnsi="Calibri" w:cs="Calibri"/>
+          <w:sz w:val="28"/>
+          <w:szCs w:val="28"/>
+          <w:lang w:val="sr-Latn-RS"/>
+        </w:rPr>
+      </w:pPr>
+    </w:p>
+    <w:p>
+      <w:pPr>
+        <w:jc w:val="center"/>
+        <w:rPr>
+          <w:rFonts w:ascii="Calibri" w:hAnsi="Calibri" w:cs="Calibri"/>
+          <w:sz w:val="28"/>
+          <w:szCs w:val="28"/>
+          <w:lang w:val="sr-Latn-RS"/>
+        </w:rPr>
+      </w:pPr>
     </w:p>
     <w:p>
       <w:pPr>
@@ -798,13 +2525,16 @@
           <w:lang w:val="sr-Latn-RS"/>
         </w:rPr>
       </w:pPr>
-      <w:r>
-        <w:rPr>
-          <w:rFonts w:ascii="Calibri" w:hAnsi="Calibri" w:cs="Calibri"/>
-          <w:lang w:val="sr-Latn-RS"/>
-        </w:rPr>
+      <w:bookmarkStart w:id="0" w:name="_Toc229537952"/>
+      <w:r>
+        <w:rPr>
+          <w:rFonts w:ascii="Calibri" w:hAnsi="Calibri" w:cs="Calibri"/>
+          <w:lang w:val="sr-Latn-RS"/>
+        </w:rPr>
+        <w:lastRenderedPageBreak/>
         <w:t>Uvod</w:t>
       </w:r>
+      <w:bookmarkEnd w:id="0"/>
     </w:p>
     <w:p>
       <w:pPr>
@@ -1241,6 +2971,7 @@
           <w:lang w:val="sr-Latn-RS"/>
         </w:rPr>
       </w:pPr>
+      <w:bookmarkStart w:id="1" w:name="_Toc229537953"/>
       <w:r>
         <w:rPr>
           <w:rFonts w:ascii="Calibri" w:hAnsi="Calibri" w:cs="Calibri"/>
@@ -1249,6 +2980,7 @@
         <w:lastRenderedPageBreak/>
         <w:t>Indeksiranje</w:t>
       </w:r>
+      <w:bookmarkEnd w:id="1"/>
     </w:p>
     <w:p>
       <w:pPr>
@@ -1630,6 +3362,7 @@
           <w:lang w:val="sr-Latn-RS"/>
         </w:rPr>
       </w:pPr>
+      <w:bookmarkStart w:id="2" w:name="_Toc229537954"/>
       <w:r>
         <w:rPr>
           <w:rFonts w:ascii="Calibri" w:hAnsi="Calibri" w:cs="Calibri"/>
@@ -1637,6 +3370,7 @@
         </w:rPr>
         <w:t>Tipovi indeksa</w:t>
       </w:r>
+      <w:bookmarkEnd w:id="2"/>
     </w:p>
     <w:p>
       <w:pPr>
@@ -2027,6 +3761,7 @@
           <w:lang w:val="sr-Latn-RS"/>
         </w:rPr>
       </w:pPr>
+      <w:bookmarkStart w:id="3" w:name="_Toc229537955"/>
       <w:r>
         <w:rPr>
           <w:rFonts w:ascii="Calibri" w:hAnsi="Calibri" w:cs="Calibri"/>
@@ -2043,6 +3778,7 @@
         </w:rPr>
         <w:t>PostgreSQL</w:t>
       </w:r>
+      <w:bookmarkEnd w:id="3"/>
       <w:proofErr w:type="spellEnd"/>
     </w:p>
     <w:p>
@@ -2545,21 +4281,7 @@
           <w:rFonts w:ascii="Calibri" w:hAnsi="Calibri" w:cs="Calibri"/>
           <w:lang w:val="sr-Latn-RS"/>
         </w:rPr>
-        <w:t xml:space="preserve">veliki broj različitih vrednosti, bez potrebe za sortiranjem. Podržava samo operaciju </w:t>
-      </w:r>
-      <w:r>
-        <w:rPr>
-          <w:rFonts w:ascii="Calibri" w:hAnsi="Calibri" w:cs="Calibri"/>
-          <w:lang w:val="sr-Latn-RS"/>
-        </w:rPr>
-        <w:t>=</w:t>
-      </w:r>
-      <w:r>
-        <w:rPr>
-          <w:rFonts w:ascii="Calibri" w:hAnsi="Calibri" w:cs="Calibri"/>
-          <w:lang w:val="sr-Latn-RS"/>
-        </w:rPr>
-        <w:t>.</w:t>
+        <w:t>veliki broj različitih vrednosti, bez potrebe za sortiranjem. Podržava samo operaciju =.</w:t>
       </w:r>
     </w:p>
     <w:p>
@@ -2885,6 +4607,7 @@
           <w:lang w:val="sr-Latn-RS"/>
         </w:rPr>
       </w:pPr>
+      <w:bookmarkStart w:id="4" w:name="_Toc229537956"/>
       <w:proofErr w:type="spellStart"/>
       <w:r>
         <w:rPr>
@@ -2901,6 +4624,7 @@
         </w:rPr>
         <w:t xml:space="preserve"> indeks</w:t>
       </w:r>
+      <w:bookmarkEnd w:id="4"/>
     </w:p>
     <w:p>
       <w:pPr>
@@ -3011,6 +4735,7 @@
           <w:lang w:val="sr-Latn-RS"/>
         </w:rPr>
       </w:pPr>
+      <w:bookmarkStart w:id="5" w:name="_Toc229537957"/>
       <w:proofErr w:type="spellStart"/>
       <w:r>
         <w:rPr>
@@ -3027,6 +4752,7 @@
         </w:rPr>
         <w:t xml:space="preserve"> funkcija</w:t>
       </w:r>
+      <w:bookmarkEnd w:id="5"/>
     </w:p>
     <w:p>
       <w:pPr>
@@ -3352,6 +5078,7 @@
           <w:lang w:val="sr-Latn-RS"/>
         </w:rPr>
       </w:pPr>
+      <w:bookmarkStart w:id="6" w:name="_Toc229537958"/>
       <w:r>
         <w:rPr>
           <w:rFonts w:ascii="Calibri" w:hAnsi="Calibri" w:cs="Calibri"/>
@@ -3359,6 +5086,7 @@
         </w:rPr>
         <w:t>Problem kolizije i moguća rešenja</w:t>
       </w:r>
+      <w:bookmarkEnd w:id="6"/>
     </w:p>
     <w:p>
       <w:pPr>
@@ -3617,6 +5345,7 @@
           <w:lang w:val="sr-Latn-RS"/>
         </w:rPr>
       </w:pPr>
+      <w:bookmarkStart w:id="7" w:name="_Toc229537959"/>
       <w:proofErr w:type="spellStart"/>
       <w:r>
         <w:rPr>
@@ -3648,6 +5377,7 @@
         </w:rPr>
         <w:t>PostgreSQL</w:t>
       </w:r>
+      <w:bookmarkEnd w:id="7"/>
       <w:proofErr w:type="spellEnd"/>
     </w:p>
     <w:p>
@@ -3662,6 +5392,7 @@
           <w:lang w:val="sr-Latn-RS"/>
         </w:rPr>
       </w:pPr>
+      <w:bookmarkStart w:id="8" w:name="_Toc229537960"/>
       <w:r>
         <w:rPr>
           <w:rFonts w:ascii="Calibri" w:hAnsi="Calibri" w:cs="Calibri"/>
@@ -3669,6 +5400,7 @@
         </w:rPr>
         <w:t>Struktura</w:t>
       </w:r>
+      <w:bookmarkEnd w:id="8"/>
     </w:p>
     <w:p>
       <w:pPr>
@@ -4127,7 +5859,7 @@
                     </pic:cNvPicPr>
                   </pic:nvPicPr>
                   <pic:blipFill>
-                    <a:blip r:embed="rId7">
+                    <a:blip r:embed="rId10">
                       <a:extLst>
                         <a:ext uri="{28A0092B-C50C-407E-A947-70E740481C1C}">
                           <a14:useLocalDpi xmlns:a14="http://schemas.microsoft.com/office/drawing/2010/main" val="0"/>
@@ -4350,12 +6082,6 @@
           <w:lang w:val="sr-Latn-RS"/>
         </w:rPr>
         <w:tab/>
-      </w:r>
-      <w:r>
-        <w:rPr>
-          <w:rFonts w:ascii="Calibri" w:hAnsi="Calibri" w:cs="Calibri"/>
-          <w:lang w:val="sr-Latn-RS"/>
-        </w:rPr>
         <w:t xml:space="preserve">Sve stranice se </w:t>
       </w:r>
       <w:proofErr w:type="spellStart"/>
@@ -4782,168 +6508,6 @@
         </w:rPr>
         <w:t>.</w:t>
       </w:r>
-    </w:p>
-    <w:p>
-      <w:pPr>
-        <w:jc w:val="both"/>
-        <w:rPr>
-          <w:rFonts w:ascii="Calibri" w:hAnsi="Calibri" w:cs="Calibri"/>
-          <w:lang w:val="sr-Latn-RS"/>
-        </w:rPr>
-      </w:pPr>
-    </w:p>
-    <w:p>
-      <w:pPr>
-        <w:jc w:val="both"/>
-        <w:rPr>
-          <w:rFonts w:ascii="Calibri" w:hAnsi="Calibri" w:cs="Calibri"/>
-          <w:lang w:val="sr-Latn-RS"/>
-        </w:rPr>
-      </w:pPr>
-    </w:p>
-    <w:p>
-      <w:pPr>
-        <w:jc w:val="both"/>
-        <w:rPr>
-          <w:rFonts w:ascii="Calibri" w:hAnsi="Calibri" w:cs="Calibri"/>
-          <w:lang w:val="sr-Latn-RS"/>
-        </w:rPr>
-      </w:pPr>
-    </w:p>
-    <w:p>
-      <w:pPr>
-        <w:jc w:val="both"/>
-        <w:rPr>
-          <w:rFonts w:ascii="Calibri" w:hAnsi="Calibri" w:cs="Calibri"/>
-          <w:lang w:val="sr-Latn-RS"/>
-        </w:rPr>
-      </w:pPr>
-    </w:p>
-    <w:p>
-      <w:pPr>
-        <w:jc w:val="both"/>
-        <w:rPr>
-          <w:rFonts w:ascii="Calibri" w:hAnsi="Calibri" w:cs="Calibri"/>
-          <w:lang w:val="sr-Latn-RS"/>
-        </w:rPr>
-      </w:pPr>
-    </w:p>
-    <w:p>
-      <w:pPr>
-        <w:jc w:val="both"/>
-        <w:rPr>
-          <w:rFonts w:ascii="Calibri" w:hAnsi="Calibri" w:cs="Calibri"/>
-          <w:lang w:val="sr-Latn-RS"/>
-        </w:rPr>
-      </w:pPr>
-    </w:p>
-    <w:p>
-      <w:pPr>
-        <w:jc w:val="both"/>
-        <w:rPr>
-          <w:rFonts w:ascii="Calibri" w:hAnsi="Calibri" w:cs="Calibri"/>
-          <w:lang w:val="sr-Latn-RS"/>
-        </w:rPr>
-      </w:pPr>
-    </w:p>
-    <w:p>
-      <w:pPr>
-        <w:jc w:val="both"/>
-        <w:rPr>
-          <w:rFonts w:ascii="Calibri" w:hAnsi="Calibri" w:cs="Calibri"/>
-          <w:lang w:val="sr-Latn-RS"/>
-        </w:rPr>
-      </w:pPr>
-    </w:p>
-    <w:p>
-      <w:pPr>
-        <w:jc w:val="both"/>
-        <w:rPr>
-          <w:rFonts w:ascii="Calibri" w:hAnsi="Calibri" w:cs="Calibri"/>
-          <w:lang w:val="sr-Latn-RS"/>
-        </w:rPr>
-      </w:pPr>
-    </w:p>
-    <w:p>
-      <w:pPr>
-        <w:jc w:val="both"/>
-        <w:rPr>
-          <w:rFonts w:ascii="Calibri" w:hAnsi="Calibri" w:cs="Calibri"/>
-          <w:lang w:val="sr-Latn-RS"/>
-        </w:rPr>
-      </w:pPr>
-    </w:p>
-    <w:p>
-      <w:pPr>
-        <w:jc w:val="both"/>
-        <w:rPr>
-          <w:rFonts w:ascii="Calibri" w:hAnsi="Calibri" w:cs="Calibri"/>
-          <w:lang w:val="sr-Latn-RS"/>
-        </w:rPr>
-      </w:pPr>
-    </w:p>
-    <w:p>
-      <w:pPr>
-        <w:jc w:val="both"/>
-        <w:rPr>
-          <w:rFonts w:ascii="Calibri" w:hAnsi="Calibri" w:cs="Calibri"/>
-          <w:lang w:val="sr-Latn-RS"/>
-        </w:rPr>
-      </w:pPr>
-    </w:p>
-    <w:p>
-      <w:pPr>
-        <w:jc w:val="both"/>
-        <w:rPr>
-          <w:rFonts w:ascii="Calibri" w:hAnsi="Calibri" w:cs="Calibri"/>
-          <w:lang w:val="sr-Latn-RS"/>
-        </w:rPr>
-      </w:pPr>
-    </w:p>
-    <w:p>
-      <w:pPr>
-        <w:jc w:val="both"/>
-        <w:rPr>
-          <w:rFonts w:ascii="Calibri" w:hAnsi="Calibri" w:cs="Calibri"/>
-          <w:lang w:val="sr-Latn-RS"/>
-        </w:rPr>
-      </w:pPr>
-    </w:p>
-    <w:p>
-      <w:pPr>
-        <w:jc w:val="both"/>
-        <w:rPr>
-          <w:rFonts w:ascii="Calibri" w:hAnsi="Calibri" w:cs="Calibri"/>
-          <w:lang w:val="sr-Latn-RS"/>
-        </w:rPr>
-      </w:pPr>
-    </w:p>
-    <w:p>
-      <w:pPr>
-        <w:jc w:val="both"/>
-        <w:rPr>
-          <w:rFonts w:ascii="Calibri" w:hAnsi="Calibri" w:cs="Calibri"/>
-          <w:lang w:val="sr-Latn-RS"/>
-        </w:rPr>
-      </w:pPr>
-    </w:p>
-    <w:p>
-      <w:pPr>
-        <w:jc w:val="both"/>
-        <w:rPr>
-          <w:rFonts w:ascii="Calibri" w:hAnsi="Calibri" w:cs="Calibri"/>
-          <w:lang w:val="sr-Latn-RS"/>
-        </w:rPr>
-      </w:pPr>
-    </w:p>
-    <w:p>
-      <w:pPr>
-        <w:jc w:val="both"/>
-        <w:rPr>
-          <w:rFonts w:ascii="Calibri" w:hAnsi="Calibri" w:cs="Calibri"/>
-          <w:lang w:val="sr-Latn-RS"/>
-        </w:rPr>
-      </w:pPr>
     </w:p>
     <w:p>
       <w:pPr>
@@ -4966,6 +6530,7 @@
           <w:lang w:val="sr-Latn-RS"/>
         </w:rPr>
       </w:pPr>
+      <w:bookmarkStart w:id="9" w:name="_Toc229537961"/>
       <w:proofErr w:type="spellStart"/>
       <w:r>
         <w:rPr>
@@ -4983,6 +6548,7 @@
         </w:rPr>
         <w:t xml:space="preserve"> funkcije</w:t>
       </w:r>
+      <w:bookmarkEnd w:id="9"/>
     </w:p>
     <w:p>
       <w:pPr>
@@ -5036,31 +6602,14 @@
         </w:rPr>
         <w:t xml:space="preserve">. </w:t>
       </w:r>
-    </w:p>
-    <w:p>
-      <w:pPr>
-        <w:suppressAutoHyphens w:val="0"/>
-        <w:spacing w:after="160" w:line="259" w:lineRule="auto"/>
-        <w:rPr>
-          <w:rFonts w:ascii="Calibri" w:hAnsi="Calibri" w:cs="Calibri"/>
-        </w:rPr>
-      </w:pPr>
-    </w:p>
-    <w:bookmarkStart w:id="0" w:name="_MON_1840121472"/>
-    <w:bookmarkEnd w:id="0"/>
-    <w:p>
-      <w:pPr>
-        <w:ind w:left="360"/>
-        <w:rPr>
-          <w:rFonts w:ascii="Calibri" w:hAnsi="Calibri" w:cs="Calibri"/>
-        </w:rPr>
-      </w:pPr>
-      <w:r>
-        <w:rPr>
-          <w:rFonts w:ascii="Calibri" w:hAnsi="Calibri" w:cs="Calibri"/>
-          <w:lang w:val="sr-Latn-RS"/>
-        </w:rPr>
-        <w:object w:dxaOrig="7545" w:dyaOrig="4498" w14:anchorId="527BFD9A">
+      <w:bookmarkStart w:id="10" w:name="_MON_1840121472"/>
+      <w:bookmarkEnd w:id="10"/>
+      <w:r>
+        <w:rPr>
+          <w:rFonts w:ascii="Calibri" w:hAnsi="Calibri" w:cs="Calibri"/>
+          <w:lang w:val="sr-Latn-RS"/>
+        </w:rPr>
+        <w:object w:dxaOrig="2385" w:dyaOrig="4498" w14:anchorId="2D07727A">
           <v:shapetype id="_x0000_t75" coordsize="21600,21600" o:spt="75" o:preferrelative="t" path="m@4@5l@4@11@9@11@9@5xe" filled="f" stroked="f">
             <v:stroke joinstyle="miter"/>
             <v:formulas>
@@ -5080,35 +6629,47 @@
             <v:path o:extrusionok="f" gradientshapeok="t" o:connecttype="rect"/>
             <o:lock v:ext="edit" aspectratio="t"/>
           </v:shapetype>
-          <v:shape id="_x0000_i1075" type="#_x0000_t75" style="width:377.25pt;height:225pt" o:ole="">
-            <v:imagedata r:id="rId8" o:title=""/>
+          <v:shape id="_x0000_i1081" type="#_x0000_t75" style="width:119.25pt;height:225pt" o:ole="">
+            <v:imagedata r:id="rId11" o:title=""/>
           </v:shape>
-          <o:OLEObject Type="Embed" ProgID="Word.Document.12" ShapeID="_x0000_i1075" DrawAspect="Content" ObjectID="_1840131349" r:id="rId9">
+          <o:OLEObject Type="Embed" ProgID="Word.Document.12" ShapeID="_x0000_i1081" DrawAspect="Content" ObjectID="_1840150856" r:id="rId12">
             <o:FieldCodes>\s</o:FieldCodes>
           </o:OLEObject>
         </w:object>
       </w:r>
-    </w:p>
-    <w:bookmarkStart w:id="1" w:name="_MON_1840118711"/>
-    <w:bookmarkEnd w:id="1"/>
-    <w:p>
-      <w:pPr>
-        <w:ind w:left="360"/>
+      <w:r>
+        <w:rPr>
+          <w:rFonts w:ascii="Calibri" w:hAnsi="Calibri" w:cs="Calibri"/>
+          <w:lang w:val="sr-Latn-RS"/>
+        </w:rPr>
+        <w:t xml:space="preserve">   </w:t>
+      </w:r>
+      <w:r>
+        <w:rPr>
+          <w:rFonts w:ascii="Calibri" w:hAnsi="Calibri" w:cs="Calibri"/>
+          <w:lang w:val="sr-Latn-RS"/>
+        </w:rPr>
+        <w:tab/>
+      </w:r>
+      <w:r>
+        <w:rPr>
+          <w:rFonts w:ascii="Calibri" w:hAnsi="Calibri" w:cs="Calibri"/>
+          <w:lang w:val="sr-Latn-RS"/>
+        </w:rPr>
+        <w:tab/>
+      </w:r>
+      <w:bookmarkStart w:id="11" w:name="_MON_1840118711"/>
+      <w:bookmarkEnd w:id="11"/>
+      <w:r>
         <w:rPr>
           <w:rFonts w:ascii="Calibri" w:hAnsi="Calibri" w:cs="Calibri"/>
           <w:lang w:val="sr-Cyrl-RS"/>
         </w:rPr>
-      </w:pPr>
-      <w:r>
-        <w:rPr>
-          <w:rFonts w:ascii="Calibri" w:hAnsi="Calibri" w:cs="Calibri"/>
-          <w:lang w:val="sr-Cyrl-RS"/>
-        </w:rPr>
-        <w:object w:dxaOrig="7545" w:dyaOrig="4948" w14:anchorId="5D29C78F">
-          <v:shape id="_x0000_i1074" type="#_x0000_t75" style="width:377.25pt;height:247.5pt" o:ole="">
-            <v:imagedata r:id="rId10" o:title=""/>
+        <w:object w:dxaOrig="4875" w:dyaOrig="4338" w14:anchorId="2F992A3B">
+          <v:shape id="_x0000_i1026" type="#_x0000_t75" style="width:243.75pt;height:216.75pt" o:ole="">
+            <v:imagedata r:id="rId13" o:title=""/>
           </v:shape>
-          <o:OLEObject Type="Embed" ProgID="Word.Document.12" ShapeID="_x0000_i1074" DrawAspect="Content" ObjectID="_1840131350" r:id="rId11">
+          <o:OLEObject Type="Embed" ProgID="Word.Document.12" ShapeID="_x0000_i1026" DrawAspect="Content" ObjectID="_1840150857" r:id="rId14">
             <o:FieldCodes>\s</o:FieldCodes>
           </o:OLEObject>
         </w:object>
@@ -5313,7 +6874,7 @@
         </w:rPr>
         <w:t xml:space="preserve">folderu </w:t>
       </w:r>
-      <w:hyperlink r:id="rId12" w:history="1">
+      <w:hyperlink r:id="rId15" w:history="1">
         <w:r>
           <w:rPr>
             <w:rStyle w:val="Hyperlink"/>
@@ -5343,12 +6904,12 @@
           <w:lang w:val="sr-Latn-RS"/>
         </w:rPr>
       </w:pPr>
-      <w:r>
-        <w:rPr>
-          <w:rFonts w:ascii="Calibri" w:hAnsi="Calibri" w:cs="Calibri"/>
-          <w:lang w:val="sr-Latn-RS"/>
-        </w:rPr>
-        <w:lastRenderedPageBreak/>
+      <w:bookmarkStart w:id="12" w:name="_Toc229537962"/>
+      <w:r>
+        <w:rPr>
+          <w:rFonts w:ascii="Calibri" w:hAnsi="Calibri" w:cs="Calibri"/>
+          <w:lang w:val="sr-Latn-RS"/>
+        </w:rPr>
         <w:t xml:space="preserve">Algoritmi pristupa </w:t>
       </w:r>
       <w:proofErr w:type="spellStart"/>
@@ -5367,6 +6928,7 @@
         </w:rPr>
         <w:t xml:space="preserve"> indeksu</w:t>
       </w:r>
+      <w:bookmarkEnd w:id="12"/>
     </w:p>
     <w:p>
       <w:pPr>
@@ -6165,6 +7727,7 @@
           <w:kern w:val="0"/>
           <w:lang w:val="sr-Latn-RS" w:eastAsia="en-US" w:bidi="ar-SA"/>
         </w:rPr>
+        <w:lastRenderedPageBreak/>
         <w:t xml:space="preserve">Algoritam za čitanje iz </w:t>
       </w:r>
       <w:proofErr w:type="spellStart"/>
@@ -7409,6 +8972,14 @@
           <w:lang w:val="sr-Latn-RS" w:eastAsia="en-US" w:bidi="ar-SA"/>
         </w:rPr>
         <w:br/>
+      </w:r>
+      <w:r>
+        <w:rPr>
+          <w:rFonts w:asciiTheme="minorHAnsi" w:eastAsia="Times New Roman" w:hAnsiTheme="minorHAnsi" w:cstheme="minorHAnsi"/>
+          <w:kern w:val="0"/>
+          <w:lang w:val="sr-Latn-RS" w:eastAsia="en-US" w:bidi="ar-SA"/>
+        </w:rPr>
+        <w:lastRenderedPageBreak/>
         <w:t xml:space="preserve">• ako postoje mrtvi </w:t>
       </w:r>
       <w:proofErr w:type="spellStart"/>
@@ -8181,7 +9752,6 @@
           <w:kern w:val="0"/>
           <w:lang w:val="sr-Latn-RS" w:eastAsia="en-US" w:bidi="ar-SA"/>
         </w:rPr>
-        <w:lastRenderedPageBreak/>
         <w:t>završetak operacije:</w:t>
       </w:r>
       <w:r>
@@ -8771,6 +10341,7 @@
           <w:kern w:val="0"/>
           <w:lang w:val="sr-Latn-RS" w:eastAsia="en-US" w:bidi="ar-SA"/>
         </w:rPr>
+        <w:lastRenderedPageBreak/>
         <w:t> </w:t>
       </w:r>
       <w:r>
@@ -9549,7 +11120,6 @@
           <w:kern w:val="0"/>
           <w:lang w:val="sr-Latn-RS" w:eastAsia="en-US" w:bidi="ar-SA"/>
         </w:rPr>
-        <w:lastRenderedPageBreak/>
         <w:t> </w:t>
       </w:r>
       <w:r>
@@ -10001,6 +11571,7 @@
         </w:rPr>
         <w:t>bucket</w:t>
       </w:r>
+      <w:proofErr w:type="spellEnd"/>
       <w:r>
         <w:rPr>
           <w:rFonts w:asciiTheme="minorHAnsi" w:eastAsia="Times New Roman" w:hAnsiTheme="minorHAnsi" w:cstheme="minorHAnsi"/>
@@ -10009,7 +11580,6 @@
         </w:rPr>
         <w:t>-a:</w:t>
       </w:r>
-      <w:proofErr w:type="spellEnd"/>
       <w:r>
         <w:rPr>
           <w:rFonts w:asciiTheme="minorHAnsi" w:eastAsia="Times New Roman" w:hAnsiTheme="minorHAnsi" w:cstheme="minorHAnsi"/>
@@ -10017,25 +11587,7 @@
           <w:lang w:val="sr-Latn-RS" w:eastAsia="en-US" w:bidi="ar-SA"/>
         </w:rPr>
         <w:br/>
-        <w:t xml:space="preserve">• </w:t>
-      </w:r>
-      <w:proofErr w:type="spellStart"/>
-      <w:r>
-        <w:rPr>
-          <w:rFonts w:asciiTheme="minorHAnsi" w:eastAsia="Times New Roman" w:hAnsiTheme="minorHAnsi" w:cstheme="minorHAnsi"/>
-          <w:kern w:val="0"/>
-          <w:lang w:val="sr-Latn-RS" w:eastAsia="en-US" w:bidi="ar-SA"/>
-        </w:rPr>
-        <w:t>dobija</w:t>
-      </w:r>
-      <w:proofErr w:type="spellEnd"/>
-      <w:r>
-        <w:rPr>
-          <w:rFonts w:asciiTheme="minorHAnsi" w:eastAsia="Times New Roman" w:hAnsiTheme="minorHAnsi" w:cstheme="minorHAnsi"/>
-          <w:kern w:val="0"/>
-          <w:lang w:val="sr-Latn-RS" w:eastAsia="en-US" w:bidi="ar-SA"/>
-        </w:rPr>
-        <w:t xml:space="preserve"> se </w:t>
+        <w:t xml:space="preserve">• dobija se </w:t>
       </w:r>
       <w:proofErr w:type="spellStart"/>
       <w:r>
@@ -10257,6 +11809,7 @@
           <w:kern w:val="0"/>
           <w:lang w:val="sr-Latn-RS" w:eastAsia="en-US" w:bidi="ar-SA"/>
         </w:rPr>
+        <w:lastRenderedPageBreak/>
         <w:t xml:space="preserve">prelazak na sledeće stranice </w:t>
       </w:r>
       <w:proofErr w:type="spellStart"/>
@@ -11035,7 +12588,6 @@
           <w:kern w:val="0"/>
           <w:lang w:val="sr-Latn-RS" w:eastAsia="en-US" w:bidi="ar-SA"/>
         </w:rPr>
-        <w:lastRenderedPageBreak/>
         <w:t>završno evidentiranje:</w:t>
       </w:r>
       <w:r>
@@ -11121,6 +12673,7 @@
           <w:lang w:val="sr-Latn-RS" w:eastAsia="en-US" w:bidi="ar-SA"/>
         </w:rPr>
       </w:pPr>
+      <w:bookmarkStart w:id="13" w:name="_Toc229537963"/>
       <w:r>
         <w:rPr>
           <w:rFonts w:eastAsia="Times New Roman"/>
@@ -11160,24 +12713,1648 @@
         </w:rPr>
         <w:t xml:space="preserve"> bazi</w:t>
       </w:r>
-    </w:p>
-    <w:p>
-      <w:pPr>
+      <w:bookmarkEnd w:id="13"/>
+    </w:p>
+    <w:p>
+      <w:pPr>
+        <w:rPr>
+          <w:lang w:val="sr-Latn-RS" w:eastAsia="en-US" w:bidi="ar-SA"/>
+        </w:rPr>
+      </w:pPr>
+    </w:p>
+    <w:p>
+      <w:pPr>
+        <w:ind w:firstLine="360"/>
+        <w:jc w:val="both"/>
+        <w:rPr>
+          <w:rFonts w:asciiTheme="minorHAnsi" w:hAnsiTheme="minorHAnsi" w:cstheme="minorHAnsi"/>
+          <w:lang w:val="sr-Latn-RS" w:eastAsia="en-US" w:bidi="ar-SA"/>
+        </w:rPr>
+      </w:pPr>
+      <w:r>
+        <w:rPr>
+          <w:rFonts w:asciiTheme="minorHAnsi" w:hAnsiTheme="minorHAnsi" w:cstheme="minorHAnsi"/>
+          <w:lang w:val="sr-Latn-RS" w:eastAsia="en-US" w:bidi="ar-SA"/>
+        </w:rPr>
+        <w:t>U ovom poglavlju biće demonstrirani rezultati SELECT upita nad bazom od 12000 redova nasumično generisanih podataka.</w:t>
+      </w:r>
+    </w:p>
+    <w:p>
+      <w:pPr>
+        <w:ind w:firstLine="360"/>
+        <w:jc w:val="both"/>
+        <w:rPr>
+          <w:rFonts w:asciiTheme="minorHAnsi" w:hAnsiTheme="minorHAnsi" w:cstheme="minorHAnsi"/>
+          <w:lang w:val="sr-Latn-RS" w:eastAsia="en-US" w:bidi="ar-SA"/>
+        </w:rPr>
+      </w:pPr>
+      <w:r>
+        <w:rPr>
+          <w:rFonts w:asciiTheme="minorHAnsi" w:hAnsiTheme="minorHAnsi" w:cstheme="minorHAnsi"/>
+          <w:lang w:val="sr-Latn-RS" w:eastAsia="en-US" w:bidi="ar-SA"/>
+        </w:rPr>
+        <w:t>Generisana je tabela sa kolonom „</w:t>
+      </w:r>
+      <w:proofErr w:type="spellStart"/>
+      <w:r>
+        <w:rPr>
+          <w:rFonts w:asciiTheme="minorHAnsi" w:hAnsiTheme="minorHAnsi" w:cstheme="minorHAnsi"/>
+          <w:lang w:val="sr-Latn-RS" w:eastAsia="en-US" w:bidi="ar-SA"/>
+        </w:rPr>
+        <w:t>channel</w:t>
+      </w:r>
+      <w:proofErr w:type="spellEnd"/>
+      <w:r>
+        <w:rPr>
+          <w:rFonts w:asciiTheme="minorHAnsi" w:hAnsiTheme="minorHAnsi" w:cstheme="minorHAnsi"/>
+          <w:lang w:val="sr-Latn-RS" w:eastAsia="en-US" w:bidi="ar-SA"/>
+        </w:rPr>
+        <w:t xml:space="preserve"> </w:t>
+      </w:r>
+      <w:proofErr w:type="spellStart"/>
+      <w:r>
+        <w:rPr>
+          <w:rFonts w:asciiTheme="minorHAnsi" w:hAnsiTheme="minorHAnsi" w:cstheme="minorHAnsi"/>
+          <w:lang w:val="sr-Latn-RS" w:eastAsia="en-US" w:bidi="ar-SA"/>
+        </w:rPr>
+        <w:t>url</w:t>
+      </w:r>
+      <w:proofErr w:type="spellEnd"/>
+      <w:r>
+        <w:rPr>
+          <w:rFonts w:asciiTheme="minorHAnsi" w:hAnsiTheme="minorHAnsi" w:cstheme="minorHAnsi"/>
+          <w:lang w:val="sr-Latn-RS" w:eastAsia="en-US" w:bidi="ar-SA"/>
+        </w:rPr>
+        <w:t xml:space="preserve">“ koja sadrži tekstualni podatak. Testiran je SELECT upit bez indeksa, sa </w:t>
+      </w:r>
+      <w:proofErr w:type="spellStart"/>
+      <w:r>
+        <w:rPr>
+          <w:rFonts w:asciiTheme="minorHAnsi" w:hAnsiTheme="minorHAnsi" w:cstheme="minorHAnsi"/>
+          <w:lang w:val="sr-Latn-RS" w:eastAsia="en-US" w:bidi="ar-SA"/>
+        </w:rPr>
+        <w:t>hash</w:t>
+      </w:r>
+      <w:proofErr w:type="spellEnd"/>
+      <w:r>
+        <w:rPr>
+          <w:rFonts w:asciiTheme="minorHAnsi" w:hAnsiTheme="minorHAnsi" w:cstheme="minorHAnsi"/>
+          <w:lang w:val="sr-Latn-RS" w:eastAsia="en-US" w:bidi="ar-SA"/>
+        </w:rPr>
+        <w:t xml:space="preserve"> indeksom i sa B-</w:t>
+      </w:r>
+      <w:proofErr w:type="spellStart"/>
+      <w:r>
+        <w:rPr>
+          <w:rFonts w:asciiTheme="minorHAnsi" w:hAnsiTheme="minorHAnsi" w:cstheme="minorHAnsi"/>
+          <w:lang w:val="sr-Latn-RS" w:eastAsia="en-US" w:bidi="ar-SA"/>
+        </w:rPr>
+        <w:t>tree</w:t>
+      </w:r>
+      <w:proofErr w:type="spellEnd"/>
+      <w:r>
+        <w:rPr>
+          <w:rFonts w:asciiTheme="minorHAnsi" w:hAnsiTheme="minorHAnsi" w:cstheme="minorHAnsi"/>
+          <w:lang w:val="sr-Latn-RS" w:eastAsia="en-US" w:bidi="ar-SA"/>
+        </w:rPr>
+        <w:t xml:space="preserve"> indeksom.</w:t>
+      </w:r>
+      <w:r>
+        <w:rPr>
+          <w:rFonts w:asciiTheme="minorHAnsi" w:hAnsiTheme="minorHAnsi" w:cstheme="minorHAnsi"/>
+          <w:lang w:val="sr-Latn-RS" w:eastAsia="en-US" w:bidi="ar-SA"/>
+        </w:rPr>
+        <w:t xml:space="preserve"> U pitanju su „</w:t>
+      </w:r>
+      <w:proofErr w:type="spellStart"/>
+      <w:r>
+        <w:rPr>
+          <w:rFonts w:asciiTheme="minorHAnsi" w:hAnsiTheme="minorHAnsi" w:cstheme="minorHAnsi"/>
+          <w:i/>
+          <w:iCs/>
+          <w:lang w:val="sr-Latn-RS" w:eastAsia="en-US" w:bidi="ar-SA"/>
+        </w:rPr>
+        <w:t>hot</w:t>
+      </w:r>
+      <w:proofErr w:type="spellEnd"/>
+      <w:r>
+        <w:rPr>
+          <w:rFonts w:asciiTheme="minorHAnsi" w:hAnsiTheme="minorHAnsi" w:cstheme="minorHAnsi"/>
+          <w:lang w:val="sr-Latn-RS" w:eastAsia="en-US" w:bidi="ar-SA"/>
+        </w:rPr>
+        <w:t>“ upiti, ponovljeni i keširani.</w:t>
+      </w:r>
+    </w:p>
+    <w:p>
+      <w:pPr>
+        <w:ind w:firstLine="360"/>
+        <w:jc w:val="both"/>
+        <w:rPr>
+          <w:rFonts w:asciiTheme="minorHAnsi" w:hAnsiTheme="minorHAnsi" w:cstheme="minorHAnsi"/>
+          <w:lang w:val="sr-Latn-RS" w:eastAsia="en-US" w:bidi="ar-SA"/>
+        </w:rPr>
+      </w:pPr>
+    </w:p>
+    <w:p>
+      <w:pPr>
+        <w:ind w:firstLine="360"/>
+        <w:jc w:val="both"/>
+        <w:rPr>
+          <w:rFonts w:asciiTheme="minorHAnsi" w:hAnsiTheme="minorHAnsi" w:cstheme="minorHAnsi"/>
+          <w:lang w:val="sr-Latn-RS" w:eastAsia="en-US" w:bidi="ar-SA"/>
+        </w:rPr>
+      </w:pPr>
+    </w:p>
+    <w:p>
+      <w:pPr>
+        <w:ind w:firstLine="360"/>
+        <w:jc w:val="both"/>
+        <w:rPr>
+          <w:rFonts w:asciiTheme="minorHAnsi" w:hAnsiTheme="minorHAnsi" w:cstheme="minorHAnsi"/>
+          <w:lang w:val="sr-Latn-RS" w:eastAsia="en-US" w:bidi="ar-SA"/>
+        </w:rPr>
+      </w:pPr>
+    </w:p>
+    <w:p>
+      <w:pPr>
+        <w:ind w:firstLine="360"/>
+        <w:jc w:val="both"/>
+        <w:rPr>
+          <w:rFonts w:asciiTheme="minorHAnsi" w:hAnsiTheme="minorHAnsi" w:cstheme="minorHAnsi"/>
+          <w:lang w:val="sr-Latn-RS" w:eastAsia="en-US" w:bidi="ar-SA"/>
+        </w:rPr>
+      </w:pPr>
+    </w:p>
+    <w:p>
+      <w:pPr>
+        <w:ind w:firstLine="360"/>
+        <w:jc w:val="both"/>
+        <w:rPr>
+          <w:rFonts w:asciiTheme="minorHAnsi" w:hAnsiTheme="minorHAnsi" w:cstheme="minorHAnsi"/>
+          <w:lang w:val="sr-Latn-RS" w:eastAsia="en-US" w:bidi="ar-SA"/>
+        </w:rPr>
+      </w:pPr>
+    </w:p>
+    <w:p>
+      <w:pPr>
+        <w:pStyle w:val="Heading1"/>
+        <w:numPr>
+          <w:ilvl w:val="1"/>
+          <w:numId w:val="21"/>
+        </w:numPr>
+        <w:rPr>
+          <w:rFonts w:eastAsia="Times New Roman"/>
+          <w:lang w:val="sr-Latn-RS" w:eastAsia="en-US" w:bidi="ar-SA"/>
+        </w:rPr>
+      </w:pPr>
+      <w:bookmarkStart w:id="14" w:name="_Toc229537964"/>
+      <w:r>
+        <w:rPr>
+          <w:rFonts w:eastAsia="Times New Roman"/>
+          <w:lang w:val="sr-Latn-RS" w:eastAsia="en-US" w:bidi="ar-SA"/>
+        </w:rPr>
+        <w:lastRenderedPageBreak/>
+        <w:t>Rezultati bez indeksa</w:t>
+      </w:r>
+      <w:bookmarkEnd w:id="14"/>
+    </w:p>
+    <w:p>
+      <w:pPr>
+        <w:ind w:firstLine="360"/>
+        <w:jc w:val="both"/>
+        <w:rPr>
+          <w:rFonts w:asciiTheme="minorHAnsi" w:hAnsiTheme="minorHAnsi" w:cstheme="minorHAnsi"/>
+          <w:lang w:val="sr-Latn-RS" w:eastAsia="en-US" w:bidi="ar-SA"/>
+        </w:rPr>
+      </w:pPr>
+    </w:p>
+    <w:p>
+      <w:pPr>
+        <w:ind w:firstLine="360"/>
+        <w:jc w:val="both"/>
+        <w:rPr>
+          <w:rFonts w:asciiTheme="minorHAnsi" w:hAnsiTheme="minorHAnsi" w:cstheme="minorHAnsi"/>
+          <w:lang w:val="sr-Latn-RS" w:eastAsia="en-US" w:bidi="ar-SA"/>
+        </w:rPr>
+      </w:pPr>
+    </w:p>
+    <w:bookmarkStart w:id="15" w:name="_MON_1840135067"/>
+    <w:bookmarkEnd w:id="15"/>
+    <w:p>
+      <w:pPr>
+        <w:ind w:firstLine="360"/>
+        <w:jc w:val="both"/>
+        <w:rPr>
+          <w:rFonts w:asciiTheme="minorHAnsi" w:hAnsiTheme="minorHAnsi" w:cstheme="minorHAnsi"/>
+          <w:lang w:val="sr-Latn-RS" w:eastAsia="en-US" w:bidi="ar-SA"/>
+        </w:rPr>
+      </w:pPr>
+      <w:r>
+        <w:rPr>
+          <w:rFonts w:asciiTheme="minorHAnsi" w:hAnsiTheme="minorHAnsi" w:cstheme="minorHAnsi"/>
+          <w:lang w:val="sr-Latn-RS" w:eastAsia="en-US" w:bidi="ar-SA"/>
+        </w:rPr>
+        <w:object w:dxaOrig="9360" w:dyaOrig="6982" w14:anchorId="2A7622EE">
+          <v:shape id="_x0000_i1027" type="#_x0000_t75" style="width:468pt;height:348.75pt" o:ole="">
+            <v:imagedata r:id="rId16" o:title=""/>
+          </v:shape>
+          <o:OLEObject Type="Embed" ProgID="Word.Document.12" ShapeID="_x0000_i1027" DrawAspect="Content" ObjectID="_1840150858" r:id="rId17">
+            <o:FieldCodes>\s</o:FieldCodes>
+          </o:OLEObject>
+        </w:object>
+      </w:r>
+    </w:p>
+    <w:p>
+      <w:pPr>
+        <w:pStyle w:val="Heading1"/>
+        <w:numPr>
+          <w:ilvl w:val="1"/>
+          <w:numId w:val="21"/>
+        </w:numPr>
+        <w:rPr>
+          <w:lang w:val="sr-Latn-RS" w:eastAsia="en-US" w:bidi="ar-SA"/>
+        </w:rPr>
+      </w:pPr>
+      <w:bookmarkStart w:id="16" w:name="_Toc229537965"/>
+      <w:r>
+        <w:rPr>
+          <w:lang w:val="sr-Latn-RS" w:eastAsia="en-US" w:bidi="ar-SA"/>
+        </w:rPr>
+        <w:t xml:space="preserve">Rezultati sa </w:t>
+      </w:r>
+      <w:proofErr w:type="spellStart"/>
+      <w:r>
+        <w:rPr>
+          <w:lang w:val="sr-Latn-RS" w:eastAsia="en-US" w:bidi="ar-SA"/>
+        </w:rPr>
+        <w:t>hash</w:t>
+      </w:r>
+      <w:proofErr w:type="spellEnd"/>
+      <w:r>
+        <w:rPr>
+          <w:lang w:val="sr-Latn-RS" w:eastAsia="en-US" w:bidi="ar-SA"/>
+        </w:rPr>
+        <w:t xml:space="preserve"> indeksom:</w:t>
+      </w:r>
+      <w:bookmarkEnd w:id="16"/>
+    </w:p>
+    <w:p>
+      <w:pPr>
+        <w:ind w:left="360"/>
+        <w:rPr>
+          <w:rFonts w:asciiTheme="minorHAnsi" w:hAnsiTheme="minorHAnsi" w:cstheme="minorHAnsi"/>
+          <w:lang w:val="sr-Latn-RS" w:eastAsia="en-US" w:bidi="ar-SA"/>
+        </w:rPr>
+      </w:pPr>
+      <w:proofErr w:type="spellStart"/>
+      <w:r>
+        <w:rPr>
+          <w:rFonts w:asciiTheme="minorHAnsi" w:hAnsiTheme="minorHAnsi" w:cstheme="minorHAnsi"/>
+          <w:lang w:val="sr-Latn-RS" w:eastAsia="en-US" w:bidi="ar-SA"/>
+        </w:rPr>
+        <w:t>Dataset</w:t>
+      </w:r>
+      <w:proofErr w:type="spellEnd"/>
+      <w:r>
+        <w:rPr>
+          <w:rFonts w:asciiTheme="minorHAnsi" w:hAnsiTheme="minorHAnsi" w:cstheme="minorHAnsi"/>
+          <w:lang w:val="sr-Latn-RS" w:eastAsia="en-US" w:bidi="ar-SA"/>
+        </w:rPr>
+        <w:t xml:space="preserve"> sa </w:t>
+      </w:r>
+      <w:r>
+        <w:rPr>
+          <w:rFonts w:asciiTheme="minorHAnsi" w:hAnsiTheme="minorHAnsi" w:cstheme="minorHAnsi"/>
+          <w:b/>
+          <w:bCs/>
+          <w:lang w:val="sr-Latn-RS" w:eastAsia="en-US" w:bidi="ar-SA"/>
+        </w:rPr>
+        <w:t xml:space="preserve">različitim </w:t>
+      </w:r>
+      <w:r>
+        <w:rPr>
+          <w:rFonts w:asciiTheme="minorHAnsi" w:hAnsiTheme="minorHAnsi" w:cstheme="minorHAnsi"/>
+          <w:lang w:val="sr-Latn-RS" w:eastAsia="en-US" w:bidi="ar-SA"/>
+        </w:rPr>
+        <w:t>vrednostima:</w:t>
+      </w:r>
+    </w:p>
+    <w:p>
+      <w:pPr>
+        <w:ind w:left="360"/>
+        <w:rPr>
+          <w:rFonts w:asciiTheme="minorHAnsi" w:hAnsiTheme="minorHAnsi" w:cstheme="minorHAnsi"/>
+          <w:lang w:val="sr-Latn-RS" w:eastAsia="en-US" w:bidi="ar-SA"/>
+        </w:rPr>
+      </w:pPr>
+    </w:p>
+    <w:bookmarkStart w:id="17" w:name="_MON_1840150508"/>
+    <w:bookmarkEnd w:id="17"/>
+    <w:p>
+      <w:pPr>
+        <w:ind w:left="360"/>
+        <w:rPr>
+          <w:rFonts w:asciiTheme="minorHAnsi" w:hAnsiTheme="minorHAnsi" w:cstheme="minorHAnsi"/>
+          <w:lang w:val="sr-Latn-RS" w:eastAsia="en-US" w:bidi="ar-SA"/>
+        </w:rPr>
+      </w:pPr>
+      <w:r>
+        <w:rPr>
+          <w:rFonts w:asciiTheme="minorHAnsi" w:hAnsiTheme="minorHAnsi" w:cstheme="minorHAnsi"/>
+          <w:lang w:val="sr-Latn-RS" w:eastAsia="en-US" w:bidi="ar-SA"/>
+        </w:rPr>
+        <w:object w:dxaOrig="9360" w:dyaOrig="2330" w14:anchorId="7214CBD5">
+          <v:shape id="_x0000_i1048" type="#_x0000_t75" style="width:468pt;height:116.25pt" o:ole="">
+            <v:imagedata r:id="rId18" o:title=""/>
+          </v:shape>
+          <o:OLEObject Type="Embed" ProgID="Word.Document.12" ShapeID="_x0000_i1048" DrawAspect="Content" ObjectID="_1840150859" r:id="rId19">
+            <o:FieldCodes>\s</o:FieldCodes>
+          </o:OLEObject>
+        </w:object>
+      </w:r>
+    </w:p>
+    <w:bookmarkStart w:id="18" w:name="_MON_1840135202"/>
+    <w:bookmarkEnd w:id="18"/>
+    <w:p>
+      <w:pPr>
+        <w:ind w:firstLine="360"/>
+        <w:jc w:val="both"/>
+        <w:rPr>
+          <w:rFonts w:asciiTheme="minorHAnsi" w:hAnsiTheme="minorHAnsi" w:cstheme="minorHAnsi"/>
+          <w:lang w:val="sr-Latn-RS" w:eastAsia="en-US" w:bidi="ar-SA"/>
+        </w:rPr>
+      </w:pPr>
+      <w:r>
+        <w:rPr>
+          <w:rFonts w:asciiTheme="minorHAnsi" w:hAnsiTheme="minorHAnsi" w:cstheme="minorHAnsi"/>
+          <w:lang w:val="sr-Latn-RS" w:eastAsia="en-US" w:bidi="ar-SA"/>
+        </w:rPr>
+        <w:object w:dxaOrig="9360" w:dyaOrig="4834" w14:anchorId="51F52711">
+          <v:shape id="_x0000_i1045" type="#_x0000_t75" style="width:468pt;height:241.5pt" o:ole="">
+            <v:imagedata r:id="rId20" o:title=""/>
+          </v:shape>
+          <o:OLEObject Type="Embed" ProgID="Word.Document.12" ShapeID="_x0000_i1045" DrawAspect="Content" ObjectID="_1840150860" r:id="rId21">
+            <o:FieldCodes>\s</o:FieldCodes>
+          </o:OLEObject>
+        </w:object>
+      </w:r>
+    </w:p>
+    <w:p>
+      <w:pPr>
+        <w:ind w:firstLine="360"/>
+        <w:jc w:val="both"/>
+        <w:rPr>
+          <w:rFonts w:asciiTheme="minorHAnsi" w:hAnsiTheme="minorHAnsi" w:cstheme="minorHAnsi"/>
+          <w:lang w:val="sr-Latn-RS" w:eastAsia="en-US" w:bidi="ar-SA"/>
+        </w:rPr>
+      </w:pPr>
+    </w:p>
+    <w:p>
+      <w:pPr>
+        <w:ind w:firstLine="360"/>
+        <w:jc w:val="both"/>
+        <w:rPr>
+          <w:rFonts w:asciiTheme="minorHAnsi" w:hAnsiTheme="minorHAnsi" w:cstheme="minorHAnsi"/>
+          <w:lang w:val="sr-Latn-RS" w:eastAsia="en-US" w:bidi="ar-SA"/>
+        </w:rPr>
+      </w:pPr>
+    </w:p>
+    <w:p>
+      <w:pPr>
+        <w:ind w:firstLine="360"/>
+        <w:jc w:val="both"/>
+        <w:rPr>
+          <w:rFonts w:asciiTheme="minorHAnsi" w:hAnsiTheme="minorHAnsi" w:cstheme="minorHAnsi"/>
+          <w:lang w:val="sr-Latn-RS" w:eastAsia="en-US" w:bidi="ar-SA"/>
+        </w:rPr>
+      </w:pPr>
+      <w:proofErr w:type="spellStart"/>
+      <w:r>
+        <w:rPr>
+          <w:rFonts w:asciiTheme="minorHAnsi" w:hAnsiTheme="minorHAnsi" w:cstheme="minorHAnsi"/>
+          <w:lang w:val="sr-Latn-RS" w:eastAsia="en-US" w:bidi="ar-SA"/>
+        </w:rPr>
+        <w:t>Dataset</w:t>
+      </w:r>
+      <w:proofErr w:type="spellEnd"/>
+      <w:r>
+        <w:rPr>
+          <w:rFonts w:asciiTheme="minorHAnsi" w:hAnsiTheme="minorHAnsi" w:cstheme="minorHAnsi"/>
+          <w:lang w:val="sr-Latn-RS" w:eastAsia="en-US" w:bidi="ar-SA"/>
+        </w:rPr>
+        <w:t xml:space="preserve"> sa </w:t>
+      </w:r>
+      <w:r>
+        <w:rPr>
+          <w:rFonts w:asciiTheme="minorHAnsi" w:hAnsiTheme="minorHAnsi" w:cstheme="minorHAnsi"/>
+          <w:b/>
+          <w:bCs/>
+          <w:lang w:val="sr-Latn-RS" w:eastAsia="en-US" w:bidi="ar-SA"/>
+        </w:rPr>
+        <w:t>33% istih</w:t>
+      </w:r>
+      <w:r>
+        <w:rPr>
+          <w:rFonts w:asciiTheme="minorHAnsi" w:hAnsiTheme="minorHAnsi" w:cstheme="minorHAnsi"/>
+          <w:lang w:val="sr-Latn-RS" w:eastAsia="en-US" w:bidi="ar-SA"/>
+        </w:rPr>
+        <w:t xml:space="preserve"> vrednosti:</w:t>
+      </w:r>
+    </w:p>
+    <w:p>
+      <w:pPr>
+        <w:ind w:firstLine="360"/>
+        <w:jc w:val="both"/>
+        <w:rPr>
+          <w:rFonts w:asciiTheme="minorHAnsi" w:hAnsiTheme="minorHAnsi" w:cstheme="minorHAnsi"/>
+          <w:lang w:val="sr-Latn-RS" w:eastAsia="en-US" w:bidi="ar-SA"/>
+        </w:rPr>
+      </w:pPr>
+    </w:p>
+    <w:bookmarkStart w:id="19" w:name="_MON_1840148474"/>
+    <w:bookmarkEnd w:id="19"/>
+    <w:p>
+      <w:pPr>
+        <w:ind w:firstLine="360"/>
         <w:jc w:val="both"/>
         <w:rPr>
           <w:rFonts w:asciiTheme="minorHAnsi" w:hAnsiTheme="minorHAnsi" w:cstheme="minorHAnsi"/>
           <w:lang w:eastAsia="en-US" w:bidi="ar-SA"/>
         </w:rPr>
       </w:pPr>
-    </w:p>
-    <w:p>
-      <w:pPr>
+      <w:r>
+        <w:rPr>
+          <w:rFonts w:asciiTheme="minorHAnsi" w:hAnsiTheme="minorHAnsi" w:cstheme="minorHAnsi"/>
+          <w:lang w:val="sr-Latn-RS" w:eastAsia="en-US" w:bidi="ar-SA"/>
+        </w:rPr>
+        <w:object w:dxaOrig="9360" w:dyaOrig="4297" w14:anchorId="03CFEAD6">
+          <v:shape id="_x0000_i1036" type="#_x0000_t75" style="width:468pt;height:214.5pt" o:ole="">
+            <v:imagedata r:id="rId22" o:title=""/>
+          </v:shape>
+          <o:OLEObject Type="Embed" ProgID="Word.Document.12" ShapeID="_x0000_i1036" DrawAspect="Content" ObjectID="_1840150861" r:id="rId23">
+            <o:FieldCodes>\s</o:FieldCodes>
+          </o:OLEObject>
+        </w:object>
+      </w:r>
+    </w:p>
+    <w:p>
+      <w:pPr>
+        <w:ind w:firstLine="360"/>
         <w:jc w:val="both"/>
         <w:rPr>
-          <w:rFonts w:ascii="Calibri" w:eastAsia="Times New Roman" w:hAnsi="Calibri" w:cs="Calibri"/>
-          <w:kern w:val="0"/>
-          <w:lang w:val="sr-Latn-RS" w:eastAsia="en-US" w:bidi="ar-SA"/>
-        </w:rPr>
+          <w:rFonts w:asciiTheme="minorHAnsi" w:hAnsiTheme="minorHAnsi" w:cstheme="minorHAnsi"/>
+          <w:lang w:val="sr-Latn-RS" w:eastAsia="en-US" w:bidi="ar-SA"/>
+        </w:rPr>
+      </w:pPr>
+    </w:p>
+    <w:p>
+      <w:pPr>
+        <w:pStyle w:val="Heading1"/>
+        <w:numPr>
+          <w:ilvl w:val="1"/>
+          <w:numId w:val="21"/>
+        </w:numPr>
+        <w:rPr>
+          <w:lang w:val="sr-Latn-RS" w:eastAsia="en-US" w:bidi="ar-SA"/>
+        </w:rPr>
+      </w:pPr>
+      <w:bookmarkStart w:id="20" w:name="_Toc229537966"/>
+      <w:r>
+        <w:rPr>
+          <w:lang w:val="sr-Latn-RS" w:eastAsia="en-US" w:bidi="ar-SA"/>
+        </w:rPr>
+        <w:t>Rezultati sa B-</w:t>
+      </w:r>
+      <w:proofErr w:type="spellStart"/>
+      <w:r>
+        <w:rPr>
+          <w:lang w:val="sr-Latn-RS" w:eastAsia="en-US" w:bidi="ar-SA"/>
+        </w:rPr>
+        <w:t>tree</w:t>
+      </w:r>
+      <w:proofErr w:type="spellEnd"/>
+      <w:r>
+        <w:rPr>
+          <w:lang w:val="sr-Latn-RS" w:eastAsia="en-US" w:bidi="ar-SA"/>
+        </w:rPr>
+        <w:t xml:space="preserve"> indeksom:</w:t>
+      </w:r>
+      <w:bookmarkEnd w:id="20"/>
+    </w:p>
+    <w:p>
+      <w:pPr>
+        <w:rPr>
+          <w:lang w:val="sr-Latn-RS" w:eastAsia="en-US" w:bidi="ar-SA"/>
+        </w:rPr>
+      </w:pPr>
+    </w:p>
+    <w:p>
+      <w:pPr>
+        <w:ind w:firstLine="360"/>
+        <w:jc w:val="both"/>
+        <w:rPr>
+          <w:rFonts w:asciiTheme="minorHAnsi" w:hAnsiTheme="minorHAnsi" w:cstheme="minorHAnsi"/>
+          <w:lang w:val="sr-Latn-RS" w:eastAsia="en-US" w:bidi="ar-SA"/>
+        </w:rPr>
+      </w:pPr>
+      <w:proofErr w:type="spellStart"/>
+      <w:r>
+        <w:rPr>
+          <w:rFonts w:asciiTheme="minorHAnsi" w:hAnsiTheme="minorHAnsi" w:cstheme="minorHAnsi"/>
+          <w:lang w:val="sr-Latn-RS" w:eastAsia="en-US" w:bidi="ar-SA"/>
+        </w:rPr>
+        <w:t>Dataset</w:t>
+      </w:r>
+      <w:proofErr w:type="spellEnd"/>
+      <w:r>
+        <w:rPr>
+          <w:rFonts w:asciiTheme="minorHAnsi" w:hAnsiTheme="minorHAnsi" w:cstheme="minorHAnsi"/>
+          <w:lang w:val="sr-Latn-RS" w:eastAsia="en-US" w:bidi="ar-SA"/>
+        </w:rPr>
+        <w:t xml:space="preserve"> sa </w:t>
+      </w:r>
+      <w:r>
+        <w:rPr>
+          <w:rFonts w:asciiTheme="minorHAnsi" w:hAnsiTheme="minorHAnsi" w:cstheme="minorHAnsi"/>
+          <w:b/>
+          <w:bCs/>
+          <w:lang w:val="sr-Latn-RS" w:eastAsia="en-US" w:bidi="ar-SA"/>
+        </w:rPr>
+        <w:t>različitim</w:t>
+      </w:r>
+      <w:r>
+        <w:rPr>
+          <w:rFonts w:asciiTheme="minorHAnsi" w:hAnsiTheme="minorHAnsi" w:cstheme="minorHAnsi"/>
+          <w:lang w:val="sr-Latn-RS" w:eastAsia="en-US" w:bidi="ar-SA"/>
+        </w:rPr>
+        <w:t xml:space="preserve"> vrednostima:</w:t>
+      </w:r>
+    </w:p>
+    <w:bookmarkStart w:id="21" w:name="_MON_1840150550"/>
+    <w:bookmarkEnd w:id="21"/>
+    <w:p>
+      <w:pPr>
+        <w:ind w:firstLine="360"/>
+        <w:jc w:val="both"/>
+        <w:rPr>
+          <w:rFonts w:asciiTheme="minorHAnsi" w:hAnsiTheme="minorHAnsi" w:cstheme="minorHAnsi"/>
+          <w:lang w:val="sr-Latn-RS" w:eastAsia="en-US" w:bidi="ar-SA"/>
+        </w:rPr>
+      </w:pPr>
+      <w:r>
+        <w:rPr>
+          <w:rFonts w:asciiTheme="minorHAnsi" w:hAnsiTheme="minorHAnsi" w:cstheme="minorHAnsi"/>
+          <w:lang w:val="sr-Latn-RS" w:eastAsia="en-US" w:bidi="ar-SA"/>
+        </w:rPr>
+        <w:object w:dxaOrig="9360" w:dyaOrig="1074" w14:anchorId="6AD7063F">
+          <v:shape id="_x0000_i1054" type="#_x0000_t75" style="width:468pt;height:54pt" o:ole="">
+            <v:imagedata r:id="rId24" o:title=""/>
+          </v:shape>
+          <o:OLEObject Type="Embed" ProgID="Word.Document.12" ShapeID="_x0000_i1054" DrawAspect="Content" ObjectID="_1840150862" r:id="rId25">
+            <o:FieldCodes>\s</o:FieldCodes>
+          </o:OLEObject>
+        </w:object>
+      </w:r>
+    </w:p>
+    <w:bookmarkStart w:id="22" w:name="_MON_1840135285"/>
+    <w:bookmarkEnd w:id="22"/>
+    <w:p>
+      <w:pPr>
+        <w:ind w:firstLine="360"/>
+        <w:jc w:val="both"/>
+        <w:rPr>
+          <w:rFonts w:asciiTheme="minorHAnsi" w:hAnsiTheme="minorHAnsi" w:cstheme="minorHAnsi"/>
+          <w:lang w:val="sr-Latn-RS" w:eastAsia="en-US" w:bidi="ar-SA"/>
+        </w:rPr>
+      </w:pPr>
+      <w:r>
+        <w:rPr>
+          <w:rFonts w:asciiTheme="minorHAnsi" w:hAnsiTheme="minorHAnsi" w:cstheme="minorHAnsi"/>
+          <w:lang w:val="sr-Latn-RS" w:eastAsia="en-US" w:bidi="ar-SA"/>
+        </w:rPr>
+        <w:object w:dxaOrig="9360" w:dyaOrig="3222" w14:anchorId="19EE33CB">
+          <v:shape id="_x0000_i1051" type="#_x0000_t75" style="width:468pt;height:161.25pt" o:ole="">
+            <v:imagedata r:id="rId26" o:title=""/>
+          </v:shape>
+          <o:OLEObject Type="Embed" ProgID="Word.Document.12" ShapeID="_x0000_i1051" DrawAspect="Content" ObjectID="_1840150863" r:id="rId27">
+            <o:FieldCodes>\s</o:FieldCodes>
+          </o:OLEObject>
+        </w:object>
+      </w:r>
+    </w:p>
+    <w:p>
+      <w:pPr>
+        <w:ind w:firstLine="360"/>
+        <w:jc w:val="both"/>
+        <w:rPr>
+          <w:rFonts w:asciiTheme="minorHAnsi" w:hAnsiTheme="minorHAnsi" w:cstheme="minorHAnsi"/>
+          <w:lang w:val="sr-Latn-RS" w:eastAsia="en-US" w:bidi="ar-SA"/>
+        </w:rPr>
+      </w:pPr>
+    </w:p>
+    <w:p>
+      <w:pPr>
+        <w:ind w:firstLine="360"/>
+        <w:jc w:val="both"/>
+        <w:rPr>
+          <w:rFonts w:asciiTheme="minorHAnsi" w:hAnsiTheme="minorHAnsi" w:cstheme="minorHAnsi"/>
+          <w:lang w:val="sr-Latn-RS" w:eastAsia="en-US" w:bidi="ar-SA"/>
+        </w:rPr>
+      </w:pPr>
+    </w:p>
+    <w:p>
+      <w:pPr>
+        <w:ind w:firstLine="360"/>
+        <w:jc w:val="both"/>
+        <w:rPr>
+          <w:rFonts w:asciiTheme="minorHAnsi" w:hAnsiTheme="minorHAnsi" w:cstheme="minorHAnsi"/>
+          <w:lang w:val="sr-Latn-RS" w:eastAsia="en-US" w:bidi="ar-SA"/>
+        </w:rPr>
+      </w:pPr>
+    </w:p>
+    <w:p>
+      <w:pPr>
+        <w:ind w:firstLine="360"/>
+        <w:jc w:val="both"/>
+        <w:rPr>
+          <w:rFonts w:asciiTheme="minorHAnsi" w:hAnsiTheme="minorHAnsi" w:cstheme="minorHAnsi"/>
+          <w:lang w:val="sr-Latn-RS" w:eastAsia="en-US" w:bidi="ar-SA"/>
+        </w:rPr>
+      </w:pPr>
+      <w:proofErr w:type="spellStart"/>
+      <w:r>
+        <w:rPr>
+          <w:rFonts w:asciiTheme="minorHAnsi" w:hAnsiTheme="minorHAnsi" w:cstheme="minorHAnsi"/>
+          <w:lang w:val="sr-Latn-RS" w:eastAsia="en-US" w:bidi="ar-SA"/>
+        </w:rPr>
+        <w:t>Dataset</w:t>
+      </w:r>
+      <w:proofErr w:type="spellEnd"/>
+      <w:r>
+        <w:rPr>
+          <w:rFonts w:asciiTheme="minorHAnsi" w:hAnsiTheme="minorHAnsi" w:cstheme="minorHAnsi"/>
+          <w:lang w:val="sr-Latn-RS" w:eastAsia="en-US" w:bidi="ar-SA"/>
+        </w:rPr>
+        <w:t xml:space="preserve"> sa </w:t>
+      </w:r>
+      <w:r>
+        <w:rPr>
+          <w:rFonts w:asciiTheme="minorHAnsi" w:hAnsiTheme="minorHAnsi" w:cstheme="minorHAnsi"/>
+          <w:b/>
+          <w:bCs/>
+          <w:lang w:val="sr-Latn-RS" w:eastAsia="en-US" w:bidi="ar-SA"/>
+        </w:rPr>
+        <w:t>33%</w:t>
+      </w:r>
+      <w:r>
+        <w:rPr>
+          <w:rFonts w:asciiTheme="minorHAnsi" w:hAnsiTheme="minorHAnsi" w:cstheme="minorHAnsi"/>
+          <w:lang w:val="sr-Latn-RS" w:eastAsia="en-US" w:bidi="ar-SA"/>
+        </w:rPr>
+        <w:t xml:space="preserve"> istim vrednostima:</w:t>
+      </w:r>
+    </w:p>
+    <w:p>
+      <w:pPr>
+        <w:ind w:left="360"/>
+        <w:rPr>
+          <w:rFonts w:asciiTheme="minorHAnsi" w:hAnsiTheme="minorHAnsi" w:cstheme="minorHAnsi"/>
+          <w:sz w:val="22"/>
+          <w:szCs w:val="22"/>
+        </w:rPr>
+      </w:pPr>
+      <w:r>
+        <w:rPr>
+          <w:rFonts w:asciiTheme="minorHAnsi" w:hAnsiTheme="minorHAnsi" w:cstheme="minorHAnsi"/>
+          <w:sz w:val="22"/>
+          <w:szCs w:val="22"/>
+        </w:rPr>
+        <w:t xml:space="preserve">SELECT * FROM youtubers </w:t>
+      </w:r>
+    </w:p>
+    <w:p>
+      <w:pPr>
+        <w:ind w:left="360"/>
+        <w:rPr>
+          <w:rFonts w:asciiTheme="minorHAnsi" w:hAnsiTheme="minorHAnsi" w:cstheme="minorHAnsi"/>
+          <w:sz w:val="22"/>
+          <w:szCs w:val="22"/>
+        </w:rPr>
+      </w:pPr>
+      <w:r>
+        <w:rPr>
+          <w:rFonts w:asciiTheme="minorHAnsi" w:hAnsiTheme="minorHAnsi" w:cstheme="minorHAnsi"/>
+          <w:sz w:val="22"/>
+          <w:szCs w:val="22"/>
+        </w:rPr>
+        <w:t xml:space="preserve">WHERE </w:t>
+      </w:r>
+      <w:proofErr w:type="spellStart"/>
+      <w:r>
+        <w:rPr>
+          <w:rFonts w:asciiTheme="minorHAnsi" w:hAnsiTheme="minorHAnsi" w:cstheme="minorHAnsi"/>
+          <w:sz w:val="22"/>
+          <w:szCs w:val="22"/>
+        </w:rPr>
+        <w:t>channel_</w:t>
+      </w:r>
+      <w:proofErr w:type="gramStart"/>
+      <w:r>
+        <w:rPr>
+          <w:rFonts w:asciiTheme="minorHAnsi" w:hAnsiTheme="minorHAnsi" w:cstheme="minorHAnsi"/>
+          <w:sz w:val="22"/>
+          <w:szCs w:val="22"/>
+        </w:rPr>
+        <w:t>url</w:t>
+      </w:r>
+      <w:proofErr w:type="spellEnd"/>
+      <w:r>
+        <w:rPr>
+          <w:rFonts w:asciiTheme="minorHAnsi" w:hAnsiTheme="minorHAnsi" w:cstheme="minorHAnsi"/>
+          <w:sz w:val="22"/>
+          <w:szCs w:val="22"/>
+        </w:rPr>
+        <w:t xml:space="preserve">  =</w:t>
+      </w:r>
+      <w:proofErr w:type="gramEnd"/>
+      <w:r>
+        <w:rPr>
+          <w:rFonts w:asciiTheme="minorHAnsi" w:hAnsiTheme="minorHAnsi" w:cstheme="minorHAnsi"/>
+          <w:sz w:val="22"/>
+          <w:szCs w:val="22"/>
+        </w:rPr>
+        <w:t xml:space="preserve"> ‘https://youtube.com/</w:t>
+      </w:r>
+      <w:proofErr w:type="spellStart"/>
+      <w:r>
+        <w:rPr>
+          <w:rFonts w:asciiTheme="minorHAnsi" w:hAnsiTheme="minorHAnsi" w:cstheme="minorHAnsi"/>
+          <w:sz w:val="22"/>
+          <w:szCs w:val="22"/>
+        </w:rPr>
+        <w:t>sadasdsadasdasdasdasdasawvsdvsm</w:t>
+      </w:r>
+      <w:proofErr w:type="spellEnd"/>
+      <w:r>
+        <w:rPr>
+          <w:rFonts w:asciiTheme="minorHAnsi" w:hAnsiTheme="minorHAnsi" w:cstheme="minorHAnsi"/>
+          <w:sz w:val="22"/>
+          <w:szCs w:val="22"/>
+        </w:rPr>
+        <w:t>’;</w:t>
+      </w:r>
+    </w:p>
+    <w:p>
+      <w:pPr>
+        <w:ind w:left="360"/>
+        <w:rPr>
+          <w:rFonts w:asciiTheme="minorHAnsi" w:hAnsiTheme="minorHAnsi" w:cstheme="minorHAnsi"/>
+          <w:sz w:val="22"/>
+          <w:szCs w:val="22"/>
+        </w:rPr>
+      </w:pPr>
+    </w:p>
+    <w:p>
+      <w:pPr>
+        <w:ind w:left="360"/>
+        <w:rPr>
+          <w:rFonts w:asciiTheme="minorHAnsi" w:hAnsiTheme="minorHAnsi" w:cstheme="minorHAnsi"/>
+          <w:sz w:val="22"/>
+          <w:szCs w:val="22"/>
+        </w:rPr>
+      </w:pPr>
+      <w:r>
+        <w:rPr>
+          <w:rFonts w:asciiTheme="minorHAnsi" w:hAnsiTheme="minorHAnsi" w:cstheme="minorHAnsi"/>
+          <w:sz w:val="22"/>
+          <w:szCs w:val="22"/>
+        </w:rPr>
+        <w:t>(4001 rows)</w:t>
+      </w:r>
+    </w:p>
+    <w:p>
+      <w:pPr>
+        <w:ind w:left="360"/>
+        <w:rPr>
+          <w:rFonts w:asciiTheme="minorHAnsi" w:hAnsiTheme="minorHAnsi" w:cstheme="minorHAnsi"/>
+          <w:sz w:val="22"/>
+          <w:szCs w:val="22"/>
+        </w:rPr>
+      </w:pPr>
+    </w:p>
+    <w:p>
+      <w:pPr>
+        <w:ind w:left="360"/>
+        <w:rPr>
+          <w:rFonts w:asciiTheme="minorHAnsi" w:hAnsiTheme="minorHAnsi" w:cstheme="minorHAnsi"/>
+          <w:sz w:val="22"/>
+          <w:szCs w:val="22"/>
+        </w:rPr>
+      </w:pPr>
+      <w:r>
+        <w:rPr>
+          <w:rFonts w:asciiTheme="minorHAnsi" w:hAnsiTheme="minorHAnsi" w:cstheme="minorHAnsi"/>
+          <w:sz w:val="22"/>
+          <w:szCs w:val="22"/>
+        </w:rPr>
+        <w:t xml:space="preserve">Time: 4,978 </w:t>
+      </w:r>
+      <w:proofErr w:type="spellStart"/>
+      <w:r>
+        <w:rPr>
+          <w:rFonts w:asciiTheme="minorHAnsi" w:hAnsiTheme="minorHAnsi" w:cstheme="minorHAnsi"/>
+          <w:sz w:val="22"/>
+          <w:szCs w:val="22"/>
+        </w:rPr>
+        <w:t>ms</w:t>
+      </w:r>
+      <w:proofErr w:type="spellEnd"/>
+    </w:p>
+    <w:p>
+      <w:pPr>
+        <w:ind w:left="360"/>
+        <w:rPr>
+          <w:rFonts w:asciiTheme="minorHAnsi" w:hAnsiTheme="minorHAnsi" w:cstheme="minorHAnsi"/>
+          <w:sz w:val="22"/>
+          <w:szCs w:val="22"/>
+        </w:rPr>
+      </w:pPr>
+    </w:p>
+    <w:p>
+      <w:pPr>
+        <w:ind w:left="360"/>
+        <w:rPr>
+          <w:rFonts w:asciiTheme="minorHAnsi" w:hAnsiTheme="minorHAnsi" w:cstheme="minorHAnsi"/>
+          <w:sz w:val="22"/>
+          <w:szCs w:val="22"/>
+        </w:rPr>
+      </w:pPr>
+    </w:p>
+    <w:p>
+      <w:pPr>
+        <w:ind w:left="360"/>
+        <w:rPr>
+          <w:rFonts w:asciiTheme="minorHAnsi" w:hAnsiTheme="minorHAnsi" w:cstheme="minorHAnsi"/>
+          <w:sz w:val="22"/>
+          <w:szCs w:val="22"/>
+        </w:rPr>
+      </w:pPr>
+      <w:r>
+        <w:rPr>
+          <w:rFonts w:asciiTheme="minorHAnsi" w:hAnsiTheme="minorHAnsi" w:cstheme="minorHAnsi"/>
+          <w:sz w:val="22"/>
+          <w:szCs w:val="22"/>
+        </w:rPr>
+        <w:t xml:space="preserve">SELECT * FROM youtubers WHERE </w:t>
+      </w:r>
+      <w:proofErr w:type="spellStart"/>
+      <w:r>
+        <w:rPr>
+          <w:rFonts w:asciiTheme="minorHAnsi" w:hAnsiTheme="minorHAnsi" w:cstheme="minorHAnsi"/>
+          <w:sz w:val="22"/>
+          <w:szCs w:val="22"/>
+        </w:rPr>
+        <w:t>channel_url</w:t>
+      </w:r>
+      <w:proofErr w:type="spellEnd"/>
+      <w:r>
+        <w:rPr>
+          <w:rFonts w:asciiTheme="minorHAnsi" w:hAnsiTheme="minorHAnsi" w:cstheme="minorHAnsi"/>
+          <w:sz w:val="22"/>
+          <w:szCs w:val="22"/>
+        </w:rPr>
+        <w:t xml:space="preserve"> = 'https://prnewswire.com/volutpat/quam/pede.html?varius=vel&amp;ut=lectus&amp;blandit=in&amp;non=quam&amp;interdum=fringilla&amp;in=rhoncus&amp;ante=mauris</w:t>
+      </w:r>
+    </w:p>
+    <w:p>
+      <w:pPr>
+        <w:ind w:left="360"/>
+        <w:rPr>
+          <w:rFonts w:asciiTheme="minorHAnsi" w:hAnsiTheme="minorHAnsi" w:cstheme="minorHAnsi"/>
+          <w:sz w:val="22"/>
+          <w:szCs w:val="22"/>
+        </w:rPr>
+      </w:pPr>
+      <w:r>
+        <w:rPr>
+          <w:rFonts w:asciiTheme="minorHAnsi" w:hAnsiTheme="minorHAnsi" w:cstheme="minorHAnsi"/>
+          <w:sz w:val="22"/>
+          <w:szCs w:val="22"/>
+        </w:rPr>
+        <w:t>&amp;vestibulum=enim&amp;ante=leo&amp;ipsum=rhoncus&amp;primis=sed&amp;in=vestibulum&amp;faucibus=sit&amp;orci=amet&amp;luctus=cursus&amp;et=id&amp;ultrices=turpis&amp;posuere=integer&amp;cubilia=aliquet&amp;curae=massa&amp;duis=id&amp;</w:t>
+      </w:r>
+    </w:p>
+    <w:p>
+      <w:pPr>
+        <w:ind w:left="360"/>
+        <w:rPr>
+          <w:rFonts w:asciiTheme="minorHAnsi" w:hAnsiTheme="minorHAnsi" w:cstheme="minorHAnsi"/>
+          <w:sz w:val="22"/>
+          <w:szCs w:val="22"/>
+        </w:rPr>
+      </w:pPr>
+      <w:r>
+        <w:rPr>
+          <w:rFonts w:asciiTheme="minorHAnsi" w:hAnsiTheme="minorHAnsi" w:cstheme="minorHAnsi"/>
+          <w:sz w:val="22"/>
+          <w:szCs w:val="22"/>
+        </w:rPr>
+        <w:t>ibus=lobortis&amp;accumsan=convallis&amp;odio=tortor&amp;curabitur=risus&amp;convallis=dapibus&amp;duis=augue&amp;consequat=vel&amp;dui=accumsan&amp;nec=tellus&amp;nisi=nisi&amp;volutpat=eu&amp;eleifend=orci&amp;donec=mauris&amp;ut=</w:t>
+      </w:r>
+    </w:p>
+    <w:p>
+      <w:pPr>
+        <w:ind w:left="360"/>
+        <w:rPr>
+          <w:rFonts w:asciiTheme="minorHAnsi" w:hAnsiTheme="minorHAnsi" w:cstheme="minorHAnsi"/>
+          <w:sz w:val="22"/>
+          <w:szCs w:val="22"/>
+        </w:rPr>
+      </w:pPr>
+      <w:r>
+        <w:rPr>
+          <w:rFonts w:asciiTheme="minorHAnsi" w:hAnsiTheme="minorHAnsi" w:cstheme="minorHAnsi"/>
+          <w:sz w:val="22"/>
+          <w:szCs w:val="22"/>
+        </w:rPr>
+        <w:t>lacinia&amp;dolor=sapien&amp;morbi=quis&amp;vel=libero&amp;lectus=nullam&amp;in=sit&amp;quam=amet&amp;fringilla=turpis&amp;rhoncus=elementum&amp;mauris=ligula&amp;enim=vehicula&amp;leo=consequat&amp;rhoncus=morbi&amp;sed=a&amp;</w:t>
+      </w:r>
+    </w:p>
+    <w:p>
+      <w:pPr>
+        <w:ind w:left="360"/>
+        <w:rPr>
+          <w:rFonts w:asciiTheme="minorHAnsi" w:hAnsiTheme="minorHAnsi" w:cstheme="minorHAnsi"/>
+          <w:sz w:val="22"/>
+          <w:szCs w:val="22"/>
+        </w:rPr>
+      </w:pPr>
+      <w:r>
+        <w:rPr>
+          <w:rFonts w:asciiTheme="minorHAnsi" w:hAnsiTheme="minorHAnsi" w:cstheme="minorHAnsi"/>
+          <w:sz w:val="22"/>
+          <w:szCs w:val="22"/>
+        </w:rPr>
+        <w:t>ue&amp;amet=viverra&amp;turpis=pede&amp;elementum=ac&amp;ligula=diam&amp;vehicula=cras&amp;consequat=pellentesque&amp;morbi=volutpat&amp;a=dui&amp;ipsum=maecenas&amp;integer=tristique&amp;a=est&amp;nibh=et&amp;in=tempus';</w:t>
+      </w:r>
+    </w:p>
+    <w:p>
+      <w:pPr>
+        <w:ind w:left="360"/>
+        <w:rPr>
+          <w:rFonts w:asciiTheme="minorHAnsi" w:hAnsiTheme="minorHAnsi" w:cstheme="minorHAnsi"/>
+          <w:sz w:val="22"/>
+          <w:szCs w:val="22"/>
+        </w:rPr>
+      </w:pPr>
+      <w:r>
+        <w:rPr>
+          <w:rFonts w:asciiTheme="minorHAnsi" w:hAnsiTheme="minorHAnsi" w:cstheme="minorHAnsi"/>
+          <w:sz w:val="22"/>
+          <w:szCs w:val="22"/>
+        </w:rPr>
+        <w:t>(1 row)</w:t>
+      </w:r>
+    </w:p>
+    <w:p>
+      <w:pPr>
+        <w:ind w:left="360"/>
+        <w:rPr>
+          <w:rFonts w:asciiTheme="minorHAnsi" w:hAnsiTheme="minorHAnsi" w:cstheme="minorHAnsi"/>
+          <w:sz w:val="22"/>
+          <w:szCs w:val="22"/>
+        </w:rPr>
+      </w:pPr>
+    </w:p>
+    <w:p>
+      <w:pPr>
+        <w:ind w:left="360"/>
+        <w:rPr>
+          <w:rFonts w:asciiTheme="minorHAnsi" w:hAnsiTheme="minorHAnsi" w:cstheme="minorHAnsi"/>
+          <w:sz w:val="22"/>
+          <w:szCs w:val="22"/>
+        </w:rPr>
+      </w:pPr>
+      <w:r>
+        <w:rPr>
+          <w:rFonts w:asciiTheme="minorHAnsi" w:hAnsiTheme="minorHAnsi" w:cstheme="minorHAnsi"/>
+          <w:sz w:val="22"/>
+          <w:szCs w:val="22"/>
+        </w:rPr>
+        <w:t xml:space="preserve">Time: 0,335 </w:t>
+      </w:r>
+      <w:proofErr w:type="spellStart"/>
+      <w:r>
+        <w:rPr>
+          <w:rFonts w:asciiTheme="minorHAnsi" w:hAnsiTheme="minorHAnsi" w:cstheme="minorHAnsi"/>
+          <w:sz w:val="22"/>
+          <w:szCs w:val="22"/>
+        </w:rPr>
+        <w:t>ms</w:t>
+      </w:r>
+      <w:proofErr w:type="spellEnd"/>
+    </w:p>
+    <w:p>
+      <w:pPr>
+        <w:ind w:left="360"/>
+        <w:rPr>
+          <w:rFonts w:asciiTheme="minorHAnsi" w:hAnsiTheme="minorHAnsi" w:cstheme="minorHAnsi"/>
+          <w:sz w:val="22"/>
+          <w:szCs w:val="22"/>
+        </w:rPr>
+      </w:pPr>
+    </w:p>
+    <w:p>
+      <w:pPr>
+        <w:pStyle w:val="Heading1"/>
+        <w:numPr>
+          <w:ilvl w:val="1"/>
+          <w:numId w:val="21"/>
+        </w:numPr>
+      </w:pPr>
+      <w:bookmarkStart w:id="23" w:name="_Toc229537967"/>
+      <w:proofErr w:type="spellStart"/>
+      <w:r>
+        <w:t>Veličine</w:t>
+      </w:r>
+      <w:proofErr w:type="spellEnd"/>
+      <w:r>
+        <w:t xml:space="preserve"> </w:t>
+      </w:r>
+      <w:proofErr w:type="spellStart"/>
+      <w:r>
+        <w:t>indeksa</w:t>
+      </w:r>
+      <w:bookmarkEnd w:id="23"/>
+      <w:proofErr w:type="spellEnd"/>
+    </w:p>
+    <w:p/>
+    <w:p>
+      <w:pPr>
+        <w:ind w:left="360"/>
+        <w:jc w:val="both"/>
+        <w:rPr>
+          <w:lang w:val="sr-Latn-RS"/>
+        </w:rPr>
+      </w:pPr>
+      <w:r>
+        <w:rPr>
+          <w:lang w:val="sr-Latn-RS"/>
+        </w:rPr>
+        <w:t xml:space="preserve">Pomoću </w:t>
+      </w:r>
+      <w:proofErr w:type="spellStart"/>
+      <w:r>
+        <w:rPr>
+          <w:lang w:val="sr-Latn-RS"/>
+        </w:rPr>
+        <w:t>psql</w:t>
+      </w:r>
+      <w:proofErr w:type="spellEnd"/>
+      <w:r>
+        <w:rPr>
+          <w:lang w:val="sr-Latn-RS"/>
+        </w:rPr>
+        <w:t xml:space="preserve"> komand</w:t>
+      </w:r>
+      <w:r>
+        <w:rPr>
+          <w:lang w:val="sr-Latn-RS"/>
+        </w:rPr>
+        <w:t>e</w:t>
+      </w:r>
+      <w:r>
+        <w:rPr>
+          <w:lang w:val="sr-Latn-RS"/>
+        </w:rPr>
+        <w:t xml:space="preserve"> </w:t>
+      </w:r>
+    </w:p>
+    <w:p>
+      <w:pPr>
+        <w:ind w:left="360"/>
+        <w:jc w:val="center"/>
+        <w:rPr>
+          <w:b/>
+          <w:bCs/>
+          <w:lang w:val="sr-Latn-RS"/>
+        </w:rPr>
+      </w:pPr>
+      <w:r>
+        <w:rPr>
+          <w:b/>
+          <w:bCs/>
+          <w:lang w:val="sr-Latn-RS"/>
+        </w:rPr>
+        <w:t>\di+ &lt;</w:t>
+      </w:r>
+      <w:proofErr w:type="spellStart"/>
+      <w:r>
+        <w:rPr>
+          <w:b/>
+          <w:bCs/>
+          <w:lang w:val="sr-Latn-RS"/>
+        </w:rPr>
+        <w:t>ime_indeksa</w:t>
+      </w:r>
+      <w:proofErr w:type="spellEnd"/>
+      <w:r>
+        <w:rPr>
+          <w:b/>
+          <w:bCs/>
+          <w:lang w:val="sr-Latn-RS"/>
+        </w:rPr>
+        <w:t>&gt;</w:t>
+      </w:r>
+    </w:p>
+    <w:p>
+      <w:pPr>
+        <w:ind w:left="360"/>
+        <w:jc w:val="both"/>
+        <w:rPr>
+          <w:lang w:val="sr-Latn-RS"/>
+        </w:rPr>
+      </w:pPr>
+      <w:r>
+        <w:rPr>
+          <w:lang w:val="sr-Latn-RS"/>
+        </w:rPr>
+        <w:t xml:space="preserve">možemo </w:t>
+      </w:r>
+      <w:proofErr w:type="spellStart"/>
+      <w:r>
+        <w:rPr>
+          <w:lang w:val="sr-Latn-RS"/>
+        </w:rPr>
+        <w:t>videte</w:t>
+      </w:r>
+      <w:proofErr w:type="spellEnd"/>
+      <w:r>
+        <w:rPr>
+          <w:lang w:val="sr-Latn-RS"/>
+        </w:rPr>
+        <w:t xml:space="preserve"> detaljnija svojstva indeksa za bazu sa 33% </w:t>
+      </w:r>
+      <w:proofErr w:type="spellStart"/>
+      <w:r>
+        <w:rPr>
+          <w:lang w:val="sr-Latn-RS"/>
+        </w:rPr>
+        <w:t>ponavljenih</w:t>
+      </w:r>
+      <w:proofErr w:type="spellEnd"/>
+      <w:r>
+        <w:rPr>
+          <w:lang w:val="sr-Latn-RS"/>
+        </w:rPr>
+        <w:t xml:space="preserve"> podataka u kolon</w:t>
+      </w:r>
+      <w:r>
+        <w:rPr>
+          <w:lang w:val="sr-Latn-RS"/>
+        </w:rPr>
+        <w:t xml:space="preserve">i </w:t>
+      </w:r>
+      <w:proofErr w:type="spellStart"/>
+      <w:r>
+        <w:rPr>
+          <w:lang w:val="sr-Latn-RS"/>
+        </w:rPr>
+        <w:t>channel_url</w:t>
+      </w:r>
+      <w:proofErr w:type="spellEnd"/>
+      <w:r>
+        <w:rPr>
+          <w:lang w:val="sr-Latn-RS"/>
+        </w:rPr>
+        <w:t>:</w:t>
+      </w:r>
+    </w:p>
+    <w:p>
+      <w:pPr>
+        <w:ind w:left="360"/>
+        <w:rPr>
+          <w:lang w:val="sr-Latn-RS"/>
+        </w:rPr>
+      </w:pPr>
+    </w:p>
+    <w:p>
+      <w:pPr>
+        <w:ind w:left="360"/>
+        <w:rPr>
+          <w:lang w:val="sr-Latn-RS"/>
+        </w:rPr>
+      </w:pPr>
+      <w:r>
+        <w:rPr>
+          <w:noProof/>
+          <w:lang w:val="sr-Latn-RS"/>
+        </w:rPr>
+        <w:lastRenderedPageBreak/>
+        <w:drawing>
+          <wp:inline distT="0" distB="0" distL="0" distR="0" wp14:anchorId="54F84537" wp14:editId="1805E23C">
+            <wp:extent cx="5934075" cy="666750"/>
+            <wp:effectExtent l="0" t="0" r="9525" b="0"/>
+            <wp:docPr id="5" name="Picture 5"/>
+            <wp:cNvGraphicFramePr>
+              <a:graphicFrameLocks xmlns:a="http://schemas.openxmlformats.org/drawingml/2006/main" noChangeAspect="1"/>
+            </wp:cNvGraphicFramePr>
+            <a:graphic xmlns:a="http://schemas.openxmlformats.org/drawingml/2006/main">
+              <a:graphicData uri="http://schemas.openxmlformats.org/drawingml/2006/picture">
+                <pic:pic xmlns:pic="http://schemas.openxmlformats.org/drawingml/2006/picture">
+                  <pic:nvPicPr>
+                    <pic:cNvPr id="0" name="Picture 10"/>
+                    <pic:cNvPicPr>
+                      <a:picLocks noChangeAspect="1" noChangeArrowheads="1"/>
+                    </pic:cNvPicPr>
+                  </pic:nvPicPr>
+                  <pic:blipFill>
+                    <a:blip r:embed="rId28">
+                      <a:extLst>
+                        <a:ext uri="{28A0092B-C50C-407E-A947-70E740481C1C}">
+                          <a14:useLocalDpi xmlns:a14="http://schemas.microsoft.com/office/drawing/2010/main" val="0"/>
+                        </a:ext>
+                      </a:extLst>
+                    </a:blip>
+                    <a:srcRect/>
+                    <a:stretch>
+                      <a:fillRect/>
+                    </a:stretch>
+                  </pic:blipFill>
+                  <pic:spPr bwMode="auto">
+                    <a:xfrm>
+                      <a:off x="0" y="0"/>
+                      <a:ext cx="5934075" cy="666750"/>
+                    </a:xfrm>
+                    <a:prstGeom prst="rect">
+                      <a:avLst/>
+                    </a:prstGeom>
+                    <a:noFill/>
+                    <a:ln>
+                      <a:noFill/>
+                    </a:ln>
+                  </pic:spPr>
+                </pic:pic>
+              </a:graphicData>
+            </a:graphic>
+          </wp:inline>
+        </w:drawing>
+      </w:r>
+    </w:p>
+    <w:p>
+      <w:pPr>
+        <w:ind w:left="360"/>
+        <w:jc w:val="center"/>
+        <w:rPr>
+          <w:lang w:val="sr-Latn-RS"/>
+        </w:rPr>
+      </w:pPr>
+      <w:r>
+        <w:rPr>
+          <w:lang w:val="sr-Latn-RS"/>
+        </w:rPr>
+        <w:t xml:space="preserve">Slika 2. </w:t>
+      </w:r>
+      <w:proofErr w:type="spellStart"/>
+      <w:r>
+        <w:rPr>
+          <w:lang w:val="sr-Latn-RS"/>
+        </w:rPr>
+        <w:t>Svojsvta</w:t>
+      </w:r>
+      <w:proofErr w:type="spellEnd"/>
+      <w:r>
+        <w:rPr>
+          <w:lang w:val="sr-Latn-RS"/>
+        </w:rPr>
+        <w:t xml:space="preserve"> </w:t>
+      </w:r>
+      <w:proofErr w:type="spellStart"/>
+      <w:r>
+        <w:rPr>
+          <w:lang w:val="sr-Latn-RS"/>
+        </w:rPr>
+        <w:t>hash</w:t>
+      </w:r>
+      <w:proofErr w:type="spellEnd"/>
+      <w:r>
+        <w:rPr>
+          <w:lang w:val="sr-Latn-RS"/>
+        </w:rPr>
+        <w:t xml:space="preserve"> </w:t>
+      </w:r>
+      <w:proofErr w:type="spellStart"/>
+      <w:r>
+        <w:rPr>
+          <w:lang w:val="sr-Latn-RS"/>
+        </w:rPr>
+        <w:t>indexa</w:t>
+      </w:r>
+      <w:proofErr w:type="spellEnd"/>
+    </w:p>
+    <w:p>
+      <w:pPr>
+        <w:ind w:left="360"/>
+      </w:pPr>
+    </w:p>
+    <w:p>
+      <w:pPr>
+        <w:ind w:left="360"/>
+      </w:pPr>
+      <w:r>
+        <w:drawing>
+          <wp:inline distT="0" distB="0" distL="0" distR="0" wp14:anchorId="5BD4B14B" wp14:editId="5B44062B">
+            <wp:extent cx="5943600" cy="758825"/>
+            <wp:effectExtent l="0" t="0" r="0" b="3175"/>
+            <wp:docPr id="6" name="Picture 6"/>
+            <wp:cNvGraphicFramePr>
+              <a:graphicFrameLocks xmlns:a="http://schemas.openxmlformats.org/drawingml/2006/main" noChangeAspect="1"/>
+            </wp:cNvGraphicFramePr>
+            <a:graphic xmlns:a="http://schemas.openxmlformats.org/drawingml/2006/main">
+              <a:graphicData uri="http://schemas.openxmlformats.org/drawingml/2006/picture">
+                <pic:pic xmlns:pic="http://schemas.openxmlformats.org/drawingml/2006/picture">
+                  <pic:nvPicPr>
+                    <pic:cNvPr id="1" name=""/>
+                    <pic:cNvPicPr/>
+                  </pic:nvPicPr>
+                  <pic:blipFill>
+                    <a:blip r:embed="rId29"/>
+                    <a:stretch>
+                      <a:fillRect/>
+                    </a:stretch>
+                  </pic:blipFill>
+                  <pic:spPr>
+                    <a:xfrm>
+                      <a:off x="0" y="0"/>
+                      <a:ext cx="5943600" cy="758825"/>
+                    </a:xfrm>
+                    <a:prstGeom prst="rect">
+                      <a:avLst/>
+                    </a:prstGeom>
+                  </pic:spPr>
+                </pic:pic>
+              </a:graphicData>
+            </a:graphic>
+          </wp:inline>
+        </w:drawing>
+      </w:r>
+    </w:p>
+    <w:p>
+      <w:pPr>
+        <w:ind w:left="360"/>
+        <w:jc w:val="center"/>
+      </w:pPr>
+      <w:proofErr w:type="spellStart"/>
+      <w:r>
+        <w:t>Slika</w:t>
+      </w:r>
+      <w:proofErr w:type="spellEnd"/>
+      <w:r>
+        <w:t xml:space="preserve"> 3. </w:t>
+      </w:r>
+      <w:proofErr w:type="spellStart"/>
+      <w:r>
+        <w:t>Svojstva</w:t>
+      </w:r>
+      <w:proofErr w:type="spellEnd"/>
+      <w:r>
+        <w:t xml:space="preserve"> B-tree </w:t>
+      </w:r>
+      <w:proofErr w:type="spellStart"/>
+      <w:r>
+        <w:t>indeksa</w:t>
+      </w:r>
+      <w:proofErr w:type="spellEnd"/>
+    </w:p>
+    <w:p>
+      <w:pPr>
+        <w:ind w:left="360"/>
+        <w:jc w:val="both"/>
+        <w:rPr>
+          <w:lang w:val="sr-Latn-RS"/>
+        </w:rPr>
+      </w:pPr>
+      <w:r>
+        <w:rPr>
+          <w:lang w:val="sr-Latn-RS"/>
+        </w:rPr>
+        <w:t xml:space="preserve">Može se uočiti da je </w:t>
+      </w:r>
+      <w:proofErr w:type="spellStart"/>
+      <w:r>
+        <w:rPr>
+          <w:lang w:val="sr-Latn-RS"/>
+        </w:rPr>
+        <w:t>btree</w:t>
+      </w:r>
+      <w:proofErr w:type="spellEnd"/>
+      <w:r>
+        <w:rPr>
+          <w:lang w:val="sr-Latn-RS"/>
+        </w:rPr>
+        <w:t xml:space="preserve"> indeks nekoliko puta veći </w:t>
+      </w:r>
+      <w:r>
+        <w:rPr>
+          <w:lang w:val="sr-Latn-RS"/>
+        </w:rPr>
+        <w:t xml:space="preserve">od </w:t>
+      </w:r>
+      <w:proofErr w:type="spellStart"/>
+      <w:r>
+        <w:rPr>
+          <w:lang w:val="sr-Latn-RS"/>
+        </w:rPr>
+        <w:t>hash</w:t>
+      </w:r>
+      <w:proofErr w:type="spellEnd"/>
+      <w:r>
+        <w:rPr>
+          <w:lang w:val="sr-Latn-RS"/>
+        </w:rPr>
+        <w:t xml:space="preserve"> indeksa, što je na osnovu interne strukture oba indeksa očekivan rezultat.</w:t>
+      </w:r>
+    </w:p>
+    <w:p>
+      <w:pPr>
+        <w:pStyle w:val="Heading1"/>
+        <w:numPr>
+          <w:ilvl w:val="0"/>
+          <w:numId w:val="21"/>
+        </w:numPr>
+      </w:pPr>
+      <w:bookmarkStart w:id="24" w:name="_Toc229537968"/>
+      <w:proofErr w:type="spellStart"/>
+      <w:r>
+        <w:t>Zaključak</w:t>
+      </w:r>
+      <w:bookmarkEnd w:id="24"/>
+      <w:proofErr w:type="spellEnd"/>
+    </w:p>
+    <w:p>
+      <w:pPr>
+        <w:ind w:left="480" w:firstLine="240"/>
+        <w:jc w:val="both"/>
+        <w:rPr>
+          <w:rFonts w:asciiTheme="minorHAnsi" w:hAnsiTheme="minorHAnsi" w:cstheme="minorHAnsi"/>
+          <w:lang w:val="sr-Latn-RS"/>
+        </w:rPr>
+      </w:pPr>
+      <w:r>
+        <w:rPr>
+          <w:rFonts w:asciiTheme="minorHAnsi" w:hAnsiTheme="minorHAnsi" w:cstheme="minorHAnsi"/>
+          <w:lang w:val="sr-Latn-RS"/>
+        </w:rPr>
+        <w:t xml:space="preserve">Iako je </w:t>
+      </w:r>
+      <w:proofErr w:type="spellStart"/>
+      <w:r>
+        <w:rPr>
+          <w:rFonts w:asciiTheme="minorHAnsi" w:hAnsiTheme="minorHAnsi" w:cstheme="minorHAnsi"/>
+          <w:lang w:val="sr-Latn-RS"/>
+        </w:rPr>
+        <w:t>hash</w:t>
+      </w:r>
+      <w:proofErr w:type="spellEnd"/>
+      <w:r>
+        <w:rPr>
+          <w:rFonts w:asciiTheme="minorHAnsi" w:hAnsiTheme="minorHAnsi" w:cstheme="minorHAnsi"/>
+          <w:lang w:val="sr-Latn-RS"/>
+        </w:rPr>
+        <w:t xml:space="preserve"> indeks specijalizovan za potrebe poređenja jednakosti podataka, može se uočiti da je B-</w:t>
+      </w:r>
+      <w:proofErr w:type="spellStart"/>
+      <w:r>
+        <w:rPr>
+          <w:rFonts w:asciiTheme="minorHAnsi" w:hAnsiTheme="minorHAnsi" w:cstheme="minorHAnsi"/>
+          <w:lang w:val="sr-Latn-RS"/>
+        </w:rPr>
+        <w:t>tree</w:t>
+      </w:r>
+      <w:proofErr w:type="spellEnd"/>
+      <w:r>
+        <w:rPr>
+          <w:rFonts w:asciiTheme="minorHAnsi" w:hAnsiTheme="minorHAnsi" w:cstheme="minorHAnsi"/>
+          <w:lang w:val="sr-Latn-RS"/>
+        </w:rPr>
+        <w:t xml:space="preserve"> indeks veoma blizu po performansama u ovoj </w:t>
+      </w:r>
+      <w:proofErr w:type="spellStart"/>
+      <w:r>
+        <w:rPr>
+          <w:rFonts w:asciiTheme="minorHAnsi" w:hAnsiTheme="minorHAnsi" w:cstheme="minorHAnsi"/>
+          <w:lang w:val="sr-Latn-RS"/>
+        </w:rPr>
+        <w:t>mock</w:t>
+      </w:r>
+      <w:proofErr w:type="spellEnd"/>
+      <w:r>
+        <w:rPr>
+          <w:rFonts w:asciiTheme="minorHAnsi" w:hAnsiTheme="minorHAnsi" w:cstheme="minorHAnsi"/>
+          <w:lang w:val="sr-Latn-RS"/>
+        </w:rPr>
+        <w:t xml:space="preserve"> bazi podataka. </w:t>
+      </w:r>
+      <w:r>
+        <w:rPr>
+          <w:rFonts w:asciiTheme="minorHAnsi" w:hAnsiTheme="minorHAnsi" w:cstheme="minorHAnsi"/>
+          <w:lang w:val="sr-Latn-RS"/>
+        </w:rPr>
+        <w:t xml:space="preserve">Prednost </w:t>
+      </w:r>
+      <w:proofErr w:type="spellStart"/>
+      <w:r>
+        <w:rPr>
+          <w:rFonts w:asciiTheme="minorHAnsi" w:hAnsiTheme="minorHAnsi" w:cstheme="minorHAnsi"/>
+          <w:lang w:val="sr-Latn-RS"/>
+        </w:rPr>
+        <w:t>hash</w:t>
+      </w:r>
+      <w:proofErr w:type="spellEnd"/>
+      <w:r>
+        <w:rPr>
+          <w:rFonts w:asciiTheme="minorHAnsi" w:hAnsiTheme="minorHAnsi" w:cstheme="minorHAnsi"/>
+          <w:lang w:val="sr-Latn-RS"/>
+        </w:rPr>
+        <w:t xml:space="preserve"> indeksa u ovom slučaju jeste manja veličina i za nijansu brža pretraga. Glavni</w:t>
+      </w:r>
+      <w:r>
+        <w:rPr>
+          <w:rFonts w:asciiTheme="minorHAnsi" w:hAnsiTheme="minorHAnsi" w:cstheme="minorHAnsi"/>
+          <w:lang w:val="sr-Latn-RS"/>
+        </w:rPr>
+        <w:t xml:space="preserve"> </w:t>
+      </w:r>
+      <w:r>
+        <w:rPr>
+          <w:rFonts w:asciiTheme="minorHAnsi" w:hAnsiTheme="minorHAnsi" w:cstheme="minorHAnsi"/>
+          <w:lang w:val="sr-Latn-RS"/>
+        </w:rPr>
+        <w:t xml:space="preserve">nedostatak je gubitak fleksibilnosti operacija (omogućeno je samo poređenje jednakosti) što dovodi do toga da se ovaj indeks u praksi često i ne koristi, osim u izuzetnim situacijama. </w:t>
+      </w:r>
+    </w:p>
+    <w:p>
+      <w:pPr>
+        <w:ind w:left="480" w:firstLine="240"/>
+        <w:jc w:val="both"/>
+        <w:rPr>
+          <w:rFonts w:asciiTheme="minorHAnsi" w:hAnsiTheme="minorHAnsi" w:cstheme="minorHAnsi"/>
+          <w:lang w:val="sr-Latn-RS"/>
+        </w:rPr>
+      </w:pPr>
+      <w:r>
+        <w:rPr>
+          <w:rFonts w:asciiTheme="minorHAnsi" w:hAnsiTheme="minorHAnsi" w:cstheme="minorHAnsi"/>
+          <w:lang w:val="sr-Latn-RS"/>
+        </w:rPr>
+        <w:t>Ipak, bitno je biti svestan postojanja, mogućnosti i ograničenja alata koji su nam na raspolaganju u što ranijoj fazi razvoja sistema, kako bi se izbeglo nepotrebno kreiranje indeksa koji se ne koristi</w:t>
+      </w:r>
+      <w:r>
+        <w:rPr>
+          <w:rFonts w:asciiTheme="minorHAnsi" w:hAnsiTheme="minorHAnsi" w:cstheme="minorHAnsi"/>
+          <w:lang w:val="sr-Latn-RS"/>
+        </w:rPr>
+        <w:t xml:space="preserve"> ili</w:t>
+      </w:r>
+      <w:r>
+        <w:rPr>
+          <w:rFonts w:asciiTheme="minorHAnsi" w:hAnsiTheme="minorHAnsi" w:cstheme="minorHAnsi"/>
+          <w:lang w:val="sr-Latn-RS"/>
+        </w:rPr>
+        <w:t xml:space="preserve"> kreiranje indeksa suviše kasno </w:t>
+      </w:r>
+      <w:r>
+        <w:rPr>
+          <w:rFonts w:asciiTheme="minorHAnsi" w:hAnsiTheme="minorHAnsi" w:cstheme="minorHAnsi"/>
+          <w:lang w:val="sr-Latn-RS"/>
+        </w:rPr>
+        <w:t xml:space="preserve">što često dovodi do </w:t>
+      </w:r>
+      <w:r>
+        <w:rPr>
+          <w:rFonts w:asciiTheme="minorHAnsi" w:hAnsiTheme="minorHAnsi" w:cstheme="minorHAnsi"/>
+          <w:lang w:val="sr-Latn-RS"/>
+        </w:rPr>
+        <w:t>merenj</w:t>
+      </w:r>
+      <w:r>
+        <w:rPr>
+          <w:rFonts w:asciiTheme="minorHAnsi" w:hAnsiTheme="minorHAnsi" w:cstheme="minorHAnsi"/>
+          <w:lang w:val="sr-Latn-RS"/>
+        </w:rPr>
+        <w:t xml:space="preserve">a </w:t>
+      </w:r>
+      <w:r>
+        <w:rPr>
+          <w:rFonts w:asciiTheme="minorHAnsi" w:hAnsiTheme="minorHAnsi" w:cstheme="minorHAnsi"/>
+          <w:lang w:val="sr-Latn-RS"/>
+        </w:rPr>
+        <w:t>izvršenja upita u sekundama.</w:t>
+      </w:r>
+    </w:p>
+    <w:p>
+      <w:pPr>
+        <w:ind w:left="480"/>
       </w:pPr>
     </w:p>
     <w:sectPr>
@@ -11190,6 +14367,44 @@
 </w:document>
 </file>
 
+<file path=word/endnotes.xml><?xml version="1.0" encoding="utf-8"?>
+<w:endnotes xmlns:wpc="http://schemas.microsoft.com/office/word/2010/wordprocessingCanvas" xmlns:cx="http://schemas.microsoft.com/office/drawing/2014/chartex" xmlns:cx1="http://schemas.microsoft.com/office/drawing/2015/9/8/chartex" xmlns:cx2="http://schemas.microsoft.com/office/drawing/2015/10/21/chartex" xmlns:cx3="http://schemas.microsoft.com/office/drawing/2016/5/9/chartex" xmlns:cx4="http://schemas.microsoft.com/office/drawing/2016/5/10/chartex" xmlns:cx5="http://schemas.microsoft.com/office/drawing/2016/5/11/chartex" xmlns:cx6="http://schemas.microsoft.com/office/drawing/2016/5/12/chartex" xmlns:cx7="http://schemas.microsoft.com/office/drawing/2016/5/13/chartex" xmlns:cx8="http://schemas.microsoft.com/office/drawing/2016/5/14/chartex" xmlns:mc="http://schemas.openxmlformats.org/markup-compatibility/2006" xmlns:aink="http://schemas.microsoft.com/office/drawing/2016/ink" xmlns:am3d="http://schemas.microsoft.com/office/drawing/2017/model3d" xmlns:o="urn:schemas-microsoft-com:office:office" xmlns:r="http://schemas.openxmlformats.org/officeDocument/2006/relationships" xmlns:m="http://schemas.openxmlformats.org/officeDocument/2006/math" xmlns:v="urn:schemas-microsoft-com:vml" xmlns:wp14="http://schemas.microsoft.com/office/word/2010/wordprocessingDrawing" xmlns:wp="http://schemas.openxmlformats.org/drawingml/2006/wordprocessingDrawing" xmlns:w10="urn:schemas-microsoft-com:office:word" xmlns:w="http://schemas.openxmlformats.org/wordprocessingml/2006/main" xmlns:w14="http://schemas.microsoft.com/office/word/2010/wordml" xmlns:w15="http://schemas.microsoft.com/office/word/2012/wordml" xmlns:w16cex="http://schemas.microsoft.com/office/word/2018/wordml/cex" xmlns:w16cid="http://schemas.microsoft.com/office/word/2016/wordml/cid" xmlns:w16="http://schemas.microsoft.com/office/word/2018/wordml" xmlns:w16sdtdh="http://schemas.microsoft.com/office/word/2020/wordml/sdtdatahash" xmlns:w16se="http://schemas.microsoft.com/office/word/2015/wordml/symex" xmlns:wpg="http://schemas.microsoft.com/office/word/2010/wordprocessingGroup" xmlns:wpi="http://schemas.microsoft.com/office/word/2010/wordprocessingInk" xmlns:wne="http://schemas.microsoft.com/office/word/2006/wordml" xmlns:wps="http://schemas.microsoft.com/office/word/2010/wordprocessingShape" mc:Ignorable="w14 w15 w16se w16cid w16 w16cex w16sdtdh wp14">
+  <w:endnote w:type="separator" w:id="-1">
+    <w:p>
+      <w:r>
+        <w:separator/>
+      </w:r>
+    </w:p>
+  </w:endnote>
+  <w:endnote w:type="continuationSeparator" w:id="0">
+    <w:p>
+      <w:r>
+        <w:continuationSeparator/>
+      </w:r>
+    </w:p>
+  </w:endnote>
+</w:endnotes>
+</file>
+
+<file path=word/footnotes.xml><?xml version="1.0" encoding="utf-8"?>
+<w:footnotes xmlns:wpc="http://schemas.microsoft.com/office/word/2010/wordprocessingCanvas" xmlns:cx="http://schemas.microsoft.com/office/drawing/2014/chartex" xmlns:cx1="http://schemas.microsoft.com/office/drawing/2015/9/8/chartex" xmlns:cx2="http://schemas.microsoft.com/office/drawing/2015/10/21/chartex" xmlns:cx3="http://schemas.microsoft.com/office/drawing/2016/5/9/chartex" xmlns:cx4="http://schemas.microsoft.com/office/drawing/2016/5/10/chartex" xmlns:cx5="http://schemas.microsoft.com/office/drawing/2016/5/11/chartex" xmlns:cx6="http://schemas.microsoft.com/office/drawing/2016/5/12/chartex" xmlns:cx7="http://schemas.microsoft.com/office/drawing/2016/5/13/chartex" xmlns:cx8="http://schemas.microsoft.com/office/drawing/2016/5/14/chartex" xmlns:mc="http://schemas.openxmlformats.org/markup-compatibility/2006" xmlns:aink="http://schemas.microsoft.com/office/drawing/2016/ink" xmlns:am3d="http://schemas.microsoft.com/office/drawing/2017/model3d" xmlns:o="urn:schemas-microsoft-com:office:office" xmlns:r="http://schemas.openxmlformats.org/officeDocument/2006/relationships" xmlns:m="http://schemas.openxmlformats.org/officeDocument/2006/math" xmlns:v="urn:schemas-microsoft-com:vml" xmlns:wp14="http://schemas.microsoft.com/office/word/2010/wordprocessingDrawing" xmlns:wp="http://schemas.openxmlformats.org/drawingml/2006/wordprocessingDrawing" xmlns:w10="urn:schemas-microsoft-com:office:word" xmlns:w="http://schemas.openxmlformats.org/wordprocessingml/2006/main" xmlns:w14="http://schemas.microsoft.com/office/word/2010/wordml" xmlns:w15="http://schemas.microsoft.com/office/word/2012/wordml" xmlns:w16cex="http://schemas.microsoft.com/office/word/2018/wordml/cex" xmlns:w16cid="http://schemas.microsoft.com/office/word/2016/wordml/cid" xmlns:w16="http://schemas.microsoft.com/office/word/2018/wordml" xmlns:w16sdtdh="http://schemas.microsoft.com/office/word/2020/wordml/sdtdatahash" xmlns:w16se="http://schemas.microsoft.com/office/word/2015/wordml/symex" xmlns:wpg="http://schemas.microsoft.com/office/word/2010/wordprocessingGroup" xmlns:wpi="http://schemas.microsoft.com/office/word/2010/wordprocessingInk" xmlns:wne="http://schemas.microsoft.com/office/word/2006/wordml" xmlns:wps="http://schemas.microsoft.com/office/word/2010/wordprocessingShape" mc:Ignorable="w14 w15 w16se w16cid w16 w16cex w16sdtdh wp14">
+  <w:footnote w:type="separator" w:id="-1">
+    <w:p>
+      <w:r>
+        <w:separator/>
+      </w:r>
+    </w:p>
+  </w:footnote>
+  <w:footnote w:type="continuationSeparator" w:id="0">
+    <w:p>
+      <w:r>
+        <w:continuationSeparator/>
+      </w:r>
+    </w:p>
+  </w:footnote>
+</w:footnotes>
+</file>
+
 <file path=word/numbering.xml><?xml version="1.0" encoding="utf-8"?>
 <w:numbering xmlns:wpc="http://schemas.microsoft.com/office/word/2010/wordprocessingCanvas" xmlns:cx="http://schemas.microsoft.com/office/drawing/2014/chartex" xmlns:cx1="http://schemas.microsoft.com/office/drawing/2015/9/8/chartex" xmlns:cx2="http://schemas.microsoft.com/office/drawing/2015/10/21/chartex" xmlns:cx3="http://schemas.microsoft.com/office/drawing/2016/5/9/chartex" xmlns:cx4="http://schemas.microsoft.com/office/drawing/2016/5/10/chartex" xmlns:cx5="http://schemas.microsoft.com/office/drawing/2016/5/11/chartex" xmlns:cx6="http://schemas.microsoft.com/office/drawing/2016/5/12/chartex" xmlns:cx7="http://schemas.microsoft.com/office/drawing/2016/5/13/chartex" xmlns:cx8="http://schemas.microsoft.com/office/drawing/2016/5/14/chartex" xmlns:mc="http://schemas.openxmlformats.org/markup-compatibility/2006" xmlns:aink="http://schemas.microsoft.com/office/drawing/2016/ink" xmlns:am3d="http://schemas.microsoft.com/office/drawing/2017/model3d" xmlns:o="urn:schemas-microsoft-com:office:office" xmlns:r="http://schemas.openxmlformats.org/officeDocument/2006/relationships" xmlns:m="http://schemas.openxmlformats.org/officeDocument/2006/math" xmlns:v="urn:schemas-microsoft-com:vml" xmlns:wp14="http://schemas.microsoft.com/office/word/2010/wordprocessingDrawing" xmlns:wp="http://schemas.openxmlformats.org/drawingml/2006/wordprocessingDrawing" xmlns:w10="urn:schemas-microsoft-com:office:word" xmlns:w="http://schemas.openxmlformats.org/wordprocessingml/2006/main" xmlns:w14="http://schemas.microsoft.com/office/word/2010/wordml" xmlns:w15="http://schemas.microsoft.com/office/word/2012/wordml" xmlns:w16cex="http://schemas.microsoft.com/office/word/2018/wordml/cex" xmlns:w16cid="http://schemas.microsoft.com/office/word/2016/wordml/cid" xmlns:w16="http://schemas.microsoft.com/office/word/2018/wordml" xmlns:w16sdtdh="http://schemas.microsoft.com/office/word/2020/wordml/sdtdatahash" xmlns:w16se="http://schemas.microsoft.com/office/word/2015/wordml/symex" xmlns:wpg="http://schemas.microsoft.com/office/word/2010/wordprocessingGroup" xmlns:wpi="http://schemas.microsoft.com/office/word/2010/wordprocessingInk" xmlns:wne="http://schemas.microsoft.com/office/word/2006/wordml" xmlns:wps="http://schemas.microsoft.com/office/word/2010/wordprocessingShape" mc:Ignorable="w14 w15 w16se w16cid w16 w16cex w16sdtdh wp14">
   <w:abstractNum w:abstractNumId="0" w15:restartNumberingAfterBreak="0">
@@ -11758,6 +14973,119 @@
     </w:lvl>
   </w:abstractNum>
   <w:abstractNum w:abstractNumId="5" w15:restartNumberingAfterBreak="0">
+    <w:nsid w:val="21486ED2"/>
+    <w:multiLevelType w:val="multilevel"/>
+    <w:tmpl w:val="659C8B8A"/>
+    <w:lvl w:ilvl="0">
+      <w:start w:val="5"/>
+      <w:numFmt w:val="decimal"/>
+      <w:lvlText w:val="%1."/>
+      <w:lvlJc w:val="left"/>
+      <w:pPr>
+        <w:ind w:left="480" w:hanging="480"/>
+      </w:pPr>
+      <w:rPr>
+        <w:rFonts w:hint="default"/>
+      </w:rPr>
+    </w:lvl>
+    <w:lvl w:ilvl="1">
+      <w:start w:val="1"/>
+      <w:numFmt w:val="decimal"/>
+      <w:lvlText w:val="%1.%2."/>
+      <w:lvlJc w:val="left"/>
+      <w:pPr>
+        <w:ind w:left="1080" w:hanging="720"/>
+      </w:pPr>
+      <w:rPr>
+        <w:rFonts w:hint="default"/>
+      </w:rPr>
+    </w:lvl>
+    <w:lvl w:ilvl="2">
+      <w:start w:val="1"/>
+      <w:numFmt w:val="decimal"/>
+      <w:lvlText w:val="%1.%2.%3."/>
+      <w:lvlJc w:val="left"/>
+      <w:pPr>
+        <w:ind w:left="1440" w:hanging="720"/>
+      </w:pPr>
+      <w:rPr>
+        <w:rFonts w:hint="default"/>
+      </w:rPr>
+    </w:lvl>
+    <w:lvl w:ilvl="3">
+      <w:start w:val="1"/>
+      <w:numFmt w:val="decimal"/>
+      <w:lvlText w:val="%1.%2.%3.%4."/>
+      <w:lvlJc w:val="left"/>
+      <w:pPr>
+        <w:ind w:left="2160" w:hanging="1080"/>
+      </w:pPr>
+      <w:rPr>
+        <w:rFonts w:hint="default"/>
+      </w:rPr>
+    </w:lvl>
+    <w:lvl w:ilvl="4">
+      <w:start w:val="1"/>
+      <w:numFmt w:val="decimal"/>
+      <w:lvlText w:val="%1.%2.%3.%4.%5."/>
+      <w:lvlJc w:val="left"/>
+      <w:pPr>
+        <w:ind w:left="2880" w:hanging="1440"/>
+      </w:pPr>
+      <w:rPr>
+        <w:rFonts w:hint="default"/>
+      </w:rPr>
+    </w:lvl>
+    <w:lvl w:ilvl="5">
+      <w:start w:val="1"/>
+      <w:numFmt w:val="decimal"/>
+      <w:lvlText w:val="%1.%2.%3.%4.%5.%6."/>
+      <w:lvlJc w:val="left"/>
+      <w:pPr>
+        <w:ind w:left="3240" w:hanging="1440"/>
+      </w:pPr>
+      <w:rPr>
+        <w:rFonts w:hint="default"/>
+      </w:rPr>
+    </w:lvl>
+    <w:lvl w:ilvl="6">
+      <w:start w:val="1"/>
+      <w:numFmt w:val="decimal"/>
+      <w:lvlText w:val="%1.%2.%3.%4.%5.%6.%7."/>
+      <w:lvlJc w:val="left"/>
+      <w:pPr>
+        <w:ind w:left="3960" w:hanging="1800"/>
+      </w:pPr>
+      <w:rPr>
+        <w:rFonts w:hint="default"/>
+      </w:rPr>
+    </w:lvl>
+    <w:lvl w:ilvl="7">
+      <w:start w:val="1"/>
+      <w:numFmt w:val="decimal"/>
+      <w:lvlText w:val="%1.%2.%3.%4.%5.%6.%7.%8."/>
+      <w:lvlJc w:val="left"/>
+      <w:pPr>
+        <w:ind w:left="4680" w:hanging="2160"/>
+      </w:pPr>
+      <w:rPr>
+        <w:rFonts w:hint="default"/>
+      </w:rPr>
+    </w:lvl>
+    <w:lvl w:ilvl="8">
+      <w:start w:val="1"/>
+      <w:numFmt w:val="decimal"/>
+      <w:lvlText w:val="%1.%2.%3.%4.%5.%6.%7.%8.%9."/>
+      <w:lvlJc w:val="left"/>
+      <w:pPr>
+        <w:ind w:left="5040" w:hanging="2160"/>
+      </w:pPr>
+      <w:rPr>
+        <w:rFonts w:hint="default"/>
+      </w:rPr>
+    </w:lvl>
+  </w:abstractNum>
+  <w:abstractNum w:abstractNumId="6" w15:restartNumberingAfterBreak="0">
     <w:nsid w:val="330D2C45"/>
     <w:multiLevelType w:val="multilevel"/>
     <w:tmpl w:val="02442BF6"/>
@@ -11870,7 +15198,179 @@
       </w:pPr>
     </w:lvl>
   </w:abstractNum>
-  <w:abstractNum w:abstractNumId="6" w15:restartNumberingAfterBreak="0">
+  <w:abstractNum w:abstractNumId="7" w15:restartNumberingAfterBreak="0">
+    <w:nsid w:val="363D0DFF"/>
+    <w:multiLevelType w:val="hybridMultilevel"/>
+    <w:tmpl w:val="50681B82"/>
+    <w:lvl w:ilvl="0" w:tplc="0409000F">
+      <w:start w:val="1"/>
+      <w:numFmt w:val="decimal"/>
+      <w:lvlText w:val="%1."/>
+      <w:lvlJc w:val="left"/>
+      <w:pPr>
+        <w:ind w:left="720" w:hanging="360"/>
+      </w:pPr>
+    </w:lvl>
+    <w:lvl w:ilvl="1" w:tplc="04090019" w:tentative="1">
+      <w:start w:val="1"/>
+      <w:numFmt w:val="lowerLetter"/>
+      <w:lvlText w:val="%2."/>
+      <w:lvlJc w:val="left"/>
+      <w:pPr>
+        <w:ind w:left="1440" w:hanging="360"/>
+      </w:pPr>
+    </w:lvl>
+    <w:lvl w:ilvl="2" w:tplc="0409001B" w:tentative="1">
+      <w:start w:val="1"/>
+      <w:numFmt w:val="lowerRoman"/>
+      <w:lvlText w:val="%3."/>
+      <w:lvlJc w:val="right"/>
+      <w:pPr>
+        <w:ind w:left="2160" w:hanging="180"/>
+      </w:pPr>
+    </w:lvl>
+    <w:lvl w:ilvl="3" w:tplc="0409000F" w:tentative="1">
+      <w:start w:val="1"/>
+      <w:numFmt w:val="decimal"/>
+      <w:lvlText w:val="%4."/>
+      <w:lvlJc w:val="left"/>
+      <w:pPr>
+        <w:ind w:left="2880" w:hanging="360"/>
+      </w:pPr>
+    </w:lvl>
+    <w:lvl w:ilvl="4" w:tplc="04090019" w:tentative="1">
+      <w:start w:val="1"/>
+      <w:numFmt w:val="lowerLetter"/>
+      <w:lvlText w:val="%5."/>
+      <w:lvlJc w:val="left"/>
+      <w:pPr>
+        <w:ind w:left="3600" w:hanging="360"/>
+      </w:pPr>
+    </w:lvl>
+    <w:lvl w:ilvl="5" w:tplc="0409001B" w:tentative="1">
+      <w:start w:val="1"/>
+      <w:numFmt w:val="lowerRoman"/>
+      <w:lvlText w:val="%6."/>
+      <w:lvlJc w:val="right"/>
+      <w:pPr>
+        <w:ind w:left="4320" w:hanging="180"/>
+      </w:pPr>
+    </w:lvl>
+    <w:lvl w:ilvl="6" w:tplc="0409000F" w:tentative="1">
+      <w:start w:val="1"/>
+      <w:numFmt w:val="decimal"/>
+      <w:lvlText w:val="%7."/>
+      <w:lvlJc w:val="left"/>
+      <w:pPr>
+        <w:ind w:left="5040" w:hanging="360"/>
+      </w:pPr>
+    </w:lvl>
+    <w:lvl w:ilvl="7" w:tplc="04090019" w:tentative="1">
+      <w:start w:val="1"/>
+      <w:numFmt w:val="lowerLetter"/>
+      <w:lvlText w:val="%8."/>
+      <w:lvlJc w:val="left"/>
+      <w:pPr>
+        <w:ind w:left="5760" w:hanging="360"/>
+      </w:pPr>
+    </w:lvl>
+    <w:lvl w:ilvl="8" w:tplc="0409001B" w:tentative="1">
+      <w:start w:val="1"/>
+      <w:numFmt w:val="lowerRoman"/>
+      <w:lvlText w:val="%9."/>
+      <w:lvlJc w:val="right"/>
+      <w:pPr>
+        <w:ind w:left="6480" w:hanging="180"/>
+      </w:pPr>
+    </w:lvl>
+  </w:abstractNum>
+  <w:abstractNum w:abstractNumId="8" w15:restartNumberingAfterBreak="0">
+    <w:nsid w:val="3A906A79"/>
+    <w:multiLevelType w:val="hybridMultilevel"/>
+    <w:tmpl w:val="D544200E"/>
+    <w:lvl w:ilvl="0" w:tplc="0409000F">
+      <w:start w:val="1"/>
+      <w:numFmt w:val="decimal"/>
+      <w:lvlText w:val="%1."/>
+      <w:lvlJc w:val="left"/>
+      <w:pPr>
+        <w:ind w:left="1440" w:hanging="360"/>
+      </w:pPr>
+    </w:lvl>
+    <w:lvl w:ilvl="1" w:tplc="04090019" w:tentative="1">
+      <w:start w:val="1"/>
+      <w:numFmt w:val="lowerLetter"/>
+      <w:lvlText w:val="%2."/>
+      <w:lvlJc w:val="left"/>
+      <w:pPr>
+        <w:ind w:left="2160" w:hanging="360"/>
+      </w:pPr>
+    </w:lvl>
+    <w:lvl w:ilvl="2" w:tplc="0409001B" w:tentative="1">
+      <w:start w:val="1"/>
+      <w:numFmt w:val="lowerRoman"/>
+      <w:lvlText w:val="%3."/>
+      <w:lvlJc w:val="right"/>
+      <w:pPr>
+        <w:ind w:left="2880" w:hanging="180"/>
+      </w:pPr>
+    </w:lvl>
+    <w:lvl w:ilvl="3" w:tplc="0409000F" w:tentative="1">
+      <w:start w:val="1"/>
+      <w:numFmt w:val="decimal"/>
+      <w:lvlText w:val="%4."/>
+      <w:lvlJc w:val="left"/>
+      <w:pPr>
+        <w:ind w:left="3600" w:hanging="360"/>
+      </w:pPr>
+    </w:lvl>
+    <w:lvl w:ilvl="4" w:tplc="04090019" w:tentative="1">
+      <w:start w:val="1"/>
+      <w:numFmt w:val="lowerLetter"/>
+      <w:lvlText w:val="%5."/>
+      <w:lvlJc w:val="left"/>
+      <w:pPr>
+        <w:ind w:left="4320" w:hanging="360"/>
+      </w:pPr>
+    </w:lvl>
+    <w:lvl w:ilvl="5" w:tplc="0409001B" w:tentative="1">
+      <w:start w:val="1"/>
+      <w:numFmt w:val="lowerRoman"/>
+      <w:lvlText w:val="%6."/>
+      <w:lvlJc w:val="right"/>
+      <w:pPr>
+        <w:ind w:left="5040" w:hanging="180"/>
+      </w:pPr>
+    </w:lvl>
+    <w:lvl w:ilvl="6" w:tplc="0409000F" w:tentative="1">
+      <w:start w:val="1"/>
+      <w:numFmt w:val="decimal"/>
+      <w:lvlText w:val="%7."/>
+      <w:lvlJc w:val="left"/>
+      <w:pPr>
+        <w:ind w:left="5760" w:hanging="360"/>
+      </w:pPr>
+    </w:lvl>
+    <w:lvl w:ilvl="7" w:tplc="04090019" w:tentative="1">
+      <w:start w:val="1"/>
+      <w:numFmt w:val="lowerLetter"/>
+      <w:lvlText w:val="%8."/>
+      <w:lvlJc w:val="left"/>
+      <w:pPr>
+        <w:ind w:left="6480" w:hanging="360"/>
+      </w:pPr>
+    </w:lvl>
+    <w:lvl w:ilvl="8" w:tplc="0409001B" w:tentative="1">
+      <w:start w:val="1"/>
+      <w:numFmt w:val="lowerRoman"/>
+      <w:lvlText w:val="%9."/>
+      <w:lvlJc w:val="right"/>
+      <w:pPr>
+        <w:ind w:left="7200" w:hanging="180"/>
+      </w:pPr>
+    </w:lvl>
+  </w:abstractNum>
+  <w:abstractNum w:abstractNumId="9" w15:restartNumberingAfterBreak="0">
     <w:nsid w:val="3B1D08DE"/>
     <w:multiLevelType w:val="hybridMultilevel"/>
     <w:tmpl w:val="D71A82EE"/>
@@ -11983,7 +15483,7 @@
       </w:rPr>
     </w:lvl>
   </w:abstractNum>
-  <w:abstractNum w:abstractNumId="7" w15:restartNumberingAfterBreak="0">
+  <w:abstractNum w:abstractNumId="10" w15:restartNumberingAfterBreak="0">
     <w:nsid w:val="3D982EF2"/>
     <w:multiLevelType w:val="hybridMultilevel"/>
     <w:tmpl w:val="491C2870"/>
@@ -12096,7 +15596,7 @@
       </w:rPr>
     </w:lvl>
   </w:abstractNum>
-  <w:abstractNum w:abstractNumId="8" w15:restartNumberingAfterBreak="0">
+  <w:abstractNum w:abstractNumId="11" w15:restartNumberingAfterBreak="0">
     <w:nsid w:val="405C5504"/>
     <w:multiLevelType w:val="hybridMultilevel"/>
     <w:tmpl w:val="7298D29A"/>
@@ -12209,7 +15709,7 @@
       </w:rPr>
     </w:lvl>
   </w:abstractNum>
-  <w:abstractNum w:abstractNumId="9" w15:restartNumberingAfterBreak="0">
+  <w:abstractNum w:abstractNumId="12" w15:restartNumberingAfterBreak="0">
     <w:nsid w:val="43D46A1A"/>
     <w:multiLevelType w:val="hybridMultilevel"/>
     <w:tmpl w:val="8A44FACA"/>
@@ -12322,7 +15822,7 @@
       </w:rPr>
     </w:lvl>
   </w:abstractNum>
-  <w:abstractNum w:abstractNumId="10" w15:restartNumberingAfterBreak="0">
+  <w:abstractNum w:abstractNumId="13" w15:restartNumberingAfterBreak="0">
     <w:nsid w:val="458245BE"/>
     <w:multiLevelType w:val="multilevel"/>
     <w:tmpl w:val="EDC41BC6"/>
@@ -12442,7 +15942,7 @@
       </w:rPr>
     </w:lvl>
   </w:abstractNum>
-  <w:abstractNum w:abstractNumId="11" w15:restartNumberingAfterBreak="0">
+  <w:abstractNum w:abstractNumId="14" w15:restartNumberingAfterBreak="0">
     <w:nsid w:val="47BD54B7"/>
     <w:multiLevelType w:val="multilevel"/>
     <w:tmpl w:val="78609B7A"/>
@@ -12555,7 +16055,7 @@
       </w:pPr>
     </w:lvl>
   </w:abstractNum>
-  <w:abstractNum w:abstractNumId="12" w15:restartNumberingAfterBreak="0">
+  <w:abstractNum w:abstractNumId="15" w15:restartNumberingAfterBreak="0">
     <w:nsid w:val="49406E91"/>
     <w:multiLevelType w:val="hybridMultilevel"/>
     <w:tmpl w:val="E76E27AE"/>
@@ -12668,7 +16168,7 @@
       </w:rPr>
     </w:lvl>
   </w:abstractNum>
-  <w:abstractNum w:abstractNumId="13" w15:restartNumberingAfterBreak="0">
+  <w:abstractNum w:abstractNumId="16" w15:restartNumberingAfterBreak="0">
     <w:nsid w:val="51515A5B"/>
     <w:multiLevelType w:val="hybridMultilevel"/>
     <w:tmpl w:val="1D3AA588"/>
@@ -12781,7 +16281,7 @@
       </w:rPr>
     </w:lvl>
   </w:abstractNum>
-  <w:abstractNum w:abstractNumId="14" w15:restartNumberingAfterBreak="0">
+  <w:abstractNum w:abstractNumId="17" w15:restartNumberingAfterBreak="0">
     <w:nsid w:val="583947D8"/>
     <w:multiLevelType w:val="multilevel"/>
     <w:tmpl w:val="EE804A5C"/>
@@ -12894,7 +16394,7 @@
       </w:pPr>
     </w:lvl>
   </w:abstractNum>
-  <w:abstractNum w:abstractNumId="15" w15:restartNumberingAfterBreak="0">
+  <w:abstractNum w:abstractNumId="18" w15:restartNumberingAfterBreak="0">
     <w:nsid w:val="59C6482D"/>
     <w:multiLevelType w:val="multilevel"/>
     <w:tmpl w:val="FFD2A294"/>
@@ -13015,7 +16515,7 @@
       </w:rPr>
     </w:lvl>
   </w:abstractNum>
-  <w:abstractNum w:abstractNumId="16" w15:restartNumberingAfterBreak="0">
+  <w:abstractNum w:abstractNumId="19" w15:restartNumberingAfterBreak="0">
     <w:nsid w:val="650125B5"/>
     <w:multiLevelType w:val="hybridMultilevel"/>
     <w:tmpl w:val="6E7AA880"/>
@@ -13128,7 +16628,7 @@
       </w:rPr>
     </w:lvl>
   </w:abstractNum>
-  <w:abstractNum w:abstractNumId="17" w15:restartNumberingAfterBreak="0">
+  <w:abstractNum w:abstractNumId="20" w15:restartNumberingAfterBreak="0">
     <w:nsid w:val="694420D6"/>
     <w:multiLevelType w:val="hybridMultilevel"/>
     <w:tmpl w:val="DA128E8A"/>
@@ -13242,22 +16742,22 @@
     </w:lvl>
   </w:abstractNum>
   <w:num w:numId="1">
+    <w:abstractNumId w:val="18"/>
+  </w:num>
+  <w:num w:numId="2">
+    <w:abstractNumId w:val="19"/>
+  </w:num>
+  <w:num w:numId="3">
+    <w:abstractNumId w:val="12"/>
+  </w:num>
+  <w:num w:numId="4">
+    <w:abstractNumId w:val="9"/>
+  </w:num>
+  <w:num w:numId="5">
     <w:abstractNumId w:val="15"/>
   </w:num>
-  <w:num w:numId="2">
-    <w:abstractNumId w:val="16"/>
-  </w:num>
-  <w:num w:numId="3">
-    <w:abstractNumId w:val="9"/>
-  </w:num>
-  <w:num w:numId="4">
-    <w:abstractNumId w:val="6"/>
-  </w:num>
-  <w:num w:numId="5">
-    <w:abstractNumId w:val="12"/>
-  </w:num>
   <w:num w:numId="6">
-    <w:abstractNumId w:val="8"/>
+    <w:abstractNumId w:val="11"/>
   </w:num>
   <w:num w:numId="7">
     <w:abstractNumId w:val="0"/>
@@ -13269,31 +16769,40 @@
     <w:abstractNumId w:val="3"/>
   </w:num>
   <w:num w:numId="10">
-    <w:abstractNumId w:val="7"/>
+    <w:abstractNumId w:val="10"/>
   </w:num>
   <w:num w:numId="11">
-    <w:abstractNumId w:val="13"/>
+    <w:abstractNumId w:val="16"/>
   </w:num>
   <w:num w:numId="12">
-    <w:abstractNumId w:val="17"/>
+    <w:abstractNumId w:val="20"/>
   </w:num>
   <w:num w:numId="13">
-    <w:abstractNumId w:val="10"/>
+    <w:abstractNumId w:val="13"/>
   </w:num>
   <w:num w:numId="14">
     <w:abstractNumId w:val="4"/>
   </w:num>
   <w:num w:numId="15">
-    <w:abstractNumId w:val="14"/>
+    <w:abstractNumId w:val="17"/>
   </w:num>
   <w:num w:numId="16">
     <w:abstractNumId w:val="1"/>
   </w:num>
   <w:num w:numId="17">
-    <w:abstractNumId w:val="5"/>
+    <w:abstractNumId w:val="6"/>
   </w:num>
   <w:num w:numId="18">
-    <w:abstractNumId w:val="11"/>
+    <w:abstractNumId w:val="14"/>
+  </w:num>
+  <w:num w:numId="19">
+    <w:abstractNumId w:val="7"/>
+  </w:num>
+  <w:num w:numId="20">
+    <w:abstractNumId w:val="8"/>
+  </w:num>
+  <w:num w:numId="21">
+    <w:abstractNumId w:val="5"/>
   </w:num>
 </w:numbering>
 </file>
@@ -13755,6 +17264,7 @@
   <w:style w:type="character" w:default="1" w:styleId="DefaultParagraphFont">
     <w:name w:val="Default Paragraph Font"/>
     <w:uiPriority w:val="1"/>
+    <w:semiHidden/>
     <w:unhideWhenUsed/>
   </w:style>
   <w:style w:type="table" w:default="1" w:styleId="TableNormal">
@@ -13860,6 +17370,106 @@
     <w:rPr>
       <w:color w:val="605E5C"/>
       <w:shd w:val="clear" w:color="auto" w:fill="E1DFDD"/>
+    </w:rPr>
+  </w:style>
+  <w:style w:type="paragraph" w:styleId="Header">
+    <w:name w:val="header"/>
+    <w:basedOn w:val="Normal"/>
+    <w:link w:val="HeaderChar"/>
+    <w:uiPriority w:val="99"/>
+    <w:unhideWhenUsed/>
+    <w:rsid w:val="003124D8"/>
+    <w:pPr>
+      <w:tabs>
+        <w:tab w:val="center" w:pos="4680"/>
+        <w:tab w:val="right" w:pos="9360"/>
+      </w:tabs>
+    </w:pPr>
+    <w:rPr>
+      <w:rFonts w:cs="Mangal"/>
+      <w:szCs w:val="21"/>
+    </w:rPr>
+  </w:style>
+  <w:style w:type="character" w:customStyle="1" w:styleId="HeaderChar">
+    <w:name w:val="Header Char"/>
+    <w:basedOn w:val="DefaultParagraphFont"/>
+    <w:link w:val="Header"/>
+    <w:uiPriority w:val="99"/>
+    <w:rsid w:val="003124D8"/>
+    <w:rPr>
+      <w:rFonts w:ascii="Liberation Serif" w:eastAsia="Noto Serif CJK SC" w:hAnsi="Liberation Serif" w:cs="Mangal"/>
+      <w:kern w:val="2"/>
+      <w:sz w:val="24"/>
+      <w:szCs w:val="21"/>
+      <w:lang w:eastAsia="zh-CN" w:bidi="hi-IN"/>
+    </w:rPr>
+  </w:style>
+  <w:style w:type="paragraph" w:styleId="Footer">
+    <w:name w:val="footer"/>
+    <w:basedOn w:val="Normal"/>
+    <w:link w:val="FooterChar"/>
+    <w:uiPriority w:val="99"/>
+    <w:unhideWhenUsed/>
+    <w:rsid w:val="003124D8"/>
+    <w:pPr>
+      <w:tabs>
+        <w:tab w:val="center" w:pos="4680"/>
+        <w:tab w:val="right" w:pos="9360"/>
+      </w:tabs>
+    </w:pPr>
+    <w:rPr>
+      <w:rFonts w:cs="Mangal"/>
+      <w:szCs w:val="21"/>
+    </w:rPr>
+  </w:style>
+  <w:style w:type="character" w:customStyle="1" w:styleId="FooterChar">
+    <w:name w:val="Footer Char"/>
+    <w:basedOn w:val="DefaultParagraphFont"/>
+    <w:link w:val="Footer"/>
+    <w:uiPriority w:val="99"/>
+    <w:rsid w:val="003124D8"/>
+    <w:rPr>
+      <w:rFonts w:ascii="Liberation Serif" w:eastAsia="Noto Serif CJK SC" w:hAnsi="Liberation Serif" w:cs="Mangal"/>
+      <w:kern w:val="2"/>
+      <w:sz w:val="24"/>
+      <w:szCs w:val="21"/>
+      <w:lang w:eastAsia="zh-CN" w:bidi="hi-IN"/>
+    </w:rPr>
+  </w:style>
+  <w:style w:type="paragraph" w:styleId="TOCHeading">
+    <w:name w:val="TOC Heading"/>
+    <w:basedOn w:val="Heading1"/>
+    <w:next w:val="Normal"/>
+    <w:uiPriority w:val="39"/>
+    <w:unhideWhenUsed/>
+    <w:qFormat/>
+    <w:rsid w:val="00001F83"/>
+    <w:pPr>
+      <w:suppressAutoHyphens w:val="0"/>
+      <w:spacing w:line="259" w:lineRule="auto"/>
+      <w:outlineLvl w:val="9"/>
+    </w:pPr>
+    <w:rPr>
+      <w:rFonts w:cstheme="majorBidi"/>
+      <w:kern w:val="0"/>
+      <w:szCs w:val="32"/>
+      <w:lang w:eastAsia="en-US" w:bidi="ar-SA"/>
+    </w:rPr>
+  </w:style>
+  <w:style w:type="paragraph" w:styleId="TOC1">
+    <w:name w:val="toc 1"/>
+    <w:basedOn w:val="Normal"/>
+    <w:next w:val="Normal"/>
+    <w:autoRedefine/>
+    <w:uiPriority w:val="39"/>
+    <w:unhideWhenUsed/>
+    <w:rsid w:val="00001F83"/>
+    <w:pPr>
+      <w:spacing w:after="100"/>
+    </w:pPr>
+    <w:rPr>
+      <w:rFonts w:cs="Mangal"/>
+      <w:szCs w:val="21"/>
     </w:rPr>
   </w:style>
 </w:styles>
@@ -14158,4 +17768,16 @@
     </a:ext>
   </a:extLst>
 </a:theme>
+</file>
+
+<file path=customXml/item1.xml><?xml version="1.0" encoding="utf-8"?>
+<b:Sources xmlns:b="http://schemas.openxmlformats.org/officeDocument/2006/bibliography" xmlns="http://schemas.openxmlformats.org/officeDocument/2006/bibliography" SelectedStyle="\IEEE2006OfficeOnline.xsl" StyleName="IEEE" Version="2006"/>
+</file>
+
+<file path=customXml/itemProps1.xml><?xml version="1.0" encoding="utf-8"?>
+<ds:datastoreItem xmlns:ds="http://schemas.openxmlformats.org/officeDocument/2006/customXml" ds:itemID="{4C69CF71-FA20-46DF-BF9C-38E3DAC7FA37}">
+  <ds:schemaRefs>
+    <ds:schemaRef ds:uri="http://schemas.openxmlformats.org/officeDocument/2006/bibliography"/>
+  </ds:schemaRefs>
+</ds:datastoreItem>
 </file>